--- a/Dokumentacio/Graphlet Dokumentáció.docx
+++ b/Dokumentacio/Graphlet Dokumentáció.docx
@@ -52,11 +52,9 @@
           <w:numId w:val="1"/>
         </w:numPr>
       </w:pPr>
-      <w:proofErr w:type="spellStart"/>
       <w:r>
         <w:t>Implementation</w:t>
       </w:r>
-      <w:proofErr w:type="spellEnd"/>
     </w:p>
     <w:p>
       <w:r>
@@ -64,13 +62,8 @@
       </w:r>
     </w:p>
     <w:p>
-      <w:proofErr w:type="spellStart"/>
-      <w:r>
-        <w:t>felhasználo</w:t>
-      </w:r>
-      <w:proofErr w:type="spellEnd"/>
-      <w:r>
-        <w:t xml:space="preserve"> doksi</w:t>
+      <w:r>
+        <w:t>felhasználo doksi</w:t>
       </w:r>
     </w:p>
     <w:p>
@@ -99,15 +92,7 @@
     </w:p>
     <w:p>
       <w:r>
-        <w:t xml:space="preserve">Irodalom Jegyzék (Szoftver </w:t>
-      </w:r>
-      <w:proofErr w:type="spellStart"/>
-      <w:r>
-        <w:t>Biógráfia</w:t>
-      </w:r>
-      <w:proofErr w:type="spellEnd"/>
-      <w:r>
-        <w:t>) és Mellékletek</w:t>
+        <w:t>Irodalom Jegyzék (Szoftver Biógráfia) és Mellékletek</w:t>
       </w:r>
     </w:p>
     <w:p/>
@@ -137,23 +122,7 @@
         </w:numPr>
       </w:pPr>
       <w:r>
-        <w:t xml:space="preserve">Baloldali </w:t>
-      </w:r>
-      <w:proofErr w:type="spellStart"/>
-      <w:r>
-        <w:t>Margo</w:t>
-      </w:r>
-      <w:proofErr w:type="spellEnd"/>
-      <w:r>
-        <w:t xml:space="preserve"> 4cm, minden </w:t>
-      </w:r>
-      <w:proofErr w:type="spellStart"/>
-      <w:r>
-        <w:t>mas</w:t>
-      </w:r>
-      <w:proofErr w:type="spellEnd"/>
-      <w:r>
-        <w:t xml:space="preserve"> 2.5cm</w:t>
+        <w:t>Baloldali Margo 4cm, minden mas 2.5cm</w:t>
       </w:r>
     </w:p>
     <w:p>
@@ -164,42 +133,8 @@
           <w:numId w:val="1"/>
         </w:numPr>
       </w:pPr>
-      <w:proofErr w:type="spellStart"/>
-      <w:r>
-        <w:t>Folyoszoveg</w:t>
-      </w:r>
-      <w:proofErr w:type="spellEnd"/>
-      <w:r>
-        <w:t>(</w:t>
-      </w:r>
-      <w:proofErr w:type="spellStart"/>
-      <w:r>
-        <w:t>bekkezdések</w:t>
-      </w:r>
-      <w:proofErr w:type="spellEnd"/>
-      <w:proofErr w:type="gramStart"/>
-      <w:r>
-        <w:t>) :</w:t>
-      </w:r>
-      <w:proofErr w:type="gramEnd"/>
-      <w:r>
-        <w:t xml:space="preserve"> 12Pontos talpas </w:t>
-      </w:r>
-      <w:proofErr w:type="spellStart"/>
-      <w:r>
-        <w:t>betütipus</w:t>
-      </w:r>
-      <w:proofErr w:type="spellEnd"/>
-      <w:r>
-        <w:t xml:space="preserve"> (Times New Roman </w:t>
-      </w:r>
-      <w:proofErr w:type="spellStart"/>
-      <w:r>
-        <w:t>ajanlott</w:t>
-      </w:r>
-      <w:proofErr w:type="spellEnd"/>
-      <w:r>
-        <w:t>)</w:t>
+      <w:r>
+        <w:t>Folyoszoveg(bekkezdések) : 12Pontos talpas betütipus (Times New Roman ajanlott)</w:t>
       </w:r>
     </w:p>
     <w:p>
@@ -234,21 +169,8 @@
           <w:numId w:val="1"/>
         </w:numPr>
       </w:pPr>
-      <w:proofErr w:type="spellStart"/>
-      <w:r>
-        <w:t>Elsö</w:t>
-      </w:r>
-      <w:proofErr w:type="spellEnd"/>
-      <w:r>
-        <w:t xml:space="preserve"> sorok </w:t>
-      </w:r>
-      <w:proofErr w:type="spellStart"/>
-      <w:r>
-        <w:t>behuzása</w:t>
-      </w:r>
-      <w:proofErr w:type="spellEnd"/>
-      <w:r>
-        <w:t xml:space="preserve"> bekezdésnél 0.7 cm</w:t>
+      <w:r>
+        <w:t>Elsö sorok behuzása bekezdésnél 0.7 cm</w:t>
       </w:r>
     </w:p>
     <w:p>
@@ -259,13 +181,8 @@
           <w:numId w:val="1"/>
         </w:numPr>
       </w:pPr>
-      <w:proofErr w:type="spellStart"/>
-      <w:r>
-        <w:t>söveg</w:t>
-      </w:r>
-      <w:proofErr w:type="spellEnd"/>
-      <w:r>
-        <w:t>: Automatikus elválasztás ON</w:t>
+      <w:r>
+        <w:t>söveg: Automatikus elválasztás ON</w:t>
       </w:r>
     </w:p>
     <w:p>
@@ -289,63 +206,10 @@
         </w:numPr>
       </w:pPr>
       <w:r>
-        <w:t xml:space="preserve">Cím sorok: 3 </w:t>
-      </w:r>
-      <w:proofErr w:type="spellStart"/>
-      <w:r>
-        <w:t>cimsor</w:t>
-      </w:r>
-      <w:proofErr w:type="spellEnd"/>
-      <w:r>
-        <w:t xml:space="preserve">, </w:t>
-      </w:r>
-      <w:proofErr w:type="spellStart"/>
-      <w:r>
-        <w:t>elso</w:t>
-      </w:r>
-      <w:proofErr w:type="spellEnd"/>
-      <w:r>
-        <w:t xml:space="preserve">, második, harmadik </w:t>
-      </w:r>
-      <w:proofErr w:type="spellStart"/>
-      <w:r>
-        <w:t>szintü</w:t>
-      </w:r>
-      <w:proofErr w:type="spellEnd"/>
-      <w:r>
-        <w:t xml:space="preserve"> </w:t>
-      </w:r>
-      <w:proofErr w:type="spellStart"/>
-      <w:r>
-        <w:t>cimsor</w:t>
-      </w:r>
-      <w:proofErr w:type="spellEnd"/>
-      <w:r>
-        <w:t xml:space="preserve">: </w:t>
-      </w:r>
-      <w:proofErr w:type="spellStart"/>
-      <w:r>
-        <w:t>elötte</w:t>
-      </w:r>
-      <w:proofErr w:type="spellEnd"/>
-      <w:r>
-        <w:t xml:space="preserve"> 18 pont </w:t>
-      </w:r>
-      <w:proofErr w:type="spellStart"/>
-      <w:r>
-        <w:t>terkoz</w:t>
-      </w:r>
-      <w:proofErr w:type="spellEnd"/>
-      <w:r>
-        <w:t xml:space="preserve">, </w:t>
-      </w:r>
-      <w:proofErr w:type="spellStart"/>
-      <w:r>
-        <w:t>utana</w:t>
-      </w:r>
-      <w:proofErr w:type="spellEnd"/>
-      <w:r>
-        <w:t xml:space="preserve"> 12</w:t>
+        <w:t>Cím sorok: 3 cimsor, elso, második, harmadik szintü cimsor</w:t>
+      </w:r>
+      <w:r>
+        <w:t>: elötte 18 pont terkoz, utana 12</w:t>
       </w:r>
     </w:p>
     <w:p>
@@ -356,35 +220,9 @@
           <w:numId w:val="1"/>
         </w:numPr>
       </w:pPr>
-      <w:proofErr w:type="spellStart"/>
-      <w:r>
-        <w:t>elso</w:t>
-      </w:r>
-      <w:proofErr w:type="spellEnd"/>
-      <w:r>
-        <w:t xml:space="preserve"> </w:t>
-      </w:r>
-      <w:proofErr w:type="spellStart"/>
-      <w:r>
-        <w:t>szintu</w:t>
-      </w:r>
-      <w:proofErr w:type="spellEnd"/>
-      <w:r>
-        <w:t xml:space="preserve">: 16 </w:t>
-      </w:r>
-      <w:proofErr w:type="spellStart"/>
-      <w:r>
-        <w:t>betumeret</w:t>
-      </w:r>
-      <w:proofErr w:type="spellEnd"/>
-      <w:r>
-        <w:t xml:space="preserve"> </w:t>
-      </w:r>
-      <w:proofErr w:type="spellStart"/>
-      <w:r>
-        <w:t>felkover</w:t>
-      </w:r>
-      <w:proofErr w:type="spellEnd"/>
+      <w:r>
+        <w:t>elso szintu: 16 betumeret felkover</w:t>
+      </w:r>
       <w:r>
         <w:t xml:space="preserve"> </w:t>
       </w:r>
@@ -397,22 +235,15 @@
           <w:numId w:val="1"/>
         </w:numPr>
       </w:pPr>
-      <w:proofErr w:type="spellStart"/>
-      <w:r>
-        <w:t>masodik</w:t>
-      </w:r>
-      <w:proofErr w:type="spellEnd"/>
-      <w:r>
-        <w:t>: 14 pontos</w:t>
+      <w:r>
+        <w:t>masodik: 14 pontos</w:t>
       </w:r>
       <w:r>
         <w:t xml:space="preserve"> </w:t>
       </w:r>
-      <w:proofErr w:type="spellStart"/>
       <w:r>
         <w:t>felkover</w:t>
       </w:r>
-      <w:proofErr w:type="spellEnd"/>
     </w:p>
     <w:p>
       <w:pPr>
@@ -428,11 +259,9 @@
       <w:r>
         <w:t xml:space="preserve"> </w:t>
       </w:r>
-      <w:proofErr w:type="spellStart"/>
       <w:r>
         <w:t>felkover</w:t>
       </w:r>
-      <w:proofErr w:type="spellEnd"/>
     </w:p>
     <w:p>
       <w:pPr>
@@ -443,15 +272,7 @@
         </w:numPr>
       </w:pPr>
       <w:r>
-        <w:t xml:space="preserve">Képhez, Ábrához, Diagramhoz kell </w:t>
-      </w:r>
-      <w:proofErr w:type="spellStart"/>
-      <w:r>
-        <w:t>leirás</w:t>
-      </w:r>
-      <w:proofErr w:type="spellEnd"/>
-      <w:r>
-        <w:t xml:space="preserve"> és számozás.</w:t>
+        <w:t>Képhez, Ábrához, Diagramhoz kell leirás és számozás.</w:t>
       </w:r>
     </w:p>
     <w:p>
@@ -463,15 +284,7 @@
         </w:numPr>
       </w:pPr>
       <w:r>
-        <w:t xml:space="preserve">Matek és Logikai Képletek Képlet </w:t>
-      </w:r>
-      <w:proofErr w:type="spellStart"/>
-      <w:r>
-        <w:t>szerkesztövel</w:t>
-      </w:r>
-      <w:proofErr w:type="spellEnd"/>
-      <w:r>
-        <w:t xml:space="preserve"> legyen ábrázolva.</w:t>
+        <w:t>Matek és Logikai Képletek Képlet szerkesztövel legyen ábrázolva.</w:t>
       </w:r>
     </w:p>
     <w:p>
@@ -483,15 +296,7 @@
         </w:numPr>
       </w:pPr>
       <w:r>
-        <w:t xml:space="preserve">Ne legyen </w:t>
-      </w:r>
-      <w:proofErr w:type="spellStart"/>
-      <w:r>
-        <w:t>tul</w:t>
-      </w:r>
-      <w:proofErr w:type="spellEnd"/>
-      <w:r>
-        <w:t xml:space="preserve"> sok forrás kód benne, és Szövegdobozban, formázva.</w:t>
+        <w:t>Ne legyen tul sok forrás kód benne, és Szövegdobozban, formázva.</w:t>
       </w:r>
     </w:p>
     <w:p>
@@ -506,15 +311,7 @@
         </w:rPr>
       </w:pPr>
       <w:r>
-        <w:t xml:space="preserve">Terjedelem: min 40 oldal. </w:t>
-      </w:r>
-      <w:proofErr w:type="spellStart"/>
-      <w:r>
-        <w:t>felsö</w:t>
-      </w:r>
-      <w:proofErr w:type="spellEnd"/>
-      <w:r>
-        <w:t xml:space="preserve"> határ nincs, de ne legyen több mint 90 oldal.</w:t>
+        <w:t>Terjedelem: min 40 oldal. felsö határ nincs, de ne legyen több mint 90 oldal.</w:t>
       </w:r>
       <w:r>
         <w:t xml:space="preserve"> </w:t>
@@ -537,14 +334,2974 @@
         <w:pStyle w:val="Listaszerbekezds"/>
       </w:pPr>
     </w:p>
+    <w:p>
+      <w:pPr>
+        <w:pStyle w:val="Listaszerbekezds"/>
+      </w:pPr>
+    </w:p>
+    <w:p>
+      <w:pPr>
+        <w:pStyle w:val="Listaszerbekezds"/>
+      </w:pPr>
+    </w:p>
+    <w:p>
+      <w:pPr>
+        <w:pStyle w:val="Listaszerbekezds"/>
+      </w:pPr>
+    </w:p>
+    <w:p>
+      <w:pPr>
+        <w:pStyle w:val="Listaszerbekezds"/>
+      </w:pPr>
+    </w:p>
+    <w:p>
+      <w:pPr>
+        <w:pStyle w:val="Listaszerbekezds"/>
+      </w:pPr>
+    </w:p>
+    <w:p>
+      <w:pPr>
+        <w:pStyle w:val="Listaszerbekezds"/>
+      </w:pPr>
+    </w:p>
+    <w:p>
+      <w:pPr>
+        <w:pStyle w:val="Listaszerbekezds"/>
+      </w:pPr>
+    </w:p>
+    <w:p>
+      <w:pPr>
+        <w:pStyle w:val="Listaszerbekezds"/>
+        <w:jc w:val="center"/>
+        <w:rPr>
+          <w:sz w:val="44"/>
+          <w:szCs w:val="44"/>
+        </w:rPr>
+      </w:pPr>
+    </w:p>
+    <w:p>
+      <w:pPr>
+        <w:pStyle w:val="Listaszerbekezds"/>
+        <w:jc w:val="center"/>
+        <w:rPr>
+          <w:sz w:val="44"/>
+          <w:szCs w:val="44"/>
+        </w:rPr>
+      </w:pPr>
+    </w:p>
+    <w:p>
+      <w:pPr>
+        <w:pStyle w:val="Listaszerbekezds"/>
+        <w:jc w:val="center"/>
+        <w:rPr>
+          <w:sz w:val="44"/>
+          <w:szCs w:val="44"/>
+        </w:rPr>
+      </w:pPr>
+    </w:p>
+    <w:p>
+      <w:pPr>
+        <w:pStyle w:val="Listaszerbekezds"/>
+        <w:jc w:val="center"/>
+        <w:rPr>
+          <w:sz w:val="44"/>
+          <w:szCs w:val="44"/>
+        </w:rPr>
+      </w:pPr>
+    </w:p>
+    <w:p>
+      <w:pPr>
+        <w:pStyle w:val="Listaszerbekezds"/>
+        <w:jc w:val="center"/>
+        <w:rPr>
+          <w:sz w:val="44"/>
+          <w:szCs w:val="44"/>
+        </w:rPr>
+      </w:pPr>
+    </w:p>
+    <w:p>
+      <w:pPr>
+        <w:pStyle w:val="Listaszerbekezds"/>
+        <w:jc w:val="center"/>
+        <w:rPr>
+          <w:sz w:val="44"/>
+          <w:szCs w:val="44"/>
+        </w:rPr>
+      </w:pPr>
+      <w:r>
+        <w:rPr>
+          <w:sz w:val="44"/>
+          <w:szCs w:val="44"/>
+        </w:rPr>
+        <w:t>Graphlet dokumentáció</w:t>
+      </w:r>
+    </w:p>
+    <w:p>
+      <w:pPr>
+        <w:pStyle w:val="Listaszerbekezds"/>
+        <w:jc w:val="center"/>
+        <w:rPr>
+          <w:sz w:val="44"/>
+          <w:szCs w:val="44"/>
+        </w:rPr>
+      </w:pPr>
+    </w:p>
+    <w:p>
+      <w:pPr>
+        <w:rPr>
+          <w:sz w:val="36"/>
+          <w:szCs w:val="36"/>
+        </w:rPr>
+      </w:pPr>
+      <w:r>
+        <w:rPr>
+          <w:sz w:val="36"/>
+          <w:szCs w:val="36"/>
+        </w:rPr>
+        <w:br w:type="page"/>
+      </w:r>
+    </w:p>
+    <w:p>
+      <w:pPr>
+        <w:pStyle w:val="Cm"/>
+        <w:jc w:val="center"/>
+      </w:pPr>
+      <w:r>
+        <w:lastRenderedPageBreak/>
+        <w:t>Tartalom</w:t>
+      </w:r>
+    </w:p>
+    <w:p>
+      <w:pPr>
+        <w:pStyle w:val="TJ1"/>
+        <w:tabs>
+          <w:tab w:val="right" w:leader="dot" w:pos="8210"/>
+        </w:tabs>
+        <w:rPr>
+          <w:rFonts w:eastAsiaTheme="minorEastAsia" w:cstheme="minorBidi"/>
+          <w:b w:val="0"/>
+          <w:bCs w:val="0"/>
+          <w:caps w:val="0"/>
+          <w:noProof/>
+          <w:kern w:val="2"/>
+          <w:sz w:val="24"/>
+          <w:szCs w:val="24"/>
+          <w:lang w:eastAsia="hu-HU"/>
+          <w14:ligatures w14:val="standardContextual"/>
+        </w:rPr>
+      </w:pPr>
+      <w:r>
+        <w:rPr>
+          <w:b w:val="0"/>
+          <w:bCs w:val="0"/>
+          <w:caps w:val="0"/>
+          <w:sz w:val="36"/>
+          <w:szCs w:val="36"/>
+        </w:rPr>
+        <w:fldChar w:fldCharType="begin"/>
+      </w:r>
+      <w:r>
+        <w:rPr>
+          <w:b w:val="0"/>
+          <w:bCs w:val="0"/>
+          <w:caps w:val="0"/>
+          <w:sz w:val="36"/>
+          <w:szCs w:val="36"/>
+        </w:rPr>
+        <w:instrText xml:space="preserve"> TOC \o "1-4" \h \z \u </w:instrText>
+      </w:r>
+      <w:r>
+        <w:rPr>
+          <w:b w:val="0"/>
+          <w:bCs w:val="0"/>
+          <w:caps w:val="0"/>
+          <w:sz w:val="36"/>
+          <w:szCs w:val="36"/>
+        </w:rPr>
+        <w:fldChar w:fldCharType="separate"/>
+      </w:r>
+      <w:hyperlink w:anchor="_Toc223367898" w:history="1">
+        <w:r>
+          <w:rPr>
+            <w:rStyle w:val="Hiperhivatkozs"/>
+            <w:noProof/>
+          </w:rPr>
+          <w:t>Backend</w:t>
+        </w:r>
+        <w:r>
+          <w:rPr>
+            <w:noProof/>
+            <w:webHidden/>
+          </w:rPr>
+          <w:tab/>
+        </w:r>
+        <w:r>
+          <w:rPr>
+            <w:noProof/>
+            <w:webHidden/>
+          </w:rPr>
+          <w:fldChar w:fldCharType="begin"/>
+        </w:r>
+        <w:r>
+          <w:rPr>
+            <w:noProof/>
+            <w:webHidden/>
+          </w:rPr>
+          <w:instrText xml:space="preserve"> PAGEREF _Toc223367898 \h </w:instrText>
+        </w:r>
+        <w:r>
+          <w:rPr>
+            <w:noProof/>
+            <w:webHidden/>
+          </w:rPr>
+        </w:r>
+        <w:r>
+          <w:rPr>
+            <w:noProof/>
+            <w:webHidden/>
+          </w:rPr>
+          <w:fldChar w:fldCharType="separate"/>
+        </w:r>
+        <w:r>
+          <w:rPr>
+            <w:noProof/>
+            <w:webHidden/>
+          </w:rPr>
+          <w:t>4</w:t>
+        </w:r>
+        <w:r>
+          <w:rPr>
+            <w:noProof/>
+            <w:webHidden/>
+          </w:rPr>
+          <w:fldChar w:fldCharType="end"/>
+        </w:r>
+      </w:hyperlink>
+    </w:p>
+    <w:p>
+      <w:pPr>
+        <w:pStyle w:val="TJ2"/>
+        <w:tabs>
+          <w:tab w:val="right" w:leader="dot" w:pos="8210"/>
+        </w:tabs>
+        <w:rPr>
+          <w:rFonts w:eastAsiaTheme="minorEastAsia" w:cstheme="minorBidi"/>
+          <w:smallCaps w:val="0"/>
+          <w:noProof/>
+          <w:kern w:val="2"/>
+          <w:sz w:val="24"/>
+          <w:szCs w:val="24"/>
+          <w:lang w:eastAsia="hu-HU"/>
+          <w14:ligatures w14:val="standardContextual"/>
+        </w:rPr>
+      </w:pPr>
+      <w:hyperlink w:anchor="_Toc223367899" w:history="1">
+        <w:r>
+          <w:rPr>
+            <w:rStyle w:val="Hiperhivatkozs"/>
+            <w:noProof/>
+          </w:rPr>
+          <w:t>alcím</w:t>
+        </w:r>
+        <w:r>
+          <w:rPr>
+            <w:noProof/>
+            <w:webHidden/>
+          </w:rPr>
+          <w:tab/>
+        </w:r>
+        <w:r>
+          <w:rPr>
+            <w:noProof/>
+            <w:webHidden/>
+          </w:rPr>
+          <w:fldChar w:fldCharType="begin"/>
+        </w:r>
+        <w:r>
+          <w:rPr>
+            <w:noProof/>
+            <w:webHidden/>
+          </w:rPr>
+          <w:instrText xml:space="preserve"> PAGEREF _Toc223367899 \h </w:instrText>
+        </w:r>
+        <w:r>
+          <w:rPr>
+            <w:noProof/>
+            <w:webHidden/>
+          </w:rPr>
+        </w:r>
+        <w:r>
+          <w:rPr>
+            <w:noProof/>
+            <w:webHidden/>
+          </w:rPr>
+          <w:fldChar w:fldCharType="separate"/>
+        </w:r>
+        <w:r>
+          <w:rPr>
+            <w:noProof/>
+            <w:webHidden/>
+          </w:rPr>
+          <w:t>4</w:t>
+        </w:r>
+        <w:r>
+          <w:rPr>
+            <w:noProof/>
+            <w:webHidden/>
+          </w:rPr>
+          <w:fldChar w:fldCharType="end"/>
+        </w:r>
+      </w:hyperlink>
+    </w:p>
+    <w:p>
+      <w:pPr>
+        <w:pStyle w:val="TJ3"/>
+        <w:tabs>
+          <w:tab w:val="right" w:leader="dot" w:pos="8210"/>
+        </w:tabs>
+        <w:rPr>
+          <w:rFonts w:eastAsiaTheme="minorEastAsia" w:cstheme="minorBidi"/>
+          <w:i w:val="0"/>
+          <w:iCs w:val="0"/>
+          <w:noProof/>
+          <w:kern w:val="2"/>
+          <w:sz w:val="24"/>
+          <w:szCs w:val="24"/>
+          <w:lang w:eastAsia="hu-HU"/>
+          <w14:ligatures w14:val="standardContextual"/>
+        </w:rPr>
+      </w:pPr>
+      <w:hyperlink w:anchor="_Toc223367900" w:history="1">
+        <w:r>
+          <w:rPr>
+            <w:rStyle w:val="Hiperhivatkozs"/>
+            <w:noProof/>
+          </w:rPr>
+          <w:t>harmadik alcím</w:t>
+        </w:r>
+        <w:r>
+          <w:rPr>
+            <w:noProof/>
+            <w:webHidden/>
+          </w:rPr>
+          <w:tab/>
+        </w:r>
+        <w:r>
+          <w:rPr>
+            <w:noProof/>
+            <w:webHidden/>
+          </w:rPr>
+          <w:fldChar w:fldCharType="begin"/>
+        </w:r>
+        <w:r>
+          <w:rPr>
+            <w:noProof/>
+            <w:webHidden/>
+          </w:rPr>
+          <w:instrText xml:space="preserve"> PAGEREF _Toc223367900 \h </w:instrText>
+        </w:r>
+        <w:r>
+          <w:rPr>
+            <w:noProof/>
+            <w:webHidden/>
+          </w:rPr>
+        </w:r>
+        <w:r>
+          <w:rPr>
+            <w:noProof/>
+            <w:webHidden/>
+          </w:rPr>
+          <w:fldChar w:fldCharType="separate"/>
+        </w:r>
+        <w:r>
+          <w:rPr>
+            <w:noProof/>
+            <w:webHidden/>
+          </w:rPr>
+          <w:t>4</w:t>
+        </w:r>
+        <w:r>
+          <w:rPr>
+            <w:noProof/>
+            <w:webHidden/>
+          </w:rPr>
+          <w:fldChar w:fldCharType="end"/>
+        </w:r>
+      </w:hyperlink>
+    </w:p>
+    <w:p>
+      <w:pPr>
+        <w:pStyle w:val="TJ1"/>
+        <w:tabs>
+          <w:tab w:val="right" w:leader="dot" w:pos="8210"/>
+        </w:tabs>
+        <w:rPr>
+          <w:rFonts w:eastAsiaTheme="minorEastAsia" w:cstheme="minorBidi"/>
+          <w:b w:val="0"/>
+          <w:bCs w:val="0"/>
+          <w:caps w:val="0"/>
+          <w:noProof/>
+          <w:kern w:val="2"/>
+          <w:sz w:val="24"/>
+          <w:szCs w:val="24"/>
+          <w:lang w:eastAsia="hu-HU"/>
+          <w14:ligatures w14:val="standardContextual"/>
+        </w:rPr>
+      </w:pPr>
+      <w:hyperlink w:anchor="_Toc223367901" w:history="1">
+        <w:r>
+          <w:rPr>
+            <w:rStyle w:val="Hiperhivatkozs"/>
+            <w:noProof/>
+          </w:rPr>
+          <w:t>Backend tesztek</w:t>
+        </w:r>
+        <w:r>
+          <w:rPr>
+            <w:noProof/>
+            <w:webHidden/>
+          </w:rPr>
+          <w:tab/>
+        </w:r>
+        <w:r>
+          <w:rPr>
+            <w:noProof/>
+            <w:webHidden/>
+          </w:rPr>
+          <w:fldChar w:fldCharType="begin"/>
+        </w:r>
+        <w:r>
+          <w:rPr>
+            <w:noProof/>
+            <w:webHidden/>
+          </w:rPr>
+          <w:instrText xml:space="preserve"> PAGEREF _Toc223367901 \h </w:instrText>
+        </w:r>
+        <w:r>
+          <w:rPr>
+            <w:noProof/>
+            <w:webHidden/>
+          </w:rPr>
+        </w:r>
+        <w:r>
+          <w:rPr>
+            <w:noProof/>
+            <w:webHidden/>
+          </w:rPr>
+          <w:fldChar w:fldCharType="separate"/>
+        </w:r>
+        <w:r>
+          <w:rPr>
+            <w:noProof/>
+            <w:webHidden/>
+          </w:rPr>
+          <w:t>5</w:t>
+        </w:r>
+        <w:r>
+          <w:rPr>
+            <w:noProof/>
+            <w:webHidden/>
+          </w:rPr>
+          <w:fldChar w:fldCharType="end"/>
+        </w:r>
+      </w:hyperlink>
+    </w:p>
+    <w:p>
+      <w:pPr>
+        <w:pStyle w:val="TJ2"/>
+        <w:tabs>
+          <w:tab w:val="right" w:leader="dot" w:pos="8210"/>
+        </w:tabs>
+        <w:rPr>
+          <w:rFonts w:eastAsiaTheme="minorEastAsia" w:cstheme="minorBidi"/>
+          <w:smallCaps w:val="0"/>
+          <w:noProof/>
+          <w:kern w:val="2"/>
+          <w:sz w:val="24"/>
+          <w:szCs w:val="24"/>
+          <w:lang w:eastAsia="hu-HU"/>
+          <w14:ligatures w14:val="standardContextual"/>
+        </w:rPr>
+      </w:pPr>
+      <w:hyperlink w:anchor="_Toc223367902" w:history="1">
+        <w:r>
+          <w:rPr>
+            <w:rStyle w:val="Hiperhivatkozs"/>
+            <w:noProof/>
+          </w:rPr>
+          <w:t>Alcím</w:t>
+        </w:r>
+        <w:r>
+          <w:rPr>
+            <w:noProof/>
+            <w:webHidden/>
+          </w:rPr>
+          <w:tab/>
+        </w:r>
+        <w:r>
+          <w:rPr>
+            <w:noProof/>
+            <w:webHidden/>
+          </w:rPr>
+          <w:fldChar w:fldCharType="begin"/>
+        </w:r>
+        <w:r>
+          <w:rPr>
+            <w:noProof/>
+            <w:webHidden/>
+          </w:rPr>
+          <w:instrText xml:space="preserve"> PAGEREF _Toc223367902 \h </w:instrText>
+        </w:r>
+        <w:r>
+          <w:rPr>
+            <w:noProof/>
+            <w:webHidden/>
+          </w:rPr>
+        </w:r>
+        <w:r>
+          <w:rPr>
+            <w:noProof/>
+            <w:webHidden/>
+          </w:rPr>
+          <w:fldChar w:fldCharType="separate"/>
+        </w:r>
+        <w:r>
+          <w:rPr>
+            <w:noProof/>
+            <w:webHidden/>
+          </w:rPr>
+          <w:t>5</w:t>
+        </w:r>
+        <w:r>
+          <w:rPr>
+            <w:noProof/>
+            <w:webHidden/>
+          </w:rPr>
+          <w:fldChar w:fldCharType="end"/>
+        </w:r>
+      </w:hyperlink>
+    </w:p>
+    <w:p>
+      <w:pPr>
+        <w:pStyle w:val="TJ3"/>
+        <w:tabs>
+          <w:tab w:val="right" w:leader="dot" w:pos="8210"/>
+        </w:tabs>
+        <w:rPr>
+          <w:rFonts w:eastAsiaTheme="minorEastAsia" w:cstheme="minorBidi"/>
+          <w:i w:val="0"/>
+          <w:iCs w:val="0"/>
+          <w:noProof/>
+          <w:kern w:val="2"/>
+          <w:sz w:val="24"/>
+          <w:szCs w:val="24"/>
+          <w:lang w:eastAsia="hu-HU"/>
+          <w14:ligatures w14:val="standardContextual"/>
+        </w:rPr>
+      </w:pPr>
+      <w:hyperlink w:anchor="_Toc223367903" w:history="1">
+        <w:r>
+          <w:rPr>
+            <w:rStyle w:val="Hiperhivatkozs"/>
+            <w:noProof/>
+          </w:rPr>
+          <w:t>harmadik alcím</w:t>
+        </w:r>
+        <w:r>
+          <w:rPr>
+            <w:noProof/>
+            <w:webHidden/>
+          </w:rPr>
+          <w:tab/>
+        </w:r>
+        <w:r>
+          <w:rPr>
+            <w:noProof/>
+            <w:webHidden/>
+          </w:rPr>
+          <w:fldChar w:fldCharType="begin"/>
+        </w:r>
+        <w:r>
+          <w:rPr>
+            <w:noProof/>
+            <w:webHidden/>
+          </w:rPr>
+          <w:instrText xml:space="preserve"> PAGEREF _Toc223367903 \h </w:instrText>
+        </w:r>
+        <w:r>
+          <w:rPr>
+            <w:noProof/>
+            <w:webHidden/>
+          </w:rPr>
+        </w:r>
+        <w:r>
+          <w:rPr>
+            <w:noProof/>
+            <w:webHidden/>
+          </w:rPr>
+          <w:fldChar w:fldCharType="separate"/>
+        </w:r>
+        <w:r>
+          <w:rPr>
+            <w:noProof/>
+            <w:webHidden/>
+          </w:rPr>
+          <w:t>5</w:t>
+        </w:r>
+        <w:r>
+          <w:rPr>
+            <w:noProof/>
+            <w:webHidden/>
+          </w:rPr>
+          <w:fldChar w:fldCharType="end"/>
+        </w:r>
+      </w:hyperlink>
+    </w:p>
+    <w:p>
+      <w:pPr>
+        <w:pStyle w:val="TJ1"/>
+        <w:tabs>
+          <w:tab w:val="right" w:leader="dot" w:pos="8210"/>
+        </w:tabs>
+        <w:rPr>
+          <w:rFonts w:eastAsiaTheme="minorEastAsia" w:cstheme="minorBidi"/>
+          <w:b w:val="0"/>
+          <w:bCs w:val="0"/>
+          <w:caps w:val="0"/>
+          <w:noProof/>
+          <w:kern w:val="2"/>
+          <w:sz w:val="24"/>
+          <w:szCs w:val="24"/>
+          <w:lang w:eastAsia="hu-HU"/>
+          <w14:ligatures w14:val="standardContextual"/>
+        </w:rPr>
+      </w:pPr>
+      <w:hyperlink w:anchor="_Toc223367904" w:history="1">
+        <w:r>
+          <w:rPr>
+            <w:rStyle w:val="Hiperhivatkozs"/>
+            <w:noProof/>
+          </w:rPr>
+          <w:t>Frontend</w:t>
+        </w:r>
+        <w:r>
+          <w:rPr>
+            <w:noProof/>
+            <w:webHidden/>
+          </w:rPr>
+          <w:tab/>
+        </w:r>
+        <w:r>
+          <w:rPr>
+            <w:noProof/>
+            <w:webHidden/>
+          </w:rPr>
+          <w:fldChar w:fldCharType="begin"/>
+        </w:r>
+        <w:r>
+          <w:rPr>
+            <w:noProof/>
+            <w:webHidden/>
+          </w:rPr>
+          <w:instrText xml:space="preserve"> PAGEREF _Toc223367904 \h </w:instrText>
+        </w:r>
+        <w:r>
+          <w:rPr>
+            <w:noProof/>
+            <w:webHidden/>
+          </w:rPr>
+        </w:r>
+        <w:r>
+          <w:rPr>
+            <w:noProof/>
+            <w:webHidden/>
+          </w:rPr>
+          <w:fldChar w:fldCharType="separate"/>
+        </w:r>
+        <w:r>
+          <w:rPr>
+            <w:noProof/>
+            <w:webHidden/>
+          </w:rPr>
+          <w:t>6</w:t>
+        </w:r>
+        <w:r>
+          <w:rPr>
+            <w:noProof/>
+            <w:webHidden/>
+          </w:rPr>
+          <w:fldChar w:fldCharType="end"/>
+        </w:r>
+      </w:hyperlink>
+    </w:p>
+    <w:p>
+      <w:pPr>
+        <w:pStyle w:val="TJ2"/>
+        <w:tabs>
+          <w:tab w:val="right" w:leader="dot" w:pos="8210"/>
+        </w:tabs>
+        <w:rPr>
+          <w:rFonts w:eastAsiaTheme="minorEastAsia" w:cstheme="minorBidi"/>
+          <w:smallCaps w:val="0"/>
+          <w:noProof/>
+          <w:kern w:val="2"/>
+          <w:sz w:val="24"/>
+          <w:szCs w:val="24"/>
+          <w:lang w:eastAsia="hu-HU"/>
+          <w14:ligatures w14:val="standardContextual"/>
+        </w:rPr>
+      </w:pPr>
+      <w:hyperlink w:anchor="_Toc223367905" w:history="1">
+        <w:r>
+          <w:rPr>
+            <w:rStyle w:val="Hiperhivatkozs"/>
+            <w:noProof/>
+          </w:rPr>
+          <w:t>Bevezetés</w:t>
+        </w:r>
+        <w:r>
+          <w:rPr>
+            <w:noProof/>
+            <w:webHidden/>
+          </w:rPr>
+          <w:tab/>
+        </w:r>
+        <w:r>
+          <w:rPr>
+            <w:noProof/>
+            <w:webHidden/>
+          </w:rPr>
+          <w:fldChar w:fldCharType="begin"/>
+        </w:r>
+        <w:r>
+          <w:rPr>
+            <w:noProof/>
+            <w:webHidden/>
+          </w:rPr>
+          <w:instrText xml:space="preserve"> PAGEREF _Toc223367905 \h </w:instrText>
+        </w:r>
+        <w:r>
+          <w:rPr>
+            <w:noProof/>
+            <w:webHidden/>
+          </w:rPr>
+        </w:r>
+        <w:r>
+          <w:rPr>
+            <w:noProof/>
+            <w:webHidden/>
+          </w:rPr>
+          <w:fldChar w:fldCharType="separate"/>
+        </w:r>
+        <w:r>
+          <w:rPr>
+            <w:noProof/>
+            <w:webHidden/>
+          </w:rPr>
+          <w:t>6</w:t>
+        </w:r>
+        <w:r>
+          <w:rPr>
+            <w:noProof/>
+            <w:webHidden/>
+          </w:rPr>
+          <w:fldChar w:fldCharType="end"/>
+        </w:r>
+      </w:hyperlink>
+    </w:p>
+    <w:p>
+      <w:pPr>
+        <w:pStyle w:val="TJ2"/>
+        <w:tabs>
+          <w:tab w:val="right" w:leader="dot" w:pos="8210"/>
+        </w:tabs>
+        <w:rPr>
+          <w:rFonts w:eastAsiaTheme="minorEastAsia" w:cstheme="minorBidi"/>
+          <w:smallCaps w:val="0"/>
+          <w:noProof/>
+          <w:kern w:val="2"/>
+          <w:sz w:val="24"/>
+          <w:szCs w:val="24"/>
+          <w:lang w:eastAsia="hu-HU"/>
+          <w14:ligatures w14:val="standardContextual"/>
+        </w:rPr>
+      </w:pPr>
+      <w:hyperlink w:anchor="_Toc223367906" w:history="1">
+        <w:r>
+          <w:rPr>
+            <w:rStyle w:val="Hiperhivatkozs"/>
+            <w:noProof/>
+          </w:rPr>
+          <w:t>Felépítés és szerkezet</w:t>
+        </w:r>
+        <w:r>
+          <w:rPr>
+            <w:noProof/>
+            <w:webHidden/>
+          </w:rPr>
+          <w:tab/>
+        </w:r>
+        <w:r>
+          <w:rPr>
+            <w:noProof/>
+            <w:webHidden/>
+          </w:rPr>
+          <w:fldChar w:fldCharType="begin"/>
+        </w:r>
+        <w:r>
+          <w:rPr>
+            <w:noProof/>
+            <w:webHidden/>
+          </w:rPr>
+          <w:instrText xml:space="preserve"> PAGEREF _Toc223367906 \h </w:instrText>
+        </w:r>
+        <w:r>
+          <w:rPr>
+            <w:noProof/>
+            <w:webHidden/>
+          </w:rPr>
+        </w:r>
+        <w:r>
+          <w:rPr>
+            <w:noProof/>
+            <w:webHidden/>
+          </w:rPr>
+          <w:fldChar w:fldCharType="separate"/>
+        </w:r>
+        <w:r>
+          <w:rPr>
+            <w:noProof/>
+            <w:webHidden/>
+          </w:rPr>
+          <w:t>6</w:t>
+        </w:r>
+        <w:r>
+          <w:rPr>
+            <w:noProof/>
+            <w:webHidden/>
+          </w:rPr>
+          <w:fldChar w:fldCharType="end"/>
+        </w:r>
+      </w:hyperlink>
+    </w:p>
+    <w:p>
+      <w:pPr>
+        <w:pStyle w:val="TJ3"/>
+        <w:tabs>
+          <w:tab w:val="right" w:leader="dot" w:pos="8210"/>
+        </w:tabs>
+        <w:rPr>
+          <w:rFonts w:eastAsiaTheme="minorEastAsia" w:cstheme="minorBidi"/>
+          <w:i w:val="0"/>
+          <w:iCs w:val="0"/>
+          <w:noProof/>
+          <w:kern w:val="2"/>
+          <w:sz w:val="24"/>
+          <w:szCs w:val="24"/>
+          <w:lang w:eastAsia="hu-HU"/>
+          <w14:ligatures w14:val="standardContextual"/>
+        </w:rPr>
+      </w:pPr>
+      <w:hyperlink w:anchor="_Toc223367907" w:history="1">
+        <w:r>
+          <w:rPr>
+            <w:rStyle w:val="Hiperhivatkozs"/>
+            <w:noProof/>
+          </w:rPr>
+          <w:t>Mappa szinten</w:t>
+        </w:r>
+        <w:r>
+          <w:rPr>
+            <w:noProof/>
+            <w:webHidden/>
+          </w:rPr>
+          <w:tab/>
+        </w:r>
+        <w:r>
+          <w:rPr>
+            <w:noProof/>
+            <w:webHidden/>
+          </w:rPr>
+          <w:fldChar w:fldCharType="begin"/>
+        </w:r>
+        <w:r>
+          <w:rPr>
+            <w:noProof/>
+            <w:webHidden/>
+          </w:rPr>
+          <w:instrText xml:space="preserve"> PAGEREF _Toc223367907 \h </w:instrText>
+        </w:r>
+        <w:r>
+          <w:rPr>
+            <w:noProof/>
+            <w:webHidden/>
+          </w:rPr>
+        </w:r>
+        <w:r>
+          <w:rPr>
+            <w:noProof/>
+            <w:webHidden/>
+          </w:rPr>
+          <w:fldChar w:fldCharType="separate"/>
+        </w:r>
+        <w:r>
+          <w:rPr>
+            <w:noProof/>
+            <w:webHidden/>
+          </w:rPr>
+          <w:t>6</w:t>
+        </w:r>
+        <w:r>
+          <w:rPr>
+            <w:noProof/>
+            <w:webHidden/>
+          </w:rPr>
+          <w:fldChar w:fldCharType="end"/>
+        </w:r>
+      </w:hyperlink>
+    </w:p>
+    <w:p>
+      <w:pPr>
+        <w:pStyle w:val="TJ3"/>
+        <w:tabs>
+          <w:tab w:val="right" w:leader="dot" w:pos="8210"/>
+        </w:tabs>
+        <w:rPr>
+          <w:rFonts w:eastAsiaTheme="minorEastAsia" w:cstheme="minorBidi"/>
+          <w:i w:val="0"/>
+          <w:iCs w:val="0"/>
+          <w:noProof/>
+          <w:kern w:val="2"/>
+          <w:sz w:val="24"/>
+          <w:szCs w:val="24"/>
+          <w:lang w:eastAsia="hu-HU"/>
+          <w14:ligatures w14:val="standardContextual"/>
+        </w:rPr>
+      </w:pPr>
+      <w:hyperlink w:anchor="_Toc223367908" w:history="1">
+        <w:r>
+          <w:rPr>
+            <w:rStyle w:val="Hiperhivatkozs"/>
+            <w:noProof/>
+          </w:rPr>
+          <w:t>Kód szi</w:t>
+        </w:r>
+        <w:r>
+          <w:rPr>
+            <w:rStyle w:val="Hiperhivatkozs"/>
+            <w:noProof/>
+          </w:rPr>
+          <w:t>n</w:t>
+        </w:r>
+        <w:r>
+          <w:rPr>
+            <w:rStyle w:val="Hiperhivatkozs"/>
+            <w:noProof/>
+          </w:rPr>
+          <w:t>ten</w:t>
+        </w:r>
+        <w:r>
+          <w:rPr>
+            <w:noProof/>
+            <w:webHidden/>
+          </w:rPr>
+          <w:tab/>
+        </w:r>
+        <w:r>
+          <w:rPr>
+            <w:noProof/>
+            <w:webHidden/>
+          </w:rPr>
+          <w:fldChar w:fldCharType="begin"/>
+        </w:r>
+        <w:r>
+          <w:rPr>
+            <w:noProof/>
+            <w:webHidden/>
+          </w:rPr>
+          <w:instrText xml:space="preserve"> PAGEREF _Toc223367908 \h </w:instrText>
+        </w:r>
+        <w:r>
+          <w:rPr>
+            <w:noProof/>
+            <w:webHidden/>
+          </w:rPr>
+        </w:r>
+        <w:r>
+          <w:rPr>
+            <w:noProof/>
+            <w:webHidden/>
+          </w:rPr>
+          <w:fldChar w:fldCharType="separate"/>
+        </w:r>
+        <w:r>
+          <w:rPr>
+            <w:noProof/>
+            <w:webHidden/>
+          </w:rPr>
+          <w:t>6</w:t>
+        </w:r>
+        <w:r>
+          <w:rPr>
+            <w:noProof/>
+            <w:webHidden/>
+          </w:rPr>
+          <w:fldChar w:fldCharType="end"/>
+        </w:r>
+      </w:hyperlink>
+    </w:p>
+    <w:p>
+      <w:pPr>
+        <w:pStyle w:val="TJ4"/>
+        <w:tabs>
+          <w:tab w:val="right" w:leader="dot" w:pos="8210"/>
+        </w:tabs>
+        <w:rPr>
+          <w:rFonts w:eastAsiaTheme="minorEastAsia" w:cstheme="minorBidi"/>
+          <w:noProof/>
+          <w:kern w:val="2"/>
+          <w:sz w:val="24"/>
+          <w:szCs w:val="24"/>
+          <w:lang w:eastAsia="hu-HU"/>
+          <w14:ligatures w14:val="standardContextual"/>
+        </w:rPr>
+      </w:pPr>
+      <w:hyperlink w:anchor="_Toc223367909" w:history="1">
+        <w:r>
+          <w:rPr>
+            <w:rStyle w:val="Hiperhivatkozs"/>
+            <w:noProof/>
+          </w:rPr>
+          <w:t>App.tsx és bejelentkezés</w:t>
+        </w:r>
+        <w:r>
+          <w:rPr>
+            <w:noProof/>
+            <w:webHidden/>
+          </w:rPr>
+          <w:tab/>
+        </w:r>
+        <w:r>
+          <w:rPr>
+            <w:noProof/>
+            <w:webHidden/>
+          </w:rPr>
+          <w:fldChar w:fldCharType="begin"/>
+        </w:r>
+        <w:r>
+          <w:rPr>
+            <w:noProof/>
+            <w:webHidden/>
+          </w:rPr>
+          <w:instrText xml:space="preserve"> PAGEREF _Toc223367909 \h </w:instrText>
+        </w:r>
+        <w:r>
+          <w:rPr>
+            <w:noProof/>
+            <w:webHidden/>
+          </w:rPr>
+        </w:r>
+        <w:r>
+          <w:rPr>
+            <w:noProof/>
+            <w:webHidden/>
+          </w:rPr>
+          <w:fldChar w:fldCharType="separate"/>
+        </w:r>
+        <w:r>
+          <w:rPr>
+            <w:noProof/>
+            <w:webHidden/>
+          </w:rPr>
+          <w:t>6</w:t>
+        </w:r>
+        <w:r>
+          <w:rPr>
+            <w:noProof/>
+            <w:webHidden/>
+          </w:rPr>
+          <w:fldChar w:fldCharType="end"/>
+        </w:r>
+      </w:hyperlink>
+    </w:p>
+    <w:p>
+      <w:pPr>
+        <w:pStyle w:val="TJ4"/>
+        <w:tabs>
+          <w:tab w:val="right" w:leader="dot" w:pos="8210"/>
+        </w:tabs>
+        <w:rPr>
+          <w:rFonts w:eastAsiaTheme="minorEastAsia" w:cstheme="minorBidi"/>
+          <w:noProof/>
+          <w:kern w:val="2"/>
+          <w:sz w:val="24"/>
+          <w:szCs w:val="24"/>
+          <w:lang w:eastAsia="hu-HU"/>
+          <w14:ligatures w14:val="standardContextual"/>
+        </w:rPr>
+      </w:pPr>
+      <w:hyperlink w:anchor="_Toc223367910" w:history="1">
+        <w:r>
+          <w:rPr>
+            <w:rStyle w:val="Hiperhivatkozs"/>
+            <w:noProof/>
+          </w:rPr>
+          <w:t>Regisztráció</w:t>
+        </w:r>
+        <w:r>
+          <w:rPr>
+            <w:noProof/>
+            <w:webHidden/>
+          </w:rPr>
+          <w:tab/>
+        </w:r>
+        <w:r>
+          <w:rPr>
+            <w:noProof/>
+            <w:webHidden/>
+          </w:rPr>
+          <w:fldChar w:fldCharType="begin"/>
+        </w:r>
+        <w:r>
+          <w:rPr>
+            <w:noProof/>
+            <w:webHidden/>
+          </w:rPr>
+          <w:instrText xml:space="preserve"> PAGEREF _Toc223367910 \h </w:instrText>
+        </w:r>
+        <w:r>
+          <w:rPr>
+            <w:noProof/>
+            <w:webHidden/>
+          </w:rPr>
+        </w:r>
+        <w:r>
+          <w:rPr>
+            <w:noProof/>
+            <w:webHidden/>
+          </w:rPr>
+          <w:fldChar w:fldCharType="separate"/>
+        </w:r>
+        <w:r>
+          <w:rPr>
+            <w:noProof/>
+            <w:webHidden/>
+          </w:rPr>
+          <w:t>7</w:t>
+        </w:r>
+        <w:r>
+          <w:rPr>
+            <w:noProof/>
+            <w:webHidden/>
+          </w:rPr>
+          <w:fldChar w:fldCharType="end"/>
+        </w:r>
+      </w:hyperlink>
+    </w:p>
+    <w:p>
+      <w:pPr>
+        <w:pStyle w:val="TJ4"/>
+        <w:tabs>
+          <w:tab w:val="right" w:leader="dot" w:pos="8210"/>
+        </w:tabs>
+        <w:rPr>
+          <w:rFonts w:eastAsiaTheme="minorEastAsia" w:cstheme="minorBidi"/>
+          <w:noProof/>
+          <w:kern w:val="2"/>
+          <w:sz w:val="24"/>
+          <w:szCs w:val="24"/>
+          <w:lang w:eastAsia="hu-HU"/>
+          <w14:ligatures w14:val="standardContextual"/>
+        </w:rPr>
+      </w:pPr>
+      <w:hyperlink w:anchor="_Toc223367911" w:history="1">
+        <w:r>
+          <w:rPr>
+            <w:rStyle w:val="Hiperhivatkozs"/>
+            <w:noProof/>
+          </w:rPr>
+          <w:t>Workspaces oldal</w:t>
+        </w:r>
+        <w:r>
+          <w:rPr>
+            <w:noProof/>
+            <w:webHidden/>
+          </w:rPr>
+          <w:tab/>
+        </w:r>
+        <w:r>
+          <w:rPr>
+            <w:noProof/>
+            <w:webHidden/>
+          </w:rPr>
+          <w:fldChar w:fldCharType="begin"/>
+        </w:r>
+        <w:r>
+          <w:rPr>
+            <w:noProof/>
+            <w:webHidden/>
+          </w:rPr>
+          <w:instrText xml:space="preserve"> PAGEREF _Toc223367911 \h </w:instrText>
+        </w:r>
+        <w:r>
+          <w:rPr>
+            <w:noProof/>
+            <w:webHidden/>
+          </w:rPr>
+        </w:r>
+        <w:r>
+          <w:rPr>
+            <w:noProof/>
+            <w:webHidden/>
+          </w:rPr>
+          <w:fldChar w:fldCharType="separate"/>
+        </w:r>
+        <w:r>
+          <w:rPr>
+            <w:noProof/>
+            <w:webHidden/>
+          </w:rPr>
+          <w:t>7</w:t>
+        </w:r>
+        <w:r>
+          <w:rPr>
+            <w:noProof/>
+            <w:webHidden/>
+          </w:rPr>
+          <w:fldChar w:fldCharType="end"/>
+        </w:r>
+      </w:hyperlink>
+    </w:p>
+    <w:p>
+      <w:pPr>
+        <w:pStyle w:val="TJ1"/>
+        <w:tabs>
+          <w:tab w:val="right" w:leader="dot" w:pos="8210"/>
+        </w:tabs>
+        <w:rPr>
+          <w:rFonts w:eastAsiaTheme="minorEastAsia" w:cstheme="minorBidi"/>
+          <w:b w:val="0"/>
+          <w:bCs w:val="0"/>
+          <w:caps w:val="0"/>
+          <w:noProof/>
+          <w:kern w:val="2"/>
+          <w:sz w:val="24"/>
+          <w:szCs w:val="24"/>
+          <w:lang w:eastAsia="hu-HU"/>
+          <w14:ligatures w14:val="standardContextual"/>
+        </w:rPr>
+      </w:pPr>
+      <w:hyperlink w:anchor="_Toc223367912" w:history="1">
+        <w:r>
+          <w:rPr>
+            <w:rStyle w:val="Hiperhivatkozs"/>
+            <w:noProof/>
+          </w:rPr>
+          <w:t>Frontend tesztek</w:t>
+        </w:r>
+        <w:r>
+          <w:rPr>
+            <w:noProof/>
+            <w:webHidden/>
+          </w:rPr>
+          <w:tab/>
+        </w:r>
+        <w:r>
+          <w:rPr>
+            <w:noProof/>
+            <w:webHidden/>
+          </w:rPr>
+          <w:fldChar w:fldCharType="begin"/>
+        </w:r>
+        <w:r>
+          <w:rPr>
+            <w:noProof/>
+            <w:webHidden/>
+          </w:rPr>
+          <w:instrText xml:space="preserve"> PAGEREF _Toc223367912 \h </w:instrText>
+        </w:r>
+        <w:r>
+          <w:rPr>
+            <w:noProof/>
+            <w:webHidden/>
+          </w:rPr>
+        </w:r>
+        <w:r>
+          <w:rPr>
+            <w:noProof/>
+            <w:webHidden/>
+          </w:rPr>
+          <w:fldChar w:fldCharType="separate"/>
+        </w:r>
+        <w:r>
+          <w:rPr>
+            <w:noProof/>
+            <w:webHidden/>
+          </w:rPr>
+          <w:t>9</w:t>
+        </w:r>
+        <w:r>
+          <w:rPr>
+            <w:noProof/>
+            <w:webHidden/>
+          </w:rPr>
+          <w:fldChar w:fldCharType="end"/>
+        </w:r>
+      </w:hyperlink>
+    </w:p>
+    <w:p>
+      <w:pPr>
+        <w:pStyle w:val="TJ2"/>
+        <w:tabs>
+          <w:tab w:val="right" w:leader="dot" w:pos="8210"/>
+        </w:tabs>
+        <w:rPr>
+          <w:rFonts w:eastAsiaTheme="minorEastAsia" w:cstheme="minorBidi"/>
+          <w:smallCaps w:val="0"/>
+          <w:noProof/>
+          <w:kern w:val="2"/>
+          <w:sz w:val="24"/>
+          <w:szCs w:val="24"/>
+          <w:lang w:eastAsia="hu-HU"/>
+          <w14:ligatures w14:val="standardContextual"/>
+        </w:rPr>
+      </w:pPr>
+      <w:hyperlink w:anchor="_Toc223367913" w:history="1">
+        <w:r>
+          <w:rPr>
+            <w:rStyle w:val="Hiperhivatkozs"/>
+            <w:noProof/>
+          </w:rPr>
+          <w:t>Alcím</w:t>
+        </w:r>
+        <w:r>
+          <w:rPr>
+            <w:noProof/>
+            <w:webHidden/>
+          </w:rPr>
+          <w:tab/>
+        </w:r>
+        <w:r>
+          <w:rPr>
+            <w:noProof/>
+            <w:webHidden/>
+          </w:rPr>
+          <w:fldChar w:fldCharType="begin"/>
+        </w:r>
+        <w:r>
+          <w:rPr>
+            <w:noProof/>
+            <w:webHidden/>
+          </w:rPr>
+          <w:instrText xml:space="preserve"> PAGEREF _Toc223367913 \h </w:instrText>
+        </w:r>
+        <w:r>
+          <w:rPr>
+            <w:noProof/>
+            <w:webHidden/>
+          </w:rPr>
+        </w:r>
+        <w:r>
+          <w:rPr>
+            <w:noProof/>
+            <w:webHidden/>
+          </w:rPr>
+          <w:fldChar w:fldCharType="separate"/>
+        </w:r>
+        <w:r>
+          <w:rPr>
+            <w:noProof/>
+            <w:webHidden/>
+          </w:rPr>
+          <w:t>9</w:t>
+        </w:r>
+        <w:r>
+          <w:rPr>
+            <w:noProof/>
+            <w:webHidden/>
+          </w:rPr>
+          <w:fldChar w:fldCharType="end"/>
+        </w:r>
+      </w:hyperlink>
+    </w:p>
+    <w:p>
+      <w:pPr>
+        <w:pStyle w:val="TJ3"/>
+        <w:tabs>
+          <w:tab w:val="right" w:leader="dot" w:pos="8210"/>
+        </w:tabs>
+        <w:rPr>
+          <w:rFonts w:eastAsiaTheme="minorEastAsia" w:cstheme="minorBidi"/>
+          <w:i w:val="0"/>
+          <w:iCs w:val="0"/>
+          <w:noProof/>
+          <w:kern w:val="2"/>
+          <w:sz w:val="24"/>
+          <w:szCs w:val="24"/>
+          <w:lang w:eastAsia="hu-HU"/>
+          <w14:ligatures w14:val="standardContextual"/>
+        </w:rPr>
+      </w:pPr>
+      <w:hyperlink w:anchor="_Toc223367914" w:history="1">
+        <w:r>
+          <w:rPr>
+            <w:rStyle w:val="Hiperhivatkozs"/>
+            <w:noProof/>
+          </w:rPr>
+          <w:t>harmadik alcím</w:t>
+        </w:r>
+        <w:r>
+          <w:rPr>
+            <w:noProof/>
+            <w:webHidden/>
+          </w:rPr>
+          <w:tab/>
+        </w:r>
+        <w:r>
+          <w:rPr>
+            <w:noProof/>
+            <w:webHidden/>
+          </w:rPr>
+          <w:fldChar w:fldCharType="begin"/>
+        </w:r>
+        <w:r>
+          <w:rPr>
+            <w:noProof/>
+            <w:webHidden/>
+          </w:rPr>
+          <w:instrText xml:space="preserve"> PAGEREF _Toc223367914 \h </w:instrText>
+        </w:r>
+        <w:r>
+          <w:rPr>
+            <w:noProof/>
+            <w:webHidden/>
+          </w:rPr>
+        </w:r>
+        <w:r>
+          <w:rPr>
+            <w:noProof/>
+            <w:webHidden/>
+          </w:rPr>
+          <w:fldChar w:fldCharType="separate"/>
+        </w:r>
+        <w:r>
+          <w:rPr>
+            <w:noProof/>
+            <w:webHidden/>
+          </w:rPr>
+          <w:t>9</w:t>
+        </w:r>
+        <w:r>
+          <w:rPr>
+            <w:noProof/>
+            <w:webHidden/>
+          </w:rPr>
+          <w:fldChar w:fldCharType="end"/>
+        </w:r>
+      </w:hyperlink>
+    </w:p>
+    <w:p>
+      <w:pPr>
+        <w:pStyle w:val="TJ1"/>
+        <w:tabs>
+          <w:tab w:val="right" w:leader="dot" w:pos="8210"/>
+        </w:tabs>
+        <w:rPr>
+          <w:rFonts w:eastAsiaTheme="minorEastAsia" w:cstheme="minorBidi"/>
+          <w:b w:val="0"/>
+          <w:bCs w:val="0"/>
+          <w:caps w:val="0"/>
+          <w:noProof/>
+          <w:kern w:val="2"/>
+          <w:sz w:val="24"/>
+          <w:szCs w:val="24"/>
+          <w:lang w:eastAsia="hu-HU"/>
+          <w14:ligatures w14:val="standardContextual"/>
+        </w:rPr>
+      </w:pPr>
+      <w:hyperlink w:anchor="_Toc223367915" w:history="1">
+        <w:r>
+          <w:rPr>
+            <w:rStyle w:val="Hiperhivatkozs"/>
+            <w:noProof/>
+          </w:rPr>
+          <w:t>Felhasználói dokumentáció</w:t>
+        </w:r>
+        <w:r>
+          <w:rPr>
+            <w:noProof/>
+            <w:webHidden/>
+          </w:rPr>
+          <w:tab/>
+        </w:r>
+        <w:r>
+          <w:rPr>
+            <w:noProof/>
+            <w:webHidden/>
+          </w:rPr>
+          <w:fldChar w:fldCharType="begin"/>
+        </w:r>
+        <w:r>
+          <w:rPr>
+            <w:noProof/>
+            <w:webHidden/>
+          </w:rPr>
+          <w:instrText xml:space="preserve"> PAGEREF _Toc223367915 \h </w:instrText>
+        </w:r>
+        <w:r>
+          <w:rPr>
+            <w:noProof/>
+            <w:webHidden/>
+          </w:rPr>
+        </w:r>
+        <w:r>
+          <w:rPr>
+            <w:noProof/>
+            <w:webHidden/>
+          </w:rPr>
+          <w:fldChar w:fldCharType="separate"/>
+        </w:r>
+        <w:r>
+          <w:rPr>
+            <w:noProof/>
+            <w:webHidden/>
+          </w:rPr>
+          <w:t>10</w:t>
+        </w:r>
+        <w:r>
+          <w:rPr>
+            <w:noProof/>
+            <w:webHidden/>
+          </w:rPr>
+          <w:fldChar w:fldCharType="end"/>
+        </w:r>
+      </w:hyperlink>
+    </w:p>
+    <w:p>
+      <w:pPr>
+        <w:pStyle w:val="TJ1"/>
+        <w:tabs>
+          <w:tab w:val="right" w:leader="dot" w:pos="8210"/>
+        </w:tabs>
+        <w:rPr>
+          <w:rFonts w:eastAsiaTheme="minorEastAsia" w:cstheme="minorBidi"/>
+          <w:b w:val="0"/>
+          <w:bCs w:val="0"/>
+          <w:caps w:val="0"/>
+          <w:noProof/>
+          <w:kern w:val="2"/>
+          <w:sz w:val="24"/>
+          <w:szCs w:val="24"/>
+          <w:lang w:eastAsia="hu-HU"/>
+          <w14:ligatures w14:val="standardContextual"/>
+        </w:rPr>
+      </w:pPr>
+      <w:hyperlink w:anchor="_Toc223367916" w:history="1">
+        <w:r>
+          <w:rPr>
+            <w:rStyle w:val="Hiperhivatkozs"/>
+            <w:noProof/>
+          </w:rPr>
+          <w:t>Összefoglalás</w:t>
+        </w:r>
+        <w:r>
+          <w:rPr>
+            <w:noProof/>
+            <w:webHidden/>
+          </w:rPr>
+          <w:tab/>
+        </w:r>
+        <w:r>
+          <w:rPr>
+            <w:noProof/>
+            <w:webHidden/>
+          </w:rPr>
+          <w:fldChar w:fldCharType="begin"/>
+        </w:r>
+        <w:r>
+          <w:rPr>
+            <w:noProof/>
+            <w:webHidden/>
+          </w:rPr>
+          <w:instrText xml:space="preserve"> PAGEREF _Toc223367916 \h </w:instrText>
+        </w:r>
+        <w:r>
+          <w:rPr>
+            <w:noProof/>
+            <w:webHidden/>
+          </w:rPr>
+        </w:r>
+        <w:r>
+          <w:rPr>
+            <w:noProof/>
+            <w:webHidden/>
+          </w:rPr>
+          <w:fldChar w:fldCharType="separate"/>
+        </w:r>
+        <w:r>
+          <w:rPr>
+            <w:noProof/>
+            <w:webHidden/>
+          </w:rPr>
+          <w:t>11</w:t>
+        </w:r>
+        <w:r>
+          <w:rPr>
+            <w:noProof/>
+            <w:webHidden/>
+          </w:rPr>
+          <w:fldChar w:fldCharType="end"/>
+        </w:r>
+      </w:hyperlink>
+    </w:p>
+    <w:p>
+      <w:pPr>
+        <w:pStyle w:val="TJ1"/>
+        <w:tabs>
+          <w:tab w:val="right" w:leader="dot" w:pos="8210"/>
+        </w:tabs>
+        <w:rPr>
+          <w:rFonts w:eastAsiaTheme="minorEastAsia" w:cstheme="minorBidi"/>
+          <w:b w:val="0"/>
+          <w:bCs w:val="0"/>
+          <w:caps w:val="0"/>
+          <w:noProof/>
+          <w:kern w:val="2"/>
+          <w:sz w:val="24"/>
+          <w:szCs w:val="24"/>
+          <w:lang w:eastAsia="hu-HU"/>
+          <w14:ligatures w14:val="standardContextual"/>
+        </w:rPr>
+      </w:pPr>
+      <w:hyperlink w:anchor="_Toc223367917" w:history="1">
+        <w:r>
+          <w:rPr>
+            <w:rStyle w:val="Hiperhivatkozs"/>
+            <w:noProof/>
+          </w:rPr>
+          <w:t>Kitekintés</w:t>
+        </w:r>
+        <w:r>
+          <w:rPr>
+            <w:noProof/>
+            <w:webHidden/>
+          </w:rPr>
+          <w:tab/>
+        </w:r>
+        <w:r>
+          <w:rPr>
+            <w:noProof/>
+            <w:webHidden/>
+          </w:rPr>
+          <w:fldChar w:fldCharType="begin"/>
+        </w:r>
+        <w:r>
+          <w:rPr>
+            <w:noProof/>
+            <w:webHidden/>
+          </w:rPr>
+          <w:instrText xml:space="preserve"> PAGEREF _Toc223367917 \h </w:instrText>
+        </w:r>
+        <w:r>
+          <w:rPr>
+            <w:noProof/>
+            <w:webHidden/>
+          </w:rPr>
+        </w:r>
+        <w:r>
+          <w:rPr>
+            <w:noProof/>
+            <w:webHidden/>
+          </w:rPr>
+          <w:fldChar w:fldCharType="separate"/>
+        </w:r>
+        <w:r>
+          <w:rPr>
+            <w:noProof/>
+            <w:webHidden/>
+          </w:rPr>
+          <w:t>12</w:t>
+        </w:r>
+        <w:r>
+          <w:rPr>
+            <w:noProof/>
+            <w:webHidden/>
+          </w:rPr>
+          <w:fldChar w:fldCharType="end"/>
+        </w:r>
+      </w:hyperlink>
+    </w:p>
+    <w:p>
+      <w:pPr>
+        <w:pStyle w:val="TJ1"/>
+        <w:tabs>
+          <w:tab w:val="right" w:leader="dot" w:pos="8210"/>
+        </w:tabs>
+        <w:rPr>
+          <w:rFonts w:eastAsiaTheme="minorEastAsia" w:cstheme="minorBidi"/>
+          <w:b w:val="0"/>
+          <w:bCs w:val="0"/>
+          <w:caps w:val="0"/>
+          <w:noProof/>
+          <w:kern w:val="2"/>
+          <w:sz w:val="24"/>
+          <w:szCs w:val="24"/>
+          <w:lang w:eastAsia="hu-HU"/>
+          <w14:ligatures w14:val="standardContextual"/>
+        </w:rPr>
+      </w:pPr>
+      <w:hyperlink w:anchor="_Toc223367918" w:history="1">
+        <w:r>
+          <w:rPr>
+            <w:rStyle w:val="Hiperhivatkozs"/>
+            <w:noProof/>
+          </w:rPr>
+          <w:t>Irodalmi jegyzék</w:t>
+        </w:r>
+        <w:r>
+          <w:rPr>
+            <w:noProof/>
+            <w:webHidden/>
+          </w:rPr>
+          <w:tab/>
+        </w:r>
+        <w:r>
+          <w:rPr>
+            <w:noProof/>
+            <w:webHidden/>
+          </w:rPr>
+          <w:fldChar w:fldCharType="begin"/>
+        </w:r>
+        <w:r>
+          <w:rPr>
+            <w:noProof/>
+            <w:webHidden/>
+          </w:rPr>
+          <w:instrText xml:space="preserve"> PAGEREF _Toc223367918 \h </w:instrText>
+        </w:r>
+        <w:r>
+          <w:rPr>
+            <w:noProof/>
+            <w:webHidden/>
+          </w:rPr>
+        </w:r>
+        <w:r>
+          <w:rPr>
+            <w:noProof/>
+            <w:webHidden/>
+          </w:rPr>
+          <w:fldChar w:fldCharType="separate"/>
+        </w:r>
+        <w:r>
+          <w:rPr>
+            <w:noProof/>
+            <w:webHidden/>
+          </w:rPr>
+          <w:t>13</w:t>
+        </w:r>
+        <w:r>
+          <w:rPr>
+            <w:noProof/>
+            <w:webHidden/>
+          </w:rPr>
+          <w:fldChar w:fldCharType="end"/>
+        </w:r>
+      </w:hyperlink>
+    </w:p>
+    <w:p>
+      <w:pPr>
+        <w:pStyle w:val="Listaszerbekezds"/>
+        <w:jc w:val="center"/>
+        <w:rPr>
+          <w:sz w:val="32"/>
+          <w:szCs w:val="32"/>
+        </w:rPr>
+      </w:pPr>
+      <w:r>
+        <w:rPr>
+          <w:rFonts w:cstheme="minorHAnsi"/>
+          <w:b/>
+          <w:bCs/>
+          <w:caps/>
+          <w:sz w:val="36"/>
+          <w:szCs w:val="36"/>
+        </w:rPr>
+        <w:fldChar w:fldCharType="end"/>
+      </w:r>
+    </w:p>
+    <w:p>
+      <w:pPr>
+        <w:rPr>
+          <w:sz w:val="28"/>
+          <w:szCs w:val="28"/>
+        </w:rPr>
+      </w:pPr>
+      <w:r>
+        <w:rPr>
+          <w:sz w:val="28"/>
+          <w:szCs w:val="28"/>
+        </w:rPr>
+        <w:br w:type="page"/>
+      </w:r>
+    </w:p>
+    <w:p>
+      <w:pPr>
+        <w:pStyle w:val="Graphlet-lvl1"/>
+      </w:pPr>
+      <w:bookmarkStart w:id="0" w:name="_Toc223260901"/>
+      <w:bookmarkStart w:id="1" w:name="_Toc223367898"/>
+      <w:r>
+        <w:lastRenderedPageBreak/>
+        <w:t>Backend</w:t>
+      </w:r>
+      <w:bookmarkEnd w:id="0"/>
+      <w:bookmarkEnd w:id="1"/>
+    </w:p>
+    <w:p>
+      <w:pPr>
+        <w:pStyle w:val="Graphlet-lvl2"/>
+      </w:pPr>
+      <w:bookmarkStart w:id="2" w:name="_Toc223260902"/>
+      <w:bookmarkStart w:id="3" w:name="_Toc223367899"/>
+      <w:r>
+        <w:t>alcím</w:t>
+      </w:r>
+      <w:bookmarkEnd w:id="2"/>
+      <w:bookmarkEnd w:id="3"/>
+    </w:p>
+    <w:p>
+      <w:pPr>
+        <w:pStyle w:val="Graphlet-lvl3"/>
+      </w:pPr>
+      <w:bookmarkStart w:id="4" w:name="_Toc223260903"/>
+      <w:bookmarkStart w:id="5" w:name="_Toc223367900"/>
+      <w:r>
+        <w:t>harmadik alcím</w:t>
+      </w:r>
+      <w:bookmarkEnd w:id="4"/>
+      <w:bookmarkEnd w:id="5"/>
+    </w:p>
+    <w:p>
+      <w:pPr>
+        <w:pStyle w:val="Graphlet-normal"/>
+      </w:pPr>
+      <w:r>
+        <w:t>normal text</w:t>
+      </w:r>
+    </w:p>
+    <w:p>
+      <w:pPr>
+        <w:rPr>
+          <w:sz w:val="24"/>
+          <w:szCs w:val="24"/>
+        </w:rPr>
+      </w:pPr>
+    </w:p>
+    <w:p>
+      <w:pPr>
+        <w:rPr>
+          <w:sz w:val="24"/>
+          <w:szCs w:val="24"/>
+        </w:rPr>
+      </w:pPr>
+    </w:p>
+    <w:p>
+      <w:pPr>
+        <w:rPr>
+          <w:sz w:val="24"/>
+          <w:szCs w:val="24"/>
+        </w:rPr>
+      </w:pPr>
+      <w:r>
+        <w:rPr>
+          <w:sz w:val="24"/>
+          <w:szCs w:val="24"/>
+        </w:rPr>
+        <w:t>csinálj majd, valami db sectiont, hogy teljenek az oldalak</w:t>
+      </w:r>
+    </w:p>
+    <w:p>
+      <w:pPr>
+        <w:rPr>
+          <w:sz w:val="24"/>
+          <w:szCs w:val="24"/>
+        </w:rPr>
+      </w:pPr>
+      <w:r>
+        <w:rPr>
+          <w:sz w:val="24"/>
+          <w:szCs w:val="24"/>
+        </w:rPr>
+        <w:br w:type="page"/>
+      </w:r>
+    </w:p>
+    <w:p>
+      <w:pPr>
+        <w:pStyle w:val="Graphlet-lvl1"/>
+      </w:pPr>
+      <w:bookmarkStart w:id="6" w:name="_Toc223367901"/>
+      <w:r>
+        <w:lastRenderedPageBreak/>
+        <w:t>Backend tesztek</w:t>
+      </w:r>
+      <w:bookmarkEnd w:id="6"/>
+    </w:p>
+    <w:p>
+      <w:pPr>
+        <w:pStyle w:val="Graphlet-lvl2"/>
+      </w:pPr>
+      <w:bookmarkStart w:id="7" w:name="_Toc223367902"/>
+      <w:r>
+        <w:t>Alcím</w:t>
+      </w:r>
+      <w:bookmarkEnd w:id="7"/>
+    </w:p>
+    <w:p>
+      <w:pPr>
+        <w:pStyle w:val="Graphlet-lvl3"/>
+      </w:pPr>
+      <w:bookmarkStart w:id="8" w:name="_Toc223367903"/>
+      <w:r>
+        <w:t>harmadik alcím</w:t>
+      </w:r>
+      <w:bookmarkEnd w:id="8"/>
+    </w:p>
+    <w:p>
+      <w:pPr>
+        <w:pStyle w:val="Graphlet-normal"/>
+      </w:pPr>
+      <w:r>
+        <w:t>normal text looks like this lorem32dioéfjg mkjblfkdmb boődn aodfőmboőiareúm adifoőúb nmieropőú bfiobőa bfoőiba ndofaiőáb mortőaű inm</w:t>
+      </w:r>
+    </w:p>
+    <w:p>
+      <w:pPr>
+        <w:pStyle w:val="Graphlet-normal"/>
+        <w:ind w:firstLine="0"/>
+      </w:pPr>
+    </w:p>
+    <w:p>
+      <w:pPr>
+        <w:rPr>
+          <w:sz w:val="24"/>
+          <w:szCs w:val="24"/>
+        </w:rPr>
+      </w:pPr>
+      <w:r>
+        <w:rPr>
+          <w:sz w:val="24"/>
+          <w:szCs w:val="24"/>
+        </w:rPr>
+        <w:br w:type="page"/>
+      </w:r>
+    </w:p>
+    <w:p>
+      <w:pPr>
+        <w:pStyle w:val="Graphlet-lvl1"/>
+      </w:pPr>
+      <w:bookmarkStart w:id="9" w:name="_Toc223367904"/>
+      <w:r>
+        <w:lastRenderedPageBreak/>
+        <w:t>Frontend</w:t>
+      </w:r>
+      <w:bookmarkEnd w:id="9"/>
+    </w:p>
+    <w:p>
+      <w:pPr>
+        <w:pStyle w:val="Graphlet-lvl2"/>
+      </w:pPr>
+      <w:bookmarkStart w:id="10" w:name="_Toc223367905"/>
+      <w:r>
+        <w:t>Bevezetés</w:t>
+      </w:r>
+      <w:bookmarkEnd w:id="10"/>
+    </w:p>
+    <w:p>
+      <w:pPr>
+        <w:pStyle w:val="Graphlet-normal"/>
+      </w:pPr>
+      <w:r>
+        <w:t xml:space="preserve">A Graphlet felhasználó felülete JavaScript nyelven íródott. Azon belül a </w:t>
+      </w:r>
+      <w:hyperlink r:id="rId8" w:history="1">
+        <w:r>
+          <w:rPr>
+            <w:rStyle w:val="Hiperhivatkozs"/>
+          </w:rPr>
+          <w:t>Re</w:t>
+        </w:r>
+        <w:r>
+          <w:rPr>
+            <w:rStyle w:val="Hiperhivatkozs"/>
+          </w:rPr>
+          <w:t>a</w:t>
+        </w:r>
+        <w:r>
+          <w:rPr>
+            <w:rStyle w:val="Hiperhivatkozs"/>
+          </w:rPr>
+          <w:t>ct</w:t>
+        </w:r>
+      </w:hyperlink>
+      <w:r>
+        <w:t xml:space="preserve"> könyvtár segítségével.</w:t>
+      </w:r>
+      <w:r>
+        <w:t xml:space="preserve"> </w:t>
+      </w:r>
+    </w:p>
+    <w:p>
+      <w:pPr>
+        <w:pStyle w:val="Graphlet-lvl2"/>
+      </w:pPr>
+      <w:bookmarkStart w:id="11" w:name="_Toc223367906"/>
+      <w:r>
+        <w:t>Felépítés</w:t>
+      </w:r>
+      <w:r>
+        <w:t xml:space="preserve"> és</w:t>
+      </w:r>
+      <w:r>
+        <w:t xml:space="preserve"> szerkezet</w:t>
+      </w:r>
+      <w:bookmarkEnd w:id="11"/>
+    </w:p>
+    <w:p>
+      <w:pPr>
+        <w:pStyle w:val="Graphlet-lvl3"/>
+      </w:pPr>
+      <w:bookmarkStart w:id="12" w:name="_Toc223367907"/>
+      <w:r>
+        <w:t>Mappa szinten</w:t>
+      </w:r>
+      <w:bookmarkEnd w:id="12"/>
+    </w:p>
+    <w:p>
+      <w:pPr>
+        <w:pStyle w:val="Graphlet-normal"/>
+      </w:pPr>
+      <w:r>
+        <w:t xml:space="preserve">A frontend projekt mappája a </w:t>
+      </w:r>
+      <w:r>
+        <w:rPr>
+          <w:color w:val="C45911" w:themeColor="accent2" w:themeShade="BF"/>
+        </w:rPr>
+        <w:t>„backend/Frontend/Graphlet</w:t>
+      </w:r>
+      <w:r>
+        <w:rPr>
+          <w:color w:val="C45911" w:themeColor="accent2" w:themeShade="BF"/>
+        </w:rPr>
+        <w:t>”</w:t>
+      </w:r>
+      <w:r>
+        <w:t xml:space="preserve"> mappában található. Ott, az </w:t>
+      </w:r>
+      <w:r>
+        <w:rPr>
+          <w:color w:val="C45911" w:themeColor="accent2" w:themeShade="BF"/>
+        </w:rPr>
+        <w:t xml:space="preserve">„src” </w:t>
+      </w:r>
+      <w:r>
+        <w:t xml:space="preserve">mappában vannak a főbb oldalak a </w:t>
+      </w:r>
+      <w:r>
+        <w:t>„</w:t>
+      </w:r>
+      <w:r>
+        <w:rPr>
+          <w:color w:val="C45911" w:themeColor="accent2" w:themeShade="BF"/>
+        </w:rPr>
+        <w:t>pages</w:t>
+      </w:r>
+      <w:r>
+        <w:rPr>
+          <w:color w:val="C45911" w:themeColor="accent2" w:themeShade="BF"/>
+        </w:rPr>
+        <w:t>”</w:t>
+      </w:r>
+      <w:r>
+        <w:rPr>
+          <w:color w:val="C45911" w:themeColor="accent2" w:themeShade="BF"/>
+        </w:rPr>
+        <w:t xml:space="preserve"> </w:t>
+      </w:r>
+      <w:r>
+        <w:t xml:space="preserve">mappában, React komponensek a </w:t>
+      </w:r>
+      <w:r>
+        <w:t>„</w:t>
+      </w:r>
+      <w:r>
+        <w:rPr>
+          <w:color w:val="C45911" w:themeColor="accent2" w:themeShade="BF"/>
+        </w:rPr>
+        <w:t>components</w:t>
+      </w:r>
+      <w:r>
+        <w:rPr>
+          <w:color w:val="C45911" w:themeColor="accent2" w:themeShade="BF"/>
+        </w:rPr>
+        <w:t>”</w:t>
+      </w:r>
+      <w:r>
+        <w:rPr>
+          <w:color w:val="C45911" w:themeColor="accent2" w:themeShade="BF"/>
+        </w:rPr>
+        <w:t xml:space="preserve"> </w:t>
+      </w:r>
+      <w:r>
+        <w:t xml:space="preserve">mappában, és egyéb megjelenő elemek az </w:t>
+      </w:r>
+      <w:r>
+        <w:t>„</w:t>
+      </w:r>
+      <w:r>
+        <w:rPr>
+          <w:color w:val="C45911" w:themeColor="accent2" w:themeShade="BF"/>
+        </w:rPr>
+        <w:t>assets</w:t>
+      </w:r>
+      <w:r>
+        <w:rPr>
+          <w:color w:val="C45911" w:themeColor="accent2" w:themeShade="BF"/>
+        </w:rPr>
+        <w:t>”</w:t>
+      </w:r>
+      <w:r>
+        <w:rPr>
+          <w:color w:val="C45911" w:themeColor="accent2" w:themeShade="BF"/>
+        </w:rPr>
+        <w:t xml:space="preserve"> </w:t>
+      </w:r>
+      <w:r>
+        <w:t xml:space="preserve">mappában. </w:t>
+      </w:r>
+    </w:p>
+    <w:p>
+      <w:pPr>
+        <w:pStyle w:val="Graphlet-lvl3"/>
+      </w:pPr>
+      <w:bookmarkStart w:id="13" w:name="_Toc223367908"/>
+      <w:r>
+        <w:t>Kód szinten</w:t>
+      </w:r>
+      <w:bookmarkEnd w:id="13"/>
+    </w:p>
+    <w:p>
+      <w:pPr>
+        <w:pStyle w:val="Graphlet-lvl4"/>
+      </w:pPr>
+      <w:bookmarkStart w:id="14" w:name="_Toc223367909"/>
+      <w:r>
+        <w:t xml:space="preserve">App.tsx és </w:t>
+      </w:r>
+      <w:r>
+        <w:t>bejelentkezés</w:t>
+      </w:r>
+      <w:bookmarkEnd w:id="14"/>
+    </w:p>
+    <w:p>
+      <w:pPr>
+        <w:pStyle w:val="Graphlet-normal"/>
+      </w:pPr>
+      <w:r>
+        <w:t>A frontend fő oldala az App.tsx, ami csak egy RouterProvider-t tartalmaz</w:t>
+      </w:r>
+      <w:r>
+        <w:t xml:space="preserve"> semmi mást</w:t>
+      </w:r>
+      <w:r>
+        <w:t>, ami</w:t>
+      </w:r>
+      <w:r>
+        <w:t xml:space="preserve"> csak az alap útvonalakat tartalmazza, és az alapján lehet navigálni.</w:t>
+      </w:r>
+    </w:p>
+    <w:p>
+      <w:pPr>
+        <w:pStyle w:val="Graphlet-normal"/>
+      </w:pPr>
+      <w:r>
+        <w:t xml:space="preserve">Az alap elérési útvonal „/” a login oldalra navigál. Ez a pages mappában van. Ezen az oldalon lehet bejelentkezni. </w:t>
+      </w:r>
+    </w:p>
+    <w:p>
+      <w:pPr>
+        <w:pStyle w:val="Graphlet-normal"/>
+      </w:pPr>
+      <w:r>
+        <w:t xml:space="preserve">Minden oldal és komponens elején be vannak importálva a szükséges komponensek, és fájlok. </w:t>
+      </w:r>
+      <w:r>
+        <w:t>Importálás után definiálva van egy szabály az e-mail cím felépítésére. Létre vannak hozva változók, amik tárolják a bejelentkezési folyamat állapotát</w:t>
+      </w:r>
+      <w:r>
+        <w:t xml:space="preserve"> egy useState-ben</w:t>
+      </w:r>
+      <w:r>
+        <w:t>.</w:t>
+      </w:r>
+      <w:r>
+        <w:t xml:space="preserve"> </w:t>
+      </w:r>
+    </w:p>
+    <w:p>
+      <w:pPr>
+        <w:pStyle w:val="Graphlet-normal"/>
+      </w:pPr>
+      <w:r>
+        <w:t>A login funckció -nem összetévesztendő a Login-nal</w:t>
+      </w:r>
+      <w:r>
+        <w:t>, mert az a komplett komponens</w:t>
+      </w:r>
+      <w:r>
+        <w:t>- felel a bejelentkezésért</w:t>
+      </w:r>
+      <w:r>
+        <w:t>. Először megszerzi az adatokat a megfelelő helyről</w:t>
+      </w:r>
+      <w:r>
+        <w:t xml:space="preserve"> a css osztálynév alapján</w:t>
+      </w:r>
+      <w:r>
+        <w:t>, majd ellenőrzi azokat. Utána kérést indít a backend felé</w:t>
+      </w:r>
+      <w:r>
+        <w:t xml:space="preserve">, amiben elküldi az e-mail címet és </w:t>
+      </w:r>
+      <w:r>
+        <w:t>a jelszót</w:t>
+      </w:r>
+      <w:r>
+        <w:t xml:space="preserve"> és a választ pedig elmenti</w:t>
+      </w:r>
+      <w:r>
+        <w:t>, később json formátumba ko</w:t>
+      </w:r>
+      <w:r>
+        <w:t>n</w:t>
+      </w:r>
+      <w:r>
+        <w:t>ve</w:t>
+      </w:r>
+      <w:r>
+        <w:t>r</w:t>
+      </w:r>
+      <w:r>
+        <w:t>tálja azt</w:t>
+      </w:r>
+      <w:r>
+        <w:t>.</w:t>
+      </w:r>
+      <w:r>
+        <w:t xml:space="preserve"> Amennyiben a válasz kódja 200, akkor a visszaküldött </w:t>
+      </w:r>
+      <w:r>
+        <w:lastRenderedPageBreak/>
+        <w:t>tokent elmenti a böngészőbe</w:t>
+      </w:r>
+      <w:r>
+        <w:t xml:space="preserve">, </w:t>
+      </w:r>
+      <w:r>
+        <w:t>és sikeresen bejelentkezünk és átkerülünk a Workspaces oldalra</w:t>
+      </w:r>
+      <w:r>
+        <w:t xml:space="preserve">. </w:t>
+      </w:r>
+      <w:r>
+        <w:t xml:space="preserve">Ellenkező esetben hibaüzenet jelenik meg, és nem tudunk belépni. </w:t>
+      </w:r>
+    </w:p>
+    <w:p>
+      <w:pPr>
+        <w:pStyle w:val="Graphlet-normal"/>
+      </w:pPr>
+      <w:r>
+        <w:t>Az oldalon van még egy link, amivel átnavigálhatunk a regisztrációs oldalra, ahol létrehozhatunk egy új fiókot.</w:t>
+      </w:r>
+    </w:p>
+    <w:p>
+      <w:pPr>
+        <w:pStyle w:val="Graphlet-lvl4"/>
+      </w:pPr>
+      <w:bookmarkStart w:id="15" w:name="_Toc223367910"/>
+      <w:r>
+        <w:t>Regisztráció</w:t>
+      </w:r>
+      <w:bookmarkEnd w:id="15"/>
+    </w:p>
+    <w:p>
+      <w:pPr>
+        <w:pStyle w:val="Graphlet-normal"/>
+      </w:pPr>
+      <w:r>
+        <w:t xml:space="preserve">A Login oldalról lehet idejutni. Itt lehet új felhasználói fiókot létrehozni. Kell egy e-mail cím, egy felhasználónév, és egy jelszó. </w:t>
+      </w:r>
+      <w:r>
+        <w:t>Itt is van e-mail cím formai ellenőrzés, hibaüzenet, amik a komponens elején beállításra kerülnek. A registerUser funkcióban a loginhoz képest még egy username is van. A bevitt értékek létezése, és formai követelményeknek való megfelelése itt is ellenőrizve van</w:t>
+      </w:r>
+      <w:r>
+        <w:t xml:space="preserve"> hasonlóképp, mint a bejelentkezésnél</w:t>
+      </w:r>
+      <w:r>
+        <w:t>. Ezután indul a kérés a szerver felé a megfelelő végpontra. Hiba esetén megjelenik a hibaüzenet</w:t>
+      </w:r>
+      <w:r>
+        <w:t>, és nem történik átirányítás</w:t>
+      </w:r>
+      <w:r>
+        <w:t xml:space="preserve">. Amennyiben sikeres a regisztráció, </w:t>
+      </w:r>
+      <w:r>
+        <w:t xml:space="preserve">arról is kapunk visszajelzést, és </w:t>
+      </w:r>
+      <w:r>
+        <w:t xml:space="preserve">a weboldal átirányít minket a bejelentkezési felületre, ahol az újonnan létrehozott fiókunkba tudunk bejelentkezni. </w:t>
+      </w:r>
+      <w:r>
+        <w:t xml:space="preserve">Továbbá van még egy hivatkozás az oldal alján, a login oldalra tudunk visszamenni. </w:t>
+      </w:r>
+    </w:p>
+    <w:p>
+      <w:pPr>
+        <w:pStyle w:val="Graphlet-normal"/>
+        <w:ind w:firstLine="0"/>
+      </w:pPr>
+    </w:p>
+    <w:p>
+      <w:pPr>
+        <w:pStyle w:val="Graphlet-lvl4"/>
+      </w:pPr>
+      <w:bookmarkStart w:id="16" w:name="_Toc223367911"/>
+      <w:r>
+        <w:t>Workspaces oldal</w:t>
+      </w:r>
+      <w:bookmarkEnd w:id="16"/>
+    </w:p>
+    <w:p>
+      <w:pPr>
+        <w:pStyle w:val="Graphlet-normal"/>
+      </w:pPr>
+      <w:r>
+        <w:t xml:space="preserve">Erről az oldalról érhetők el az oldal fő funkciói. </w:t>
+      </w:r>
+      <w:r>
+        <w:t>Itt vannak a jegyzetek, innen érhetőek el a beállítások, a kijelentkezés.</w:t>
+      </w:r>
+    </w:p>
+    <w:p>
+      <w:pPr>
+        <w:pStyle w:val="Graphlet-normal"/>
+      </w:pPr>
+      <w:r>
+        <w:t>Ez az oldal több segédkomponenst is használ, amik később részletezve lesznek.</w:t>
+      </w:r>
+    </w:p>
+    <w:p>
+      <w:pPr>
+        <w:pStyle w:val="Graphlet-normal"/>
+      </w:pPr>
+      <w:r>
+        <w:t xml:space="preserve">Az első funkció, a </w:t>
+      </w:r>
+      <w:r>
+        <w:t>getWorkspaces</w:t>
+      </w:r>
+      <w:r>
+        <w:t xml:space="preserve"> felel azért, hogy amikor a felhasználó megnyitja az oldalt, akkor a szerverről betöltse a már létrehozott workspace-eket. </w:t>
+      </w:r>
+      <w:r>
+        <w:t>Egy promise-szal tér vissza, amiben egy Worspaceket tartalmazó tömb van. Kérés indul a szerverhez, és már a korábban elmentett authentikációs tokent is használja, egyrészről, hogy megbizonyosodjon a program arról, hogy a felhasználónak van-e jogosultsága, másrészről pedig, hogy azonosítani tudja a felhasználót, és a megfelelő workspace-eket adja oda neki.</w:t>
+      </w:r>
+      <w:r>
+        <w:t xml:space="preserve"> </w:t>
+      </w:r>
+      <w:r>
+        <w:t xml:space="preserve">Ha sikerrel tér vissza a szerver, akkor átalakítja a választ, és visszaadja a tömböt. Ha üres a tömb, akkor megjelenik egy szöveg, hogy nincs még létrehozott workspace. Hiba esetén hibaüzenet jelenik meg. </w:t>
+      </w:r>
+    </w:p>
+    <w:p>
+      <w:pPr>
+        <w:pStyle w:val="Graphlet-normal"/>
+      </w:pPr>
+      <w:r>
+        <w:t xml:space="preserve">A komponens fő részében definiálva vannak értékek: maguk a workspace-k, a betöltés állapota, az aktuális hiba, az egyéb opciók megjelenési állapota, az új </w:t>
+      </w:r>
+      <w:r>
+        <w:lastRenderedPageBreak/>
+        <w:t>workspace létrehozása ablak megjelenéi állapota, a keresőmező tartalma, megnyitandó workspace url-je,</w:t>
+      </w:r>
+      <w:r>
+        <w:t xml:space="preserve"> </w:t>
+      </w:r>
+      <w:r>
+        <w:t xml:space="preserve">és az url-ben lévő beállítások, amik később kellenek. </w:t>
+      </w:r>
+    </w:p>
+    <w:p>
+      <w:pPr>
+        <w:pStyle w:val="Graphlet-normal"/>
+      </w:pPr>
+      <w:r>
+        <w:t xml:space="preserve">A </w:t>
+      </w:r>
+      <w:r>
+        <w:t>loadWorkspaces</w:t>
+      </w:r>
+      <w:r>
+        <w:t xml:space="preserve"> metódus betölti a szerverről lekért workspace-eket a változóba, aminek a tartalma dinamikusan jelenik meg</w:t>
+      </w:r>
+      <w:r>
+        <w:t>.</w:t>
+      </w:r>
+    </w:p>
+    <w:p>
+      <w:pPr>
+        <w:pStyle w:val="Graphlet-normal"/>
+      </w:pPr>
+    </w:p>
+    <w:p>
+      <w:pPr>
+        <w:rPr>
+          <w:sz w:val="24"/>
+          <w:szCs w:val="24"/>
+        </w:rPr>
+      </w:pPr>
+      <w:r>
+        <w:rPr>
+          <w:sz w:val="24"/>
+          <w:szCs w:val="24"/>
+        </w:rPr>
+        <w:br w:type="page"/>
+      </w:r>
+    </w:p>
+    <w:p>
+      <w:pPr>
+        <w:pStyle w:val="Graphlet-lvl1"/>
+      </w:pPr>
+      <w:bookmarkStart w:id="17" w:name="_Toc223367912"/>
+      <w:r>
+        <w:lastRenderedPageBreak/>
+        <w:t>Frontend</w:t>
+      </w:r>
+      <w:r>
+        <w:t xml:space="preserve"> tesztek</w:t>
+      </w:r>
+      <w:bookmarkEnd w:id="17"/>
+    </w:p>
+    <w:p>
+      <w:pPr>
+        <w:pStyle w:val="Graphlet-lvl2"/>
+      </w:pPr>
+      <w:bookmarkStart w:id="18" w:name="_Toc223367913"/>
+      <w:r>
+        <w:t>Alcím</w:t>
+      </w:r>
+      <w:bookmarkEnd w:id="18"/>
+    </w:p>
+    <w:p>
+      <w:pPr>
+        <w:pStyle w:val="Graphlet-lvl3"/>
+      </w:pPr>
+      <w:bookmarkStart w:id="19" w:name="_Toc223367914"/>
+      <w:r>
+        <w:t>harmadik alcím</w:t>
+      </w:r>
+      <w:bookmarkEnd w:id="19"/>
+    </w:p>
+    <w:p>
+      <w:pPr>
+        <w:pStyle w:val="Graphlet-normal"/>
+      </w:pPr>
+      <w:r>
+        <w:t>normal text</w:t>
+      </w:r>
+    </w:p>
+    <w:p>
+      <w:pPr>
+        <w:pStyle w:val="Listaszerbekezds"/>
+        <w:rPr>
+          <w:sz w:val="24"/>
+          <w:szCs w:val="24"/>
+        </w:rPr>
+      </w:pPr>
+    </w:p>
+    <w:p>
+      <w:pPr>
+        <w:rPr>
+          <w:sz w:val="24"/>
+          <w:szCs w:val="24"/>
+        </w:rPr>
+      </w:pPr>
+      <w:r>
+        <w:rPr>
+          <w:sz w:val="24"/>
+          <w:szCs w:val="24"/>
+        </w:rPr>
+        <w:br w:type="page"/>
+      </w:r>
+    </w:p>
+    <w:p>
+      <w:pPr>
+        <w:pStyle w:val="Graphlet-lvl1"/>
+      </w:pPr>
+      <w:bookmarkStart w:id="20" w:name="_Toc223367915"/>
+      <w:r>
+        <w:lastRenderedPageBreak/>
+        <w:t>Felhasználói dokumentáció</w:t>
+      </w:r>
+      <w:bookmarkEnd w:id="20"/>
+    </w:p>
+    <w:p>
+      <w:pPr>
+        <w:pStyle w:val="Graphlet-normal"/>
+      </w:pPr>
+    </w:p>
+    <w:p>
+      <w:pPr>
+        <w:pStyle w:val="Graphlet-normal"/>
+      </w:pPr>
+    </w:p>
+    <w:p>
+      <w:pPr>
+        <w:rPr>
+          <w:rFonts w:ascii="Times New Roman" w:eastAsiaTheme="majorEastAsia" w:hAnsi="Times New Roman" w:cstheme="majorBidi"/>
+          <w:color w:val="000000" w:themeColor="text1"/>
+          <w:sz w:val="24"/>
+          <w:szCs w:val="32"/>
+        </w:rPr>
+      </w:pPr>
+      <w:r>
+        <w:br w:type="page"/>
+      </w:r>
+    </w:p>
+    <w:p>
+      <w:pPr>
+        <w:pStyle w:val="Graphlet-lvl1"/>
+      </w:pPr>
+      <w:bookmarkStart w:id="21" w:name="_Toc223367916"/>
+      <w:r>
+        <w:lastRenderedPageBreak/>
+        <w:t>Összefoglalás</w:t>
+      </w:r>
+      <w:bookmarkEnd w:id="21"/>
+    </w:p>
+    <w:p>
+      <w:pPr>
+        <w:pStyle w:val="Graphlet-normal"/>
+      </w:pPr>
+      <w:r>
+        <w:t>projekt célja, milyen problémára dott mergoldást, techológia, megoldáaok, sikerült-e, működik-e, követelmények teljesülte-e? tapasztalatok…</w:t>
+      </w:r>
+    </w:p>
+    <w:p>
+      <w:pPr>
+        <w:rPr>
+          <w:rFonts w:ascii="Times New Roman" w:eastAsiaTheme="majorEastAsia" w:hAnsi="Times New Roman" w:cstheme="majorBidi"/>
+          <w:color w:val="000000" w:themeColor="text1"/>
+          <w:sz w:val="24"/>
+          <w:szCs w:val="32"/>
+        </w:rPr>
+      </w:pPr>
+      <w:r>
+        <w:br w:type="page"/>
+      </w:r>
+    </w:p>
+    <w:p>
+      <w:pPr>
+        <w:pStyle w:val="Graphlet-lvl1"/>
+      </w:pPr>
+      <w:bookmarkStart w:id="22" w:name="_Toc223367917"/>
+      <w:r>
+        <w:lastRenderedPageBreak/>
+        <w:t>Kitekintés</w:t>
+      </w:r>
+      <w:bookmarkEnd w:id="22"/>
+    </w:p>
+    <w:p>
+      <w:pPr>
+        <w:pStyle w:val="Graphlet-normal"/>
+      </w:pPr>
+      <w:r>
+        <w:t>(továbbfejlesztési tervek/lehetőségek)</w:t>
+      </w:r>
+    </w:p>
+    <w:p>
+      <w:pPr>
+        <w:rPr>
+          <w:rFonts w:ascii="Times New Roman" w:eastAsiaTheme="majorEastAsia" w:hAnsi="Times New Roman" w:cstheme="majorBidi"/>
+          <w:color w:val="000000" w:themeColor="text1"/>
+          <w:sz w:val="24"/>
+          <w:szCs w:val="32"/>
+        </w:rPr>
+      </w:pPr>
+      <w:r>
+        <w:br w:type="page"/>
+      </w:r>
+    </w:p>
+    <w:p>
+      <w:pPr>
+        <w:pStyle w:val="Graphlet-lvl1"/>
+      </w:pPr>
+      <w:bookmarkStart w:id="23" w:name="_Toc223367918"/>
+      <w:r>
+        <w:lastRenderedPageBreak/>
+        <w:t>Irodalmi jegyzék</w:t>
+      </w:r>
+      <w:bookmarkEnd w:id="23"/>
+    </w:p>
+    <w:p>
+      <w:pPr>
+        <w:pStyle w:val="Graphlet-normal"/>
+      </w:pPr>
+      <w:r>
+        <w:t>(források)</w:t>
+      </w:r>
+    </w:p>
     <w:sectPr>
+      <w:headerReference w:type="default" r:id="rId9"/>
       <w:pgSz w:w="11906" w:h="16838"/>
-      <w:pgMar w:top="1417" w:right="1417" w:bottom="1417" w:left="1417" w:header="708" w:footer="708" w:gutter="0"/>
+      <w:pgMar w:top="1418" w:right="1418" w:bottom="1418" w:left="2268" w:header="709" w:footer="709" w:gutter="0"/>
       <w:cols w:space="708"/>
       <w:docGrid w:linePitch="360"/>
     </w:sectPr>
   </w:body>
 </w:document>
+</file>
+
+<file path=word/endnotes.xml><?xml version="1.0" encoding="utf-8"?>
+<w:endnotes xmlns:wpc="http://schemas.microsoft.com/office/word/2010/wordprocessingCanvas" xmlns:cx="http://schemas.microsoft.com/office/drawing/2014/chartex" xmlns:cx1="http://schemas.microsoft.com/office/drawing/2015/9/8/chartex" xmlns:cx2="http://schemas.microsoft.com/office/drawing/2015/10/21/chartex" xmlns:cx3="http://schemas.microsoft.com/office/drawing/2016/5/9/chartex" xmlns:cx4="http://schemas.microsoft.com/office/drawing/2016/5/10/chartex" xmlns:cx5="http://schemas.microsoft.com/office/drawing/2016/5/11/chartex" xmlns:cx6="http://schemas.microsoft.com/office/drawing/2016/5/12/chartex" xmlns:cx7="http://schemas.microsoft.com/office/drawing/2016/5/13/chartex" xmlns:cx8="http://schemas.microsoft.com/office/drawing/2016/5/14/chartex" xmlns:mc="http://schemas.openxmlformats.org/markup-compatibility/2006" xmlns:aink="http://schemas.microsoft.com/office/drawing/2016/ink" xmlns:am3d="http://schemas.microsoft.com/office/drawing/2017/model3d" xmlns:o="urn:schemas-microsoft-com:office:office" xmlns:oel="http://schemas.microsoft.com/office/2019/extlst" xmlns:r="http://schemas.openxmlformats.org/officeDocument/2006/relationships" xmlns:m="http://schemas.openxmlformats.org/officeDocument/2006/math" xmlns:v="urn:schemas-microsoft-com:vml" xmlns:wp14="http://schemas.microsoft.com/office/word/2010/wordprocessingDrawing" xmlns:wp="http://schemas.openxmlformats.org/drawingml/2006/wordprocessingDrawing" xmlns:w10="urn:schemas-microsoft-com:office:word" xmlns:w="http://schemas.openxmlformats.org/wordprocessingml/2006/main" xmlns:w14="http://schemas.microsoft.com/office/word/2010/wordml" xmlns:w15="http://schemas.microsoft.com/office/word/2012/wordml" xmlns:w16cex="http://schemas.microsoft.com/office/word/2018/wordml/cex" xmlns:w16cid="http://schemas.microsoft.com/office/word/2016/wordml/cid" xmlns:w16="http://schemas.microsoft.com/office/word/2018/wordml" xmlns:w16du="http://schemas.microsoft.com/office/word/2023/wordml/word16du" xmlns:w16sdtdh="http://schemas.microsoft.com/office/word/2020/wordml/sdtdatahash" xmlns:w16sdtfl="http://schemas.microsoft.com/office/word/2024/wordml/sdtformatlock" xmlns:w16se="http://schemas.microsoft.com/office/word/2015/wordml/symex" xmlns:wpg="http://schemas.microsoft.com/office/word/2010/wordprocessingGroup" xmlns:wpi="http://schemas.microsoft.com/office/word/2010/wordprocessingInk" xmlns:wne="http://schemas.microsoft.com/office/word/2006/wordml" xmlns:wps="http://schemas.microsoft.com/office/word/2010/wordprocessingShape" mc:Ignorable="w14 w15 w16se w16cid w16 w16cex w16sdtdh w16sdtfl w16du wp14">
+  <w:endnote w:type="separator" w:id="-1">
+    <w:p>
+      <w:pPr>
+        <w:spacing w:after="0" w:line="240" w:lineRule="auto"/>
+      </w:pPr>
+      <w:r>
+        <w:separator/>
+      </w:r>
+    </w:p>
+  </w:endnote>
+  <w:endnote w:type="continuationSeparator" w:id="0">
+    <w:p>
+      <w:pPr>
+        <w:spacing w:after="0" w:line="240" w:lineRule="auto"/>
+      </w:pPr>
+      <w:r>
+        <w:continuationSeparator/>
+      </w:r>
+    </w:p>
+  </w:endnote>
+</w:endnotes>
+</file>
+
+<file path=word/footnotes.xml><?xml version="1.0" encoding="utf-8"?>
+<w:footnotes xmlns:wpc="http://schemas.microsoft.com/office/word/2010/wordprocessingCanvas" xmlns:cx="http://schemas.microsoft.com/office/drawing/2014/chartex" xmlns:cx1="http://schemas.microsoft.com/office/drawing/2015/9/8/chartex" xmlns:cx2="http://schemas.microsoft.com/office/drawing/2015/10/21/chartex" xmlns:cx3="http://schemas.microsoft.com/office/drawing/2016/5/9/chartex" xmlns:cx4="http://schemas.microsoft.com/office/drawing/2016/5/10/chartex" xmlns:cx5="http://schemas.microsoft.com/office/drawing/2016/5/11/chartex" xmlns:cx6="http://schemas.microsoft.com/office/drawing/2016/5/12/chartex" xmlns:cx7="http://schemas.microsoft.com/office/drawing/2016/5/13/chartex" xmlns:cx8="http://schemas.microsoft.com/office/drawing/2016/5/14/chartex" xmlns:mc="http://schemas.openxmlformats.org/markup-compatibility/2006" xmlns:aink="http://schemas.microsoft.com/office/drawing/2016/ink" xmlns:am3d="http://schemas.microsoft.com/office/drawing/2017/model3d" xmlns:o="urn:schemas-microsoft-com:office:office" xmlns:oel="http://schemas.microsoft.com/office/2019/extlst" xmlns:r="http://schemas.openxmlformats.org/officeDocument/2006/relationships" xmlns:m="http://schemas.openxmlformats.org/officeDocument/2006/math" xmlns:v="urn:schemas-microsoft-com:vml" xmlns:wp14="http://schemas.microsoft.com/office/word/2010/wordprocessingDrawing" xmlns:wp="http://schemas.openxmlformats.org/drawingml/2006/wordprocessingDrawing" xmlns:w10="urn:schemas-microsoft-com:office:word" xmlns:w="http://schemas.openxmlformats.org/wordprocessingml/2006/main" xmlns:w14="http://schemas.microsoft.com/office/word/2010/wordml" xmlns:w15="http://schemas.microsoft.com/office/word/2012/wordml" xmlns:w16cex="http://schemas.microsoft.com/office/word/2018/wordml/cex" xmlns:w16cid="http://schemas.microsoft.com/office/word/2016/wordml/cid" xmlns:w16="http://schemas.microsoft.com/office/word/2018/wordml" xmlns:w16du="http://schemas.microsoft.com/office/word/2023/wordml/word16du" xmlns:w16sdtdh="http://schemas.microsoft.com/office/word/2020/wordml/sdtdatahash" xmlns:w16sdtfl="http://schemas.microsoft.com/office/word/2024/wordml/sdtformatlock" xmlns:w16se="http://schemas.microsoft.com/office/word/2015/wordml/symex" xmlns:wpg="http://schemas.microsoft.com/office/word/2010/wordprocessingGroup" xmlns:wpi="http://schemas.microsoft.com/office/word/2010/wordprocessingInk" xmlns:wne="http://schemas.microsoft.com/office/word/2006/wordml" xmlns:wps="http://schemas.microsoft.com/office/word/2010/wordprocessingShape" mc:Ignorable="w14 w15 w16se w16cid w16 w16cex w16sdtdh w16sdtfl w16du wp14">
+  <w:footnote w:type="separator" w:id="-1">
+    <w:p>
+      <w:pPr>
+        <w:spacing w:after="0" w:line="240" w:lineRule="auto"/>
+      </w:pPr>
+      <w:r>
+        <w:separator/>
+      </w:r>
+    </w:p>
+  </w:footnote>
+  <w:footnote w:type="continuationSeparator" w:id="0">
+    <w:p>
+      <w:pPr>
+        <w:spacing w:after="0" w:line="240" w:lineRule="auto"/>
+      </w:pPr>
+      <w:r>
+        <w:continuationSeparator/>
+      </w:r>
+    </w:p>
+  </w:footnote>
+</w:footnotes>
+</file>
+
+<file path=word/header1.xml><?xml version="1.0" encoding="utf-8"?>
+<w:hdr xmlns:wpc="http://schemas.microsoft.com/office/word/2010/wordprocessingCanvas" xmlns:cx="http://schemas.microsoft.com/office/drawing/2014/chartex" xmlns:cx1="http://schemas.microsoft.com/office/drawing/2015/9/8/chartex" xmlns:cx2="http://schemas.microsoft.com/office/drawing/2015/10/21/chartex" xmlns:cx3="http://schemas.microsoft.com/office/drawing/2016/5/9/chartex" xmlns:cx4="http://schemas.microsoft.com/office/drawing/2016/5/10/chartex" xmlns:cx5="http://schemas.microsoft.com/office/drawing/2016/5/11/chartex" xmlns:cx6="http://schemas.microsoft.com/office/drawing/2016/5/12/chartex" xmlns:cx7="http://schemas.microsoft.com/office/drawing/2016/5/13/chartex" xmlns:cx8="http://schemas.microsoft.com/office/drawing/2016/5/14/chartex" xmlns:mc="http://schemas.openxmlformats.org/markup-compatibility/2006" xmlns:aink="http://schemas.microsoft.com/office/drawing/2016/ink" xmlns:am3d="http://schemas.microsoft.com/office/drawing/2017/model3d" xmlns:o="urn:schemas-microsoft-com:office:office" xmlns:oel="http://schemas.microsoft.com/office/2019/extlst" xmlns:r="http://schemas.openxmlformats.org/officeDocument/2006/relationships" xmlns:m="http://schemas.openxmlformats.org/officeDocument/2006/math" xmlns:v="urn:schemas-microsoft-com:vml" xmlns:wp14="http://schemas.microsoft.com/office/word/2010/wordprocessingDrawing" xmlns:wp="http://schemas.openxmlformats.org/drawingml/2006/wordprocessingDrawing" xmlns:w10="urn:schemas-microsoft-com:office:word" xmlns:w="http://schemas.openxmlformats.org/wordprocessingml/2006/main" xmlns:w14="http://schemas.microsoft.com/office/word/2010/wordml" xmlns:w15="http://schemas.microsoft.com/office/word/2012/wordml" xmlns:w16cex="http://schemas.microsoft.com/office/word/2018/wordml/cex" xmlns:w16cid="http://schemas.microsoft.com/office/word/2016/wordml/cid" xmlns:w16="http://schemas.microsoft.com/office/word/2018/wordml" xmlns:w16du="http://schemas.microsoft.com/office/word/2023/wordml/word16du" xmlns:w16sdtdh="http://schemas.microsoft.com/office/word/2020/wordml/sdtdatahash" xmlns:w16sdtfl="http://schemas.microsoft.com/office/word/2024/wordml/sdtformatlock" xmlns:w16se="http://schemas.microsoft.com/office/word/2015/wordml/symex" xmlns:wpg="http://schemas.microsoft.com/office/word/2010/wordprocessingGroup" xmlns:wpi="http://schemas.microsoft.com/office/word/2010/wordprocessingInk" xmlns:wne="http://schemas.microsoft.com/office/word/2006/wordml" xmlns:wps="http://schemas.microsoft.com/office/word/2010/wordprocessingShape" mc:Ignorable="w14 w15 w16se w16cid w16 w16cex w16sdtdh w16sdtfl w16du wp14">
+  <w:p>
+    <w:pPr>
+      <w:pStyle w:val="lfej"/>
+    </w:pPr>
+    <w:r>
+      <w:rPr>
+        <w:noProof/>
+      </w:rPr>
+      <mc:AlternateContent>
+        <mc:Choice Requires="wps">
+          <w:drawing>
+            <wp:anchor distT="0" distB="0" distL="114300" distR="114300" simplePos="0" relativeHeight="251660288" behindDoc="0" locked="0" layoutInCell="0" allowOverlap="1" wp14:anchorId="6FAAA7B7" wp14:editId="7E5FB501">
+              <wp:simplePos x="0" y="0"/>
+              <wp:positionH relativeFrom="margin">
+                <wp:posOffset>66675</wp:posOffset>
+              </wp:positionH>
+              <wp:positionV relativeFrom="topMargin">
+                <wp:posOffset>363855</wp:posOffset>
+              </wp:positionV>
+              <wp:extent cx="5943600" cy="170815"/>
+              <wp:effectExtent l="0" t="0" r="0" b="1905"/>
+              <wp:wrapNone/>
+              <wp:docPr id="218" name="Szövegdoboz 212"/>
+              <wp:cNvGraphicFramePr>
+                <a:graphicFrameLocks xmlns:a="http://schemas.openxmlformats.org/drawingml/2006/main"/>
+              </wp:cNvGraphicFramePr>
+              <a:graphic xmlns:a="http://schemas.openxmlformats.org/drawingml/2006/main">
+                <a:graphicData uri="http://schemas.microsoft.com/office/word/2010/wordprocessingShape">
+                  <wps:wsp>
+                    <wps:cNvSpPr txBox="1">
+                      <a:spLocks noChangeArrowheads="1"/>
+                    </wps:cNvSpPr>
+                    <wps:spPr bwMode="auto">
+                      <a:xfrm>
+                        <a:off x="0" y="0"/>
+                        <a:ext cx="5943600" cy="170815"/>
+                      </a:xfrm>
+                      <a:prstGeom prst="rect">
+                        <a:avLst/>
+                      </a:prstGeom>
+                      <a:noFill/>
+                      <a:ln>
+                        <a:noFill/>
+                      </a:ln>
+                      <a:extLst>
+                        <a:ext uri="{909E8E84-426E-40DD-AFC4-6F175D3DCCD1}">
+                          <a14:hiddenFill xmlns:a14="http://schemas.microsoft.com/office/drawing/2010/main">
+                            <a:solidFill>
+                              <a:srgbClr val="FFFFFF"/>
+                            </a:solidFill>
+                          </a14:hiddenFill>
+                        </a:ext>
+                        <a:ext uri="{91240B29-F687-4F45-9708-019B960494DF}">
+                          <a14:hiddenLine xmlns:a14="http://schemas.microsoft.com/office/drawing/2010/main" w="9525">
+                            <a:solidFill>
+                              <a:srgbClr val="000000"/>
+                            </a:solidFill>
+                            <a:miter lim="800000"/>
+                            <a:headEnd/>
+                            <a:tailEnd/>
+                          </a14:hiddenLine>
+                        </a:ext>
+                      </a:extLst>
+                    </wps:spPr>
+                    <wps:txbx>
+                      <w:txbxContent>
+                        <w:sdt>
+                          <w:sdtPr>
+                            <w:alias w:val="Cím"/>
+                            <w:id w:val="78679243"/>
+                            <w:dataBinding w:prefixMappings="xmlns:ns0='http://schemas.openxmlformats.org/package/2006/metadata/core-properties' xmlns:ns1='http://purl.org/dc/elements/1.1/'" w:xpath="/ns0:coreProperties[1]/ns1:title[1]" w:storeItemID="{6C3C8BC8-F283-45AE-878A-BAB7291924A1}"/>
+                            <w:text/>
+                          </w:sdtPr>
+                          <w:sdtContent>
+                            <w:p>
+                              <w:pPr>
+                                <w:spacing w:after="0" w:line="240" w:lineRule="auto"/>
+                              </w:pPr>
+                              <w:r>
+                                <w:t>Graphlet dokumentáció</w:t>
+                              </w:r>
+                            </w:p>
+                          </w:sdtContent>
+                        </w:sdt>
+                      </w:txbxContent>
+                    </wps:txbx>
+                    <wps:bodyPr rot="0" vert="horz" wrap="square" lIns="91440" tIns="0" rIns="91440" bIns="0" anchor="ctr" anchorCtr="0" upright="1">
+                      <a:spAutoFit/>
+                    </wps:bodyPr>
+                  </wps:wsp>
+                </a:graphicData>
+              </a:graphic>
+              <wp14:sizeRelH relativeFrom="margin">
+                <wp14:pctWidth>100000</wp14:pctWidth>
+              </wp14:sizeRelH>
+              <wp14:sizeRelV relativeFrom="page">
+                <wp14:pctHeight>0</wp14:pctHeight>
+              </wp14:sizeRelV>
+            </wp:anchor>
+          </w:drawing>
+        </mc:Choice>
+        <mc:Fallback>
+          <w:pict>
+            <v:shapetype w14:anchorId="6FAAA7B7" id="_x0000_t202" coordsize="21600,21600" o:spt="202" path="m,l,21600r21600,l21600,xe">
+              <v:stroke joinstyle="miter"/>
+              <v:path gradientshapeok="t" o:connecttype="rect"/>
+            </v:shapetype>
+            <v:shape id="Szövegdoboz 212" o:spid="_x0000_s1026" type="#_x0000_t202" style="position:absolute;margin-left:5.25pt;margin-top:28.65pt;width:468pt;height:13.45pt;z-index:251660288;visibility:visible;mso-wrap-style:square;mso-width-percent:1000;mso-height-percent:0;mso-wrap-distance-left:9pt;mso-wrap-distance-top:0;mso-wrap-distance-right:9pt;mso-wrap-distance-bottom:0;mso-position-horizontal:absolute;mso-position-horizontal-relative:margin;mso-position-vertical:absolute;mso-position-vertical-relative:top-margin-area;mso-width-percent:1000;mso-height-percent:0;mso-width-relative:margin;mso-height-relative:page;v-text-anchor:middle" o:gfxdata="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" o:allowincell="f" filled="f" stroked="f">
+              <v:textbox style="mso-fit-shape-to-text:t" inset=",0,,0">
+                <w:txbxContent>
+                  <w:sdt>
+                    <w:sdtPr>
+                      <w:alias w:val="Cím"/>
+                      <w:id w:val="78679243"/>
+                      <w:dataBinding w:prefixMappings="xmlns:ns0='http://schemas.openxmlformats.org/package/2006/metadata/core-properties' xmlns:ns1='http://purl.org/dc/elements/1.1/'" w:xpath="/ns0:coreProperties[1]/ns1:title[1]" w:storeItemID="{6C3C8BC8-F283-45AE-878A-BAB7291924A1}"/>
+                      <w:text/>
+                    </w:sdtPr>
+                    <w:sdtContent>
+                      <w:p>
+                        <w:pPr>
+                          <w:spacing w:after="0" w:line="240" w:lineRule="auto"/>
+                        </w:pPr>
+                        <w:r>
+                          <w:t>Graphlet dokumentáció</w:t>
+                        </w:r>
+                      </w:p>
+                    </w:sdtContent>
+                  </w:sdt>
+                </w:txbxContent>
+              </v:textbox>
+              <w10:wrap anchorx="margin" anchory="margin"/>
+            </v:shape>
+          </w:pict>
+        </mc:Fallback>
+      </mc:AlternateContent>
+    </w:r>
+    <w:r>
+      <w:rPr>
+        <w:noProof/>
+      </w:rPr>
+      <mc:AlternateContent>
+        <mc:Choice Requires="wps">
+          <w:drawing>
+            <wp:anchor distT="0" distB="0" distL="114300" distR="114300" simplePos="0" relativeHeight="251659264" behindDoc="0" locked="0" layoutInCell="0" allowOverlap="1" wp14:anchorId="3AC4D627" wp14:editId="2C5877BA">
+              <wp:simplePos x="0" y="0"/>
+              <wp:positionH relativeFrom="page">
+                <wp:align>left</wp:align>
+              </wp:positionH>
+              <wp:positionV relativeFrom="topMargin">
+                <wp:align>center</wp:align>
+              </wp:positionV>
+              <wp:extent cx="914400" cy="170815"/>
+              <wp:effectExtent l="0" t="0" r="0" b="635"/>
+              <wp:wrapNone/>
+              <wp:docPr id="219" name="Szövegdoboz 214"/>
+              <wp:cNvGraphicFramePr>
+                <a:graphicFrameLocks xmlns:a="http://schemas.openxmlformats.org/drawingml/2006/main"/>
+              </wp:cNvGraphicFramePr>
+              <a:graphic xmlns:a="http://schemas.openxmlformats.org/drawingml/2006/main">
+                <a:graphicData uri="http://schemas.microsoft.com/office/word/2010/wordprocessingShape">
+                  <wps:wsp>
+                    <wps:cNvSpPr txBox="1">
+                      <a:spLocks noChangeArrowheads="1"/>
+                    </wps:cNvSpPr>
+                    <wps:spPr bwMode="auto">
+                      <a:xfrm>
+                        <a:off x="0" y="0"/>
+                        <a:ext cx="914400" cy="170815"/>
+                      </a:xfrm>
+                      <a:prstGeom prst="rect">
+                        <a:avLst/>
+                      </a:prstGeom>
+                      <a:solidFill>
+                        <a:schemeClr val="accent6">
+                          <a:lumMod val="60000"/>
+                          <a:lumOff val="40000"/>
+                        </a:schemeClr>
+                      </a:solidFill>
+                      <a:ln>
+                        <a:noFill/>
+                      </a:ln>
+                    </wps:spPr>
+                    <wps:txbx>
+                      <w:txbxContent>
+                        <w:p>
+                          <w:pPr>
+                            <w:spacing w:after="0" w:line="240" w:lineRule="auto"/>
+                            <w:jc w:val="right"/>
+                            <w:rPr>
+                              <w:color w:val="FFFFFF" w:themeColor="background1"/>
+                            </w:rPr>
+                          </w:pPr>
+                          <w:r>
+                            <w:fldChar w:fldCharType="begin"/>
+                          </w:r>
+                          <w:r>
+                            <w:instrText>PAGE   \* MERGEFORMAT</w:instrText>
+                          </w:r>
+                          <w:r>
+                            <w:fldChar w:fldCharType="separate"/>
+                          </w:r>
+                          <w:r>
+                            <w:rPr>
+                              <w:color w:val="FFFFFF" w:themeColor="background1"/>
+                            </w:rPr>
+                            <w:t>2</w:t>
+                          </w:r>
+                          <w:r>
+                            <w:rPr>
+                              <w:color w:val="FFFFFF" w:themeColor="background1"/>
+                            </w:rPr>
+                            <w:fldChar w:fldCharType="end"/>
+                          </w:r>
+                        </w:p>
+                      </w:txbxContent>
+                    </wps:txbx>
+                    <wps:bodyPr rot="0" vert="horz" wrap="square" lIns="91440" tIns="0" rIns="91440" bIns="0" anchor="ctr" anchorCtr="0" upright="1">
+                      <a:spAutoFit/>
+                    </wps:bodyPr>
+                  </wps:wsp>
+                </a:graphicData>
+              </a:graphic>
+              <wp14:sizeRelH relativeFrom="leftMargin">
+                <wp14:pctWidth>100000</wp14:pctWidth>
+              </wp14:sizeRelH>
+              <wp14:sizeRelV relativeFrom="page">
+                <wp14:pctHeight>0</wp14:pctHeight>
+              </wp14:sizeRelV>
+            </wp:anchor>
+          </w:drawing>
+        </mc:Choice>
+        <mc:Fallback>
+          <w:pict>
+            <v:shape w14:anchorId="3AC4D627" id="Szövegdoboz 214" o:spid="_x0000_s1027" type="#_x0000_t202" style="position:absolute;margin-left:0;margin-top:0;width:1in;height:13.45pt;z-index:251659264;visibility:visible;mso-wrap-style:square;mso-width-percent:1000;mso-height-percent:0;mso-wrap-distance-left:9pt;mso-wrap-distance-top:0;mso-wrap-distance-right:9pt;mso-wrap-distance-bottom:0;mso-position-horizontal:left;mso-position-horizontal-relative:page;mso-position-vertical:center;mso-position-vertical-relative:top-margin-area;mso-width-percent:1000;mso-height-percent:0;mso-width-relative:left-margin-area;mso-height-relative:page;v-text-anchor:middle" o:gfxdata="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" o:allowincell="f" fillcolor="#a8d08d [1945]" stroked="f">
+              <v:textbox style="mso-fit-shape-to-text:t" inset=",0,,0">
+                <w:txbxContent>
+                  <w:p>
+                    <w:pPr>
+                      <w:spacing w:after="0" w:line="240" w:lineRule="auto"/>
+                      <w:jc w:val="right"/>
+                      <w:rPr>
+                        <w:color w:val="FFFFFF" w:themeColor="background1"/>
+                      </w:rPr>
+                    </w:pPr>
+                    <w:r>
+                      <w:fldChar w:fldCharType="begin"/>
+                    </w:r>
+                    <w:r>
+                      <w:instrText>PAGE   \* MERGEFORMAT</w:instrText>
+                    </w:r>
+                    <w:r>
+                      <w:fldChar w:fldCharType="separate"/>
+                    </w:r>
+                    <w:r>
+                      <w:rPr>
+                        <w:color w:val="FFFFFF" w:themeColor="background1"/>
+                      </w:rPr>
+                      <w:t>2</w:t>
+                    </w:r>
+                    <w:r>
+                      <w:rPr>
+                        <w:color w:val="FFFFFF" w:themeColor="background1"/>
+                      </w:rPr>
+                      <w:fldChar w:fldCharType="end"/>
+                    </w:r>
+                  </w:p>
+                </w:txbxContent>
+              </v:textbox>
+              <w10:wrap anchorx="page" anchory="margin"/>
+            </v:shape>
+          </w:pict>
+        </mc:Fallback>
+      </mc:AlternateContent>
+    </w:r>
+  </w:p>
+</w:hdr>
 </file>
 
 <file path=word/numbering.xml><?xml version="1.0" encoding="utf-8"?>
@@ -1066,10 +3823,75 @@
     <w:name w:val="Normal"/>
     <w:qFormat/>
   </w:style>
+  <w:style w:type="paragraph" w:styleId="Cmsor1">
+    <w:name w:val="heading 1"/>
+    <w:aliases w:val="Graplet-lvl1"/>
+    <w:next w:val="Norml"/>
+    <w:link w:val="Cmsor1Char"/>
+    <w:uiPriority w:val="9"/>
+    <w:qFormat/>
+    <w:rsid w:val="00975460"/>
+    <w:pPr>
+      <w:keepNext/>
+      <w:keepLines/>
+      <w:spacing w:before="360" w:after="240" w:line="360" w:lineRule="auto"/>
+      <w:outlineLvl w:val="0"/>
+    </w:pPr>
+    <w:rPr>
+      <w:rFonts w:ascii="Times New Roman" w:eastAsiaTheme="majorEastAsia" w:hAnsi="Times New Roman" w:cstheme="majorBidi"/>
+      <w:b/>
+      <w:color w:val="2F5496" w:themeColor="accent1" w:themeShade="BF"/>
+      <w:sz w:val="36"/>
+      <w:szCs w:val="32"/>
+    </w:rPr>
+  </w:style>
+  <w:style w:type="paragraph" w:styleId="Cmsor2">
+    <w:name w:val="heading 2"/>
+    <w:basedOn w:val="Norml"/>
+    <w:next w:val="Norml"/>
+    <w:link w:val="Cmsor2Char"/>
+    <w:uiPriority w:val="9"/>
+    <w:unhideWhenUsed/>
+    <w:qFormat/>
+    <w:rsid w:val="00975460"/>
+    <w:pPr>
+      <w:keepNext/>
+      <w:keepLines/>
+      <w:spacing w:before="40" w:after="0"/>
+      <w:outlineLvl w:val="1"/>
+    </w:pPr>
+    <w:rPr>
+      <w:rFonts w:asciiTheme="majorHAnsi" w:eastAsiaTheme="majorEastAsia" w:hAnsiTheme="majorHAnsi" w:cstheme="majorBidi"/>
+      <w:color w:val="2F5496" w:themeColor="accent1" w:themeShade="BF"/>
+      <w:sz w:val="26"/>
+      <w:szCs w:val="26"/>
+    </w:rPr>
+  </w:style>
+  <w:style w:type="paragraph" w:styleId="Cmsor3">
+    <w:name w:val="heading 3"/>
+    <w:basedOn w:val="Norml"/>
+    <w:next w:val="Norml"/>
+    <w:link w:val="Cmsor3Char"/>
+    <w:uiPriority w:val="9"/>
+    <w:unhideWhenUsed/>
+    <w:qFormat/>
+    <w:rsid w:val="00975460"/>
+    <w:pPr>
+      <w:keepNext/>
+      <w:keepLines/>
+      <w:spacing w:before="40" w:after="0"/>
+      <w:outlineLvl w:val="2"/>
+    </w:pPr>
+    <w:rPr>
+      <w:rFonts w:asciiTheme="majorHAnsi" w:eastAsiaTheme="majorEastAsia" w:hAnsiTheme="majorHAnsi" w:cstheme="majorBidi"/>
+      <w:color w:val="1F3763" w:themeColor="accent1" w:themeShade="7F"/>
+      <w:sz w:val="24"/>
+      <w:szCs w:val="24"/>
+    </w:rPr>
+  </w:style>
   <w:style w:type="character" w:default="1" w:styleId="Bekezdsalapbettpusa">
     <w:name w:val="Default Paragraph Font"/>
     <w:uiPriority w:val="1"/>
-    <w:semiHidden/>
     <w:unhideWhenUsed/>
   </w:style>
   <w:style w:type="table" w:default="1" w:styleId="Normltblzat">
@@ -1103,6 +3925,525 @@
       <w:ind w:left="720"/>
       <w:contextualSpacing/>
     </w:pPr>
+  </w:style>
+  <w:style w:type="paragraph" w:styleId="lfej">
+    <w:name w:val="header"/>
+    <w:basedOn w:val="Norml"/>
+    <w:link w:val="lfejChar"/>
+    <w:uiPriority w:val="99"/>
+    <w:unhideWhenUsed/>
+    <w:rsid w:val="002448B6"/>
+    <w:pPr>
+      <w:tabs>
+        <w:tab w:val="center" w:pos="4536"/>
+        <w:tab w:val="right" w:pos="9072"/>
+      </w:tabs>
+      <w:spacing w:after="0" w:line="240" w:lineRule="auto"/>
+    </w:pPr>
+  </w:style>
+  <w:style w:type="character" w:customStyle="1" w:styleId="lfejChar">
+    <w:name w:val="Élőfej Char"/>
+    <w:basedOn w:val="Bekezdsalapbettpusa"/>
+    <w:link w:val="lfej"/>
+    <w:uiPriority w:val="99"/>
+    <w:rsid w:val="002448B6"/>
+  </w:style>
+  <w:style w:type="paragraph" w:styleId="llb">
+    <w:name w:val="footer"/>
+    <w:basedOn w:val="Norml"/>
+    <w:link w:val="llbChar"/>
+    <w:uiPriority w:val="99"/>
+    <w:unhideWhenUsed/>
+    <w:rsid w:val="002448B6"/>
+    <w:pPr>
+      <w:tabs>
+        <w:tab w:val="center" w:pos="4536"/>
+        <w:tab w:val="right" w:pos="9072"/>
+      </w:tabs>
+      <w:spacing w:after="0" w:line="240" w:lineRule="auto"/>
+    </w:pPr>
+  </w:style>
+  <w:style w:type="character" w:customStyle="1" w:styleId="llbChar">
+    <w:name w:val="Élőláb Char"/>
+    <w:basedOn w:val="Bekezdsalapbettpusa"/>
+    <w:link w:val="llb"/>
+    <w:uiPriority w:val="99"/>
+    <w:rsid w:val="002448B6"/>
+  </w:style>
+  <w:style w:type="character" w:customStyle="1" w:styleId="Cmsor1Char">
+    <w:name w:val="Címsor 1 Char"/>
+    <w:aliases w:val="Graplet-lvl1 Char"/>
+    <w:basedOn w:val="Bekezdsalapbettpusa"/>
+    <w:link w:val="Cmsor1"/>
+    <w:uiPriority w:val="9"/>
+    <w:rsid w:val="00975460"/>
+    <w:rPr>
+      <w:rFonts w:ascii="Times New Roman" w:eastAsiaTheme="majorEastAsia" w:hAnsi="Times New Roman" w:cstheme="majorBidi"/>
+      <w:b/>
+      <w:color w:val="2F5496" w:themeColor="accent1" w:themeShade="BF"/>
+      <w:sz w:val="36"/>
+      <w:szCs w:val="32"/>
+    </w:rPr>
+  </w:style>
+  <w:style w:type="paragraph" w:styleId="Tartalomjegyzkcmsora">
+    <w:name w:val="TOC Heading"/>
+    <w:basedOn w:val="Cmsor1"/>
+    <w:next w:val="Norml"/>
+    <w:uiPriority w:val="39"/>
+    <w:unhideWhenUsed/>
+    <w:qFormat/>
+    <w:rsid w:val="00975460"/>
+    <w:pPr>
+      <w:outlineLvl w:val="9"/>
+    </w:pPr>
+    <w:rPr>
+      <w:lang w:eastAsia="hu-HU"/>
+    </w:rPr>
+  </w:style>
+  <w:style w:type="paragraph" w:styleId="TJ2">
+    <w:name w:val="toc 2"/>
+    <w:basedOn w:val="Norml"/>
+    <w:next w:val="Norml"/>
+    <w:autoRedefine/>
+    <w:uiPriority w:val="39"/>
+    <w:unhideWhenUsed/>
+    <w:rsid w:val="00975460"/>
+    <w:pPr>
+      <w:spacing w:after="0"/>
+      <w:ind w:left="220"/>
+    </w:pPr>
+    <w:rPr>
+      <w:rFonts w:cstheme="minorHAnsi"/>
+      <w:smallCaps/>
+      <w:sz w:val="20"/>
+      <w:szCs w:val="20"/>
+    </w:rPr>
+  </w:style>
+  <w:style w:type="paragraph" w:styleId="TJ1">
+    <w:name w:val="toc 1"/>
+    <w:basedOn w:val="Norml"/>
+    <w:next w:val="Norml"/>
+    <w:autoRedefine/>
+    <w:uiPriority w:val="39"/>
+    <w:unhideWhenUsed/>
+    <w:rsid w:val="00975460"/>
+    <w:pPr>
+      <w:spacing w:before="120" w:after="120"/>
+    </w:pPr>
+    <w:rPr>
+      <w:rFonts w:cstheme="minorHAnsi"/>
+      <w:b/>
+      <w:bCs/>
+      <w:caps/>
+      <w:sz w:val="20"/>
+      <w:szCs w:val="20"/>
+    </w:rPr>
+  </w:style>
+  <w:style w:type="paragraph" w:styleId="TJ3">
+    <w:name w:val="toc 3"/>
+    <w:basedOn w:val="Norml"/>
+    <w:next w:val="Norml"/>
+    <w:autoRedefine/>
+    <w:uiPriority w:val="39"/>
+    <w:unhideWhenUsed/>
+    <w:rsid w:val="00975460"/>
+    <w:pPr>
+      <w:spacing w:after="0"/>
+      <w:ind w:left="440"/>
+    </w:pPr>
+    <w:rPr>
+      <w:rFonts w:cstheme="minorHAnsi"/>
+      <w:i/>
+      <w:iCs/>
+      <w:sz w:val="20"/>
+      <w:szCs w:val="20"/>
+    </w:rPr>
+  </w:style>
+  <w:style w:type="character" w:customStyle="1" w:styleId="Cmsor2Char">
+    <w:name w:val="Címsor 2 Char"/>
+    <w:basedOn w:val="Bekezdsalapbettpusa"/>
+    <w:link w:val="Cmsor2"/>
+    <w:uiPriority w:val="9"/>
+    <w:rsid w:val="00975460"/>
+    <w:rPr>
+      <w:rFonts w:asciiTheme="majorHAnsi" w:eastAsiaTheme="majorEastAsia" w:hAnsiTheme="majorHAnsi" w:cstheme="majorBidi"/>
+      <w:color w:val="2F5496" w:themeColor="accent1" w:themeShade="BF"/>
+      <w:sz w:val="26"/>
+      <w:szCs w:val="26"/>
+    </w:rPr>
+  </w:style>
+  <w:style w:type="character" w:customStyle="1" w:styleId="Cmsor3Char">
+    <w:name w:val="Címsor 3 Char"/>
+    <w:basedOn w:val="Bekezdsalapbettpusa"/>
+    <w:link w:val="Cmsor3"/>
+    <w:uiPriority w:val="9"/>
+    <w:rsid w:val="00975460"/>
+    <w:rPr>
+      <w:rFonts w:asciiTheme="majorHAnsi" w:eastAsiaTheme="majorEastAsia" w:hAnsiTheme="majorHAnsi" w:cstheme="majorBidi"/>
+      <w:color w:val="1F3763" w:themeColor="accent1" w:themeShade="7F"/>
+      <w:sz w:val="24"/>
+      <w:szCs w:val="24"/>
+    </w:rPr>
+  </w:style>
+  <w:style w:type="character" w:styleId="Hiperhivatkozs">
+    <w:name w:val="Hyperlink"/>
+    <w:basedOn w:val="Bekezdsalapbettpusa"/>
+    <w:uiPriority w:val="99"/>
+    <w:unhideWhenUsed/>
+    <w:rsid w:val="00975460"/>
+    <w:rPr>
+      <w:color w:val="0563C1" w:themeColor="hyperlink"/>
+      <w:u w:val="single"/>
+    </w:rPr>
+  </w:style>
+  <w:style w:type="paragraph" w:styleId="TJ4">
+    <w:name w:val="toc 4"/>
+    <w:basedOn w:val="Norml"/>
+    <w:next w:val="Norml"/>
+    <w:autoRedefine/>
+    <w:uiPriority w:val="39"/>
+    <w:unhideWhenUsed/>
+    <w:rsid w:val="00975460"/>
+    <w:pPr>
+      <w:spacing w:after="0"/>
+      <w:ind w:left="660"/>
+    </w:pPr>
+    <w:rPr>
+      <w:rFonts w:cstheme="minorHAnsi"/>
+      <w:sz w:val="18"/>
+      <w:szCs w:val="18"/>
+    </w:rPr>
+  </w:style>
+  <w:style w:type="paragraph" w:styleId="TJ5">
+    <w:name w:val="toc 5"/>
+    <w:basedOn w:val="Norml"/>
+    <w:next w:val="Norml"/>
+    <w:autoRedefine/>
+    <w:uiPriority w:val="39"/>
+    <w:unhideWhenUsed/>
+    <w:rsid w:val="00975460"/>
+    <w:pPr>
+      <w:spacing w:after="0"/>
+      <w:ind w:left="880"/>
+    </w:pPr>
+    <w:rPr>
+      <w:rFonts w:cstheme="minorHAnsi"/>
+      <w:sz w:val="18"/>
+      <w:szCs w:val="18"/>
+    </w:rPr>
+  </w:style>
+  <w:style w:type="paragraph" w:styleId="TJ6">
+    <w:name w:val="toc 6"/>
+    <w:basedOn w:val="Norml"/>
+    <w:next w:val="Norml"/>
+    <w:autoRedefine/>
+    <w:uiPriority w:val="39"/>
+    <w:unhideWhenUsed/>
+    <w:rsid w:val="00975460"/>
+    <w:pPr>
+      <w:spacing w:after="0"/>
+      <w:ind w:left="1100"/>
+    </w:pPr>
+    <w:rPr>
+      <w:rFonts w:cstheme="minorHAnsi"/>
+      <w:sz w:val="18"/>
+      <w:szCs w:val="18"/>
+    </w:rPr>
+  </w:style>
+  <w:style w:type="paragraph" w:styleId="TJ7">
+    <w:name w:val="toc 7"/>
+    <w:basedOn w:val="Norml"/>
+    <w:next w:val="Norml"/>
+    <w:autoRedefine/>
+    <w:uiPriority w:val="39"/>
+    <w:unhideWhenUsed/>
+    <w:rsid w:val="00975460"/>
+    <w:pPr>
+      <w:spacing w:after="0"/>
+      <w:ind w:left="1320"/>
+    </w:pPr>
+    <w:rPr>
+      <w:rFonts w:cstheme="minorHAnsi"/>
+      <w:sz w:val="18"/>
+      <w:szCs w:val="18"/>
+    </w:rPr>
+  </w:style>
+  <w:style w:type="paragraph" w:styleId="TJ8">
+    <w:name w:val="toc 8"/>
+    <w:basedOn w:val="Norml"/>
+    <w:next w:val="Norml"/>
+    <w:autoRedefine/>
+    <w:uiPriority w:val="39"/>
+    <w:unhideWhenUsed/>
+    <w:rsid w:val="00975460"/>
+    <w:pPr>
+      <w:spacing w:after="0"/>
+      <w:ind w:left="1540"/>
+    </w:pPr>
+    <w:rPr>
+      <w:rFonts w:cstheme="minorHAnsi"/>
+      <w:sz w:val="18"/>
+      <w:szCs w:val="18"/>
+    </w:rPr>
+  </w:style>
+  <w:style w:type="paragraph" w:styleId="TJ9">
+    <w:name w:val="toc 9"/>
+    <w:basedOn w:val="Norml"/>
+    <w:next w:val="Norml"/>
+    <w:autoRedefine/>
+    <w:uiPriority w:val="39"/>
+    <w:unhideWhenUsed/>
+    <w:rsid w:val="00975460"/>
+    <w:pPr>
+      <w:spacing w:after="0"/>
+      <w:ind w:left="1760"/>
+    </w:pPr>
+    <w:rPr>
+      <w:rFonts w:cstheme="minorHAnsi"/>
+      <w:sz w:val="18"/>
+      <w:szCs w:val="18"/>
+    </w:rPr>
+  </w:style>
+  <w:style w:type="paragraph" w:customStyle="1" w:styleId="Graphlet-lvl2">
+    <w:name w:val="Graphlet-lvl2"/>
+    <w:link w:val="Graphlet-lvl2Char"/>
+    <w:autoRedefine/>
+    <w:qFormat/>
+    <w:rsid w:val="002C67BF"/>
+    <w:pPr>
+      <w:spacing w:before="360" w:after="240" w:line="360" w:lineRule="auto"/>
+      <w:outlineLvl w:val="1"/>
+    </w:pPr>
+    <w:rPr>
+      <w:rFonts w:ascii="Times New Roman" w:eastAsiaTheme="majorEastAsia" w:hAnsi="Times New Roman" w:cstheme="majorBidi"/>
+      <w:b/>
+      <w:color w:val="2F5496" w:themeColor="accent1" w:themeShade="BF"/>
+      <w:sz w:val="32"/>
+      <w:szCs w:val="32"/>
+    </w:rPr>
+  </w:style>
+  <w:style w:type="character" w:customStyle="1" w:styleId="Graphlet-lvl2Char">
+    <w:name w:val="Graphlet-lvl2 Char"/>
+    <w:basedOn w:val="Bekezdsalapbettpusa"/>
+    <w:link w:val="Graphlet-lvl2"/>
+    <w:rsid w:val="002C67BF"/>
+    <w:rPr>
+      <w:rFonts w:ascii="Times New Roman" w:eastAsiaTheme="majorEastAsia" w:hAnsi="Times New Roman" w:cstheme="majorBidi"/>
+      <w:b/>
+      <w:color w:val="2F5496" w:themeColor="accent1" w:themeShade="BF"/>
+      <w:sz w:val="32"/>
+      <w:szCs w:val="32"/>
+    </w:rPr>
+  </w:style>
+  <w:style w:type="paragraph" w:customStyle="1" w:styleId="Graphlet-lvl1">
+    <w:name w:val="Graphlet-lvl1"/>
+    <w:link w:val="Graphlet-lvl1Char"/>
+    <w:autoRedefine/>
+    <w:qFormat/>
+    <w:rsid w:val="002C67BF"/>
+    <w:pPr>
+      <w:spacing w:before="360" w:after="240" w:line="360" w:lineRule="auto"/>
+      <w:outlineLvl w:val="0"/>
+    </w:pPr>
+    <w:rPr>
+      <w:rFonts w:ascii="Times New Roman" w:eastAsiaTheme="majorEastAsia" w:hAnsi="Times New Roman" w:cstheme="majorBidi"/>
+      <w:b/>
+      <w:color w:val="2F5496" w:themeColor="accent1" w:themeShade="BF"/>
+      <w:sz w:val="36"/>
+      <w:szCs w:val="32"/>
+    </w:rPr>
+  </w:style>
+  <w:style w:type="character" w:customStyle="1" w:styleId="Graphlet-lvl1Char">
+    <w:name w:val="Graphlet-lvl1 Char"/>
+    <w:basedOn w:val="Cmsor1Char"/>
+    <w:link w:val="Graphlet-lvl1"/>
+    <w:rsid w:val="002C67BF"/>
+    <w:rPr>
+      <w:rFonts w:ascii="Times New Roman" w:eastAsiaTheme="majorEastAsia" w:hAnsi="Times New Roman" w:cstheme="majorBidi"/>
+      <w:b/>
+      <w:color w:val="2F5496" w:themeColor="accent1" w:themeShade="BF"/>
+      <w:sz w:val="36"/>
+      <w:szCs w:val="32"/>
+    </w:rPr>
+  </w:style>
+  <w:style w:type="paragraph" w:customStyle="1" w:styleId="Graphlet-lvl3">
+    <w:name w:val="Graphlet-lvl3"/>
+    <w:link w:val="Graphlet-lvl3Char"/>
+    <w:autoRedefine/>
+    <w:qFormat/>
+    <w:rsid w:val="002C67BF"/>
+    <w:pPr>
+      <w:spacing w:before="360" w:after="240" w:line="360" w:lineRule="auto"/>
+      <w:outlineLvl w:val="2"/>
+    </w:pPr>
+    <w:rPr>
+      <w:rFonts w:ascii="Times New Roman" w:eastAsiaTheme="majorEastAsia" w:hAnsi="Times New Roman" w:cstheme="majorBidi"/>
+      <w:b/>
+      <w:color w:val="2F5496" w:themeColor="accent1" w:themeShade="BF"/>
+      <w:sz w:val="24"/>
+      <w:szCs w:val="32"/>
+    </w:rPr>
+  </w:style>
+  <w:style w:type="character" w:customStyle="1" w:styleId="Graphlet-lvl3Char">
+    <w:name w:val="Graphlet-lvl3 Char"/>
+    <w:basedOn w:val="Bekezdsalapbettpusa"/>
+    <w:link w:val="Graphlet-lvl3"/>
+    <w:rsid w:val="002C67BF"/>
+    <w:rPr>
+      <w:rFonts w:ascii="Times New Roman" w:eastAsiaTheme="majorEastAsia" w:hAnsi="Times New Roman" w:cstheme="majorBidi"/>
+      <w:b/>
+      <w:color w:val="2F5496" w:themeColor="accent1" w:themeShade="BF"/>
+      <w:sz w:val="24"/>
+      <w:szCs w:val="32"/>
+    </w:rPr>
+  </w:style>
+  <w:style w:type="paragraph" w:customStyle="1" w:styleId="Graphlet-normal">
+    <w:name w:val="Graphlet-normal"/>
+    <w:link w:val="Graphlet-normalChar"/>
+    <w:qFormat/>
+    <w:rsid w:val="002C67BF"/>
+    <w:pPr>
+      <w:spacing w:after="120" w:line="360" w:lineRule="auto"/>
+      <w:ind w:firstLine="397"/>
+      <w:jc w:val="both"/>
+    </w:pPr>
+    <w:rPr>
+      <w:rFonts w:ascii="Times New Roman" w:eastAsiaTheme="majorEastAsia" w:hAnsi="Times New Roman" w:cstheme="majorBidi"/>
+      <w:color w:val="000000" w:themeColor="text1"/>
+      <w:sz w:val="24"/>
+      <w:szCs w:val="32"/>
+    </w:rPr>
+  </w:style>
+  <w:style w:type="character" w:customStyle="1" w:styleId="Graphlet-normalChar">
+    <w:name w:val="Graphlet-normal Char"/>
+    <w:basedOn w:val="Graphlet-lvl2Char"/>
+    <w:link w:val="Graphlet-normal"/>
+    <w:rsid w:val="002C67BF"/>
+    <w:rPr>
+      <w:rFonts w:ascii="Times New Roman" w:eastAsiaTheme="majorEastAsia" w:hAnsi="Times New Roman" w:cstheme="majorBidi"/>
+      <w:b w:val="0"/>
+      <w:color w:val="000000" w:themeColor="text1"/>
+      <w:sz w:val="24"/>
+      <w:szCs w:val="32"/>
+    </w:rPr>
+  </w:style>
+  <w:style w:type="paragraph" w:styleId="Cm">
+    <w:name w:val="Title"/>
+    <w:basedOn w:val="Norml"/>
+    <w:next w:val="Norml"/>
+    <w:link w:val="CmChar"/>
+    <w:uiPriority w:val="10"/>
+    <w:qFormat/>
+    <w:rsid w:val="000A5FF1"/>
+    <w:pPr>
+      <w:spacing w:after="0" w:line="240" w:lineRule="auto"/>
+      <w:contextualSpacing/>
+    </w:pPr>
+    <w:rPr>
+      <w:rFonts w:asciiTheme="majorHAnsi" w:eastAsiaTheme="majorEastAsia" w:hAnsiTheme="majorHAnsi" w:cstheme="majorBidi"/>
+      <w:spacing w:val="-10"/>
+      <w:kern w:val="28"/>
+      <w:sz w:val="56"/>
+      <w:szCs w:val="56"/>
+    </w:rPr>
+  </w:style>
+  <w:style w:type="character" w:customStyle="1" w:styleId="CmChar">
+    <w:name w:val="Cím Char"/>
+    <w:basedOn w:val="Bekezdsalapbettpusa"/>
+    <w:link w:val="Cm"/>
+    <w:uiPriority w:val="10"/>
+    <w:rsid w:val="000A5FF1"/>
+    <w:rPr>
+      <w:rFonts w:asciiTheme="majorHAnsi" w:eastAsiaTheme="majorEastAsia" w:hAnsiTheme="majorHAnsi" w:cstheme="majorBidi"/>
+      <w:spacing w:val="-10"/>
+      <w:kern w:val="28"/>
+      <w:sz w:val="56"/>
+      <w:szCs w:val="56"/>
+    </w:rPr>
+  </w:style>
+  <w:style w:type="character" w:styleId="Feloldatlanmegemlts">
+    <w:name w:val="Unresolved Mention"/>
+    <w:basedOn w:val="Bekezdsalapbettpusa"/>
+    <w:uiPriority w:val="99"/>
+    <w:semiHidden/>
+    <w:unhideWhenUsed/>
+    <w:rsid w:val="000A5FF1"/>
+    <w:rPr>
+      <w:color w:val="605E5C"/>
+      <w:shd w:val="clear" w:color="auto" w:fill="E1DFDD"/>
+    </w:rPr>
+  </w:style>
+  <w:style w:type="character" w:styleId="Mrltotthiperhivatkozs">
+    <w:name w:val="FollowedHyperlink"/>
+    <w:basedOn w:val="Bekezdsalapbettpusa"/>
+    <w:uiPriority w:val="99"/>
+    <w:semiHidden/>
+    <w:unhideWhenUsed/>
+    <w:rsid w:val="000A5FF1"/>
+    <w:rPr>
+      <w:color w:val="954F72" w:themeColor="followedHyperlink"/>
+      <w:u w:val="single"/>
+    </w:rPr>
+  </w:style>
+  <w:style w:type="paragraph" w:customStyle="1" w:styleId="Graphlet-lvl4">
+    <w:name w:val="Graphlet-lvl4"/>
+    <w:link w:val="Graphlet-lvl4Char"/>
+    <w:qFormat/>
+    <w:rsid w:val="00967704"/>
+    <w:pPr>
+      <w:spacing w:before="120" w:after="120" w:line="240" w:lineRule="auto"/>
+      <w:outlineLvl w:val="3"/>
+    </w:pPr>
+    <w:rPr>
+      <w:rFonts w:ascii="Times New Roman" w:eastAsiaTheme="majorEastAsia" w:hAnsi="Times New Roman" w:cstheme="majorBidi"/>
+      <w:b/>
+      <w:color w:val="000000" w:themeColor="text1"/>
+      <w:sz w:val="24"/>
+      <w:szCs w:val="32"/>
+    </w:rPr>
+  </w:style>
+  <w:style w:type="character" w:customStyle="1" w:styleId="Graphlet-lvl4Char">
+    <w:name w:val="Graphlet-lvl4 Char"/>
+    <w:basedOn w:val="Bekezdsalapbettpusa"/>
+    <w:link w:val="Graphlet-lvl4"/>
+    <w:rsid w:val="00967704"/>
+    <w:rPr>
+      <w:rFonts w:ascii="Times New Roman" w:eastAsiaTheme="majorEastAsia" w:hAnsi="Times New Roman" w:cstheme="majorBidi"/>
+      <w:b/>
+      <w:color w:val="000000" w:themeColor="text1"/>
+      <w:sz w:val="24"/>
+      <w:szCs w:val="32"/>
+    </w:rPr>
+  </w:style>
+  <w:style w:type="paragraph" w:styleId="HTML-kntformzott">
+    <w:name w:val="HTML Preformatted"/>
+    <w:basedOn w:val="Norml"/>
+    <w:link w:val="HTML-kntformzottChar"/>
+    <w:uiPriority w:val="99"/>
+    <w:semiHidden/>
+    <w:unhideWhenUsed/>
+    <w:rsid w:val="00AF1A8F"/>
+    <w:pPr>
+      <w:spacing w:after="0" w:line="240" w:lineRule="auto"/>
+    </w:pPr>
+    <w:rPr>
+      <w:rFonts w:ascii="Consolas" w:hAnsi="Consolas"/>
+      <w:sz w:val="20"/>
+      <w:szCs w:val="20"/>
+    </w:rPr>
+  </w:style>
+  <w:style w:type="character" w:customStyle="1" w:styleId="HTML-kntformzottChar">
+    <w:name w:val="HTML-ként formázott Char"/>
+    <w:basedOn w:val="Bekezdsalapbettpusa"/>
+    <w:link w:val="HTML-kntformzott"/>
+    <w:uiPriority w:val="99"/>
+    <w:semiHidden/>
+    <w:rsid w:val="00AF1A8F"/>
+    <w:rPr>
+      <w:rFonts w:ascii="Consolas" w:hAnsi="Consolas"/>
+      <w:sz w:val="20"/>
+      <w:szCs w:val="20"/>
+    </w:rPr>
   </w:style>
 </w:styles>
 </file>
@@ -1400,4 +4741,16 @@
     </a:ext>
   </a:extLst>
 </a:theme>
+</file>
+
+<file path=customXml/item1.xml><?xml version="1.0" encoding="utf-8"?>
+<b:Sources xmlns:b="http://schemas.openxmlformats.org/officeDocument/2006/bibliography" xmlns="http://schemas.openxmlformats.org/officeDocument/2006/bibliography" SelectedStyle="\APASixthEditionOfficeOnline.xsl" StyleName="APA" Version="6"/>
+</file>
+
+<file path=customXml/itemProps1.xml><?xml version="1.0" encoding="utf-8"?>
+<ds:datastoreItem xmlns:ds="http://schemas.openxmlformats.org/officeDocument/2006/customXml" ds:itemID="{107CA06C-2E52-4DA2-9A62-7024DCF35459}">
+  <ds:schemaRefs>
+    <ds:schemaRef ds:uri="http://schemas.openxmlformats.org/officeDocument/2006/bibliography"/>
+  </ds:schemaRefs>
+</ds:datastoreItem>
 </file>
--- a/Dokumentacio/Graphlet Dokumentáció.docx
+++ b/Dokumentacio/Graphlet Dokumentáció.docx
@@ -52,9 +52,11 @@
           <w:numId w:val="1"/>
         </w:numPr>
       </w:pPr>
+      <w:proofErr w:type="spellStart"/>
       <w:r>
         <w:t>Implementation</w:t>
       </w:r>
+      <w:proofErr w:type="spellEnd"/>
     </w:p>
     <w:p>
       <w:r>
@@ -62,8 +64,13 @@
       </w:r>
     </w:p>
     <w:p>
-      <w:r>
-        <w:t>felhasználo doksi</w:t>
+      <w:proofErr w:type="spellStart"/>
+      <w:r>
+        <w:t>felhasználo</w:t>
+      </w:r>
+      <w:proofErr w:type="spellEnd"/>
+      <w:r>
+        <w:t xml:space="preserve"> doksi</w:t>
       </w:r>
     </w:p>
     <w:p>
@@ -92,7 +99,15 @@
     </w:p>
     <w:p>
       <w:r>
-        <w:t>Irodalom Jegyzék (Szoftver Biógráfia) és Mellékletek</w:t>
+        <w:t xml:space="preserve">Irodalom Jegyzék (Szoftver </w:t>
+      </w:r>
+      <w:proofErr w:type="spellStart"/>
+      <w:r>
+        <w:t>Biógráfia</w:t>
+      </w:r>
+      <w:proofErr w:type="spellEnd"/>
+      <w:r>
+        <w:t>) és Mellékletek</w:t>
       </w:r>
     </w:p>
     <w:p/>
@@ -122,7 +137,23 @@
         </w:numPr>
       </w:pPr>
       <w:r>
-        <w:t>Baloldali Margo 4cm, minden mas 2.5cm</w:t>
+        <w:t xml:space="preserve">Baloldali </w:t>
+      </w:r>
+      <w:proofErr w:type="spellStart"/>
+      <w:r>
+        <w:t>Margo</w:t>
+      </w:r>
+      <w:proofErr w:type="spellEnd"/>
+      <w:r>
+        <w:t xml:space="preserve"> 4cm, minden </w:t>
+      </w:r>
+      <w:proofErr w:type="spellStart"/>
+      <w:r>
+        <w:t>mas</w:t>
+      </w:r>
+      <w:proofErr w:type="spellEnd"/>
+      <w:r>
+        <w:t xml:space="preserve"> 2.5cm</w:t>
       </w:r>
     </w:p>
     <w:p>
@@ -133,8 +164,37 @@
           <w:numId w:val="1"/>
         </w:numPr>
       </w:pPr>
-      <w:r>
-        <w:t>Folyoszoveg(bekkezdések) : 12Pontos talpas betütipus (Times New Roman ajanlott)</w:t>
+      <w:proofErr w:type="spellStart"/>
+      <w:r>
+        <w:t>Folyoszoveg</w:t>
+      </w:r>
+      <w:proofErr w:type="spellEnd"/>
+      <w:r>
+        <w:t>(</w:t>
+      </w:r>
+      <w:proofErr w:type="spellStart"/>
+      <w:r>
+        <w:t>bekkezdések</w:t>
+      </w:r>
+      <w:proofErr w:type="spellEnd"/>
+      <w:r>
+        <w:t xml:space="preserve">) : 12Pontos talpas </w:t>
+      </w:r>
+      <w:proofErr w:type="spellStart"/>
+      <w:r>
+        <w:t>betütipus</w:t>
+      </w:r>
+      <w:proofErr w:type="spellEnd"/>
+      <w:r>
+        <w:t xml:space="preserve"> (Times New Roman </w:t>
+      </w:r>
+      <w:proofErr w:type="spellStart"/>
+      <w:r>
+        <w:t>ajanlott</w:t>
+      </w:r>
+      <w:proofErr w:type="spellEnd"/>
+      <w:r>
+        <w:t>)</w:t>
       </w:r>
     </w:p>
     <w:p>
@@ -169,8 +229,21 @@
           <w:numId w:val="1"/>
         </w:numPr>
       </w:pPr>
-      <w:r>
-        <w:t>Elsö sorok behuzása bekezdésnél 0.7 cm</w:t>
+      <w:proofErr w:type="spellStart"/>
+      <w:r>
+        <w:t>Elsö</w:t>
+      </w:r>
+      <w:proofErr w:type="spellEnd"/>
+      <w:r>
+        <w:t xml:space="preserve"> sorok </w:t>
+      </w:r>
+      <w:proofErr w:type="spellStart"/>
+      <w:r>
+        <w:t>behuzása</w:t>
+      </w:r>
+      <w:proofErr w:type="spellEnd"/>
+      <w:r>
+        <w:t xml:space="preserve"> bekezdésnél 0.7 cm</w:t>
       </w:r>
     </w:p>
     <w:p>
@@ -181,8 +254,13 @@
           <w:numId w:val="1"/>
         </w:numPr>
       </w:pPr>
-      <w:r>
-        <w:t>söveg: Automatikus elválasztás ON</w:t>
+      <w:proofErr w:type="spellStart"/>
+      <w:r>
+        <w:t>söveg</w:t>
+      </w:r>
+      <w:proofErr w:type="spellEnd"/>
+      <w:r>
+        <w:t>: Automatikus elválasztás ON</w:t>
       </w:r>
     </w:p>
     <w:p>
@@ -206,10 +284,63 @@
         </w:numPr>
       </w:pPr>
       <w:r>
-        <w:t>Cím sorok: 3 cimsor, elso, második, harmadik szintü cimsor</w:t>
-      </w:r>
-      <w:r>
-        <w:t>: elötte 18 pont terkoz, utana 12</w:t>
+        <w:t xml:space="preserve">Cím sorok: 3 </w:t>
+      </w:r>
+      <w:proofErr w:type="spellStart"/>
+      <w:r>
+        <w:t>cimsor</w:t>
+      </w:r>
+      <w:proofErr w:type="spellEnd"/>
+      <w:r>
+        <w:t xml:space="preserve">, </w:t>
+      </w:r>
+      <w:proofErr w:type="spellStart"/>
+      <w:r>
+        <w:t>elso</w:t>
+      </w:r>
+      <w:proofErr w:type="spellEnd"/>
+      <w:r>
+        <w:t xml:space="preserve">, második, harmadik </w:t>
+      </w:r>
+      <w:proofErr w:type="spellStart"/>
+      <w:r>
+        <w:t>szintü</w:t>
+      </w:r>
+      <w:proofErr w:type="spellEnd"/>
+      <w:r>
+        <w:t xml:space="preserve"> </w:t>
+      </w:r>
+      <w:proofErr w:type="spellStart"/>
+      <w:r>
+        <w:t>cimsor</w:t>
+      </w:r>
+      <w:proofErr w:type="spellEnd"/>
+      <w:r>
+        <w:t xml:space="preserve">: </w:t>
+      </w:r>
+      <w:proofErr w:type="spellStart"/>
+      <w:r>
+        <w:t>elötte</w:t>
+      </w:r>
+      <w:proofErr w:type="spellEnd"/>
+      <w:r>
+        <w:t xml:space="preserve"> 18 pont </w:t>
+      </w:r>
+      <w:proofErr w:type="spellStart"/>
+      <w:r>
+        <w:t>terkoz</w:t>
+      </w:r>
+      <w:proofErr w:type="spellEnd"/>
+      <w:r>
+        <w:t xml:space="preserve">, </w:t>
+      </w:r>
+      <w:proofErr w:type="spellStart"/>
+      <w:r>
+        <w:t>utana</w:t>
+      </w:r>
+      <w:proofErr w:type="spellEnd"/>
+      <w:r>
+        <w:t xml:space="preserve"> 12</w:t>
       </w:r>
     </w:p>
     <w:p>
@@ -220,9 +351,35 @@
           <w:numId w:val="1"/>
         </w:numPr>
       </w:pPr>
-      <w:r>
-        <w:t>elso szintu: 16 betumeret felkover</w:t>
-      </w:r>
+      <w:proofErr w:type="spellStart"/>
+      <w:r>
+        <w:t>elso</w:t>
+      </w:r>
+      <w:proofErr w:type="spellEnd"/>
+      <w:r>
+        <w:t xml:space="preserve"> </w:t>
+      </w:r>
+      <w:proofErr w:type="spellStart"/>
+      <w:r>
+        <w:t>szintu</w:t>
+      </w:r>
+      <w:proofErr w:type="spellEnd"/>
+      <w:r>
+        <w:t xml:space="preserve">: 16 </w:t>
+      </w:r>
+      <w:proofErr w:type="spellStart"/>
+      <w:r>
+        <w:t>betumeret</w:t>
+      </w:r>
+      <w:proofErr w:type="spellEnd"/>
+      <w:r>
+        <w:t xml:space="preserve"> </w:t>
+      </w:r>
+      <w:proofErr w:type="spellStart"/>
+      <w:r>
+        <w:t>felkover</w:t>
+      </w:r>
+      <w:proofErr w:type="spellEnd"/>
       <w:r>
         <w:t xml:space="preserve"> </w:t>
       </w:r>
@@ -235,15 +392,22 @@
           <w:numId w:val="1"/>
         </w:numPr>
       </w:pPr>
-      <w:r>
-        <w:t>masodik: 14 pontos</w:t>
+      <w:proofErr w:type="spellStart"/>
+      <w:r>
+        <w:t>masodik</w:t>
+      </w:r>
+      <w:proofErr w:type="spellEnd"/>
+      <w:r>
+        <w:t>: 14 pontos</w:t>
       </w:r>
       <w:r>
         <w:t xml:space="preserve"> </w:t>
       </w:r>
+      <w:proofErr w:type="spellStart"/>
       <w:r>
         <w:t>felkover</w:t>
       </w:r>
+      <w:proofErr w:type="spellEnd"/>
     </w:p>
     <w:p>
       <w:pPr>
@@ -259,9 +423,11 @@
       <w:r>
         <w:t xml:space="preserve"> </w:t>
       </w:r>
+      <w:proofErr w:type="spellStart"/>
       <w:r>
         <w:t>felkover</w:t>
       </w:r>
+      <w:proofErr w:type="spellEnd"/>
     </w:p>
     <w:p>
       <w:pPr>
@@ -272,7 +438,15 @@
         </w:numPr>
       </w:pPr>
       <w:r>
-        <w:t>Képhez, Ábrához, Diagramhoz kell leirás és számozás.</w:t>
+        <w:t xml:space="preserve">Képhez, Ábrához, Diagramhoz kell </w:t>
+      </w:r>
+      <w:proofErr w:type="spellStart"/>
+      <w:r>
+        <w:t>leirás</w:t>
+      </w:r>
+      <w:proofErr w:type="spellEnd"/>
+      <w:r>
+        <w:t xml:space="preserve"> és számozás.</w:t>
       </w:r>
     </w:p>
     <w:p>
@@ -284,7 +458,15 @@
         </w:numPr>
       </w:pPr>
       <w:r>
-        <w:t>Matek és Logikai Képletek Képlet szerkesztövel legyen ábrázolva.</w:t>
+        <w:t xml:space="preserve">Matek és Logikai Képletek Képlet </w:t>
+      </w:r>
+      <w:proofErr w:type="spellStart"/>
+      <w:r>
+        <w:t>szerkesztövel</w:t>
+      </w:r>
+      <w:proofErr w:type="spellEnd"/>
+      <w:r>
+        <w:t xml:space="preserve"> legyen ábrázolva.</w:t>
       </w:r>
     </w:p>
     <w:p>
@@ -296,7 +478,15 @@
         </w:numPr>
       </w:pPr>
       <w:r>
-        <w:t>Ne legyen tul sok forrás kód benne, és Szövegdobozban, formázva.</w:t>
+        <w:t xml:space="preserve">Ne legyen </w:t>
+      </w:r>
+      <w:proofErr w:type="spellStart"/>
+      <w:r>
+        <w:t>tul</w:t>
+      </w:r>
+      <w:proofErr w:type="spellEnd"/>
+      <w:r>
+        <w:t xml:space="preserve"> sok forrás kód benne, és Szövegdobozban, formázva.</w:t>
       </w:r>
     </w:p>
     <w:p>
@@ -311,7 +501,15 @@
         </w:rPr>
       </w:pPr>
       <w:r>
-        <w:t>Terjedelem: min 40 oldal. felsö határ nincs, de ne legyen több mint 90 oldal.</w:t>
+        <w:t xml:space="preserve">Terjedelem: min 40 oldal. </w:t>
+      </w:r>
+      <w:proofErr w:type="spellStart"/>
+      <w:r>
+        <w:t>felsö</w:t>
+      </w:r>
+      <w:proofErr w:type="spellEnd"/>
+      <w:r>
+        <w:t xml:space="preserve"> határ nincs, de ne legyen több mint 90 oldal.</w:t>
       </w:r>
       <w:r>
         <w:t xml:space="preserve"> </w:t>
@@ -1284,21 +1482,7 @@
             <w:rStyle w:val="Hiperhivatkozs"/>
             <w:noProof/>
           </w:rPr>
-          <w:t>Kód szi</w:t>
-        </w:r>
-        <w:r>
-          <w:rPr>
-            <w:rStyle w:val="Hiperhivatkozs"/>
-            <w:noProof/>
-          </w:rPr>
-          <w:t>n</w:t>
-        </w:r>
-        <w:r>
-          <w:rPr>
-            <w:rStyle w:val="Hiperhivatkozs"/>
-            <w:noProof/>
-          </w:rPr>
-          <w:t>ten</w:t>
+          <w:t>Kód szinten</w:t>
         </w:r>
         <w:r>
           <w:rPr>
@@ -2185,8 +2369,13 @@
       <w:pPr>
         <w:pStyle w:val="Graphlet-normal"/>
       </w:pPr>
-      <w:r>
-        <w:t>normal text</w:t>
+      <w:proofErr w:type="spellStart"/>
+      <w:r>
+        <w:t>normal</w:t>
+      </w:r>
+      <w:proofErr w:type="spellEnd"/>
+      <w:r>
+        <w:t xml:space="preserve"> text</w:t>
       </w:r>
     </w:p>
     <w:p>
@@ -2217,21 +2406,37 @@
           <w:sz w:val="24"/>
           <w:szCs w:val="24"/>
         </w:rPr>
-        <w:t>csinálj majd, valami db sectiont, hogy teljenek az oldalak</w:t>
-      </w:r>
-    </w:p>
-    <w:p>
-      <w:pPr>
+        <w:t xml:space="preserve">csinálj majd, valami db </w:t>
+      </w:r>
+      <w:proofErr w:type="spellStart"/>
+      <w:r>
         <w:rPr>
           <w:sz w:val="24"/>
           <w:szCs w:val="24"/>
         </w:rPr>
-      </w:pPr>
+        <w:t>sectiont</w:t>
+      </w:r>
+      <w:proofErr w:type="spellEnd"/>
       <w:r>
         <w:rPr>
           <w:sz w:val="24"/>
           <w:szCs w:val="24"/>
         </w:rPr>
+        <w:t>, hogy teljenek az oldalak</w:t>
+      </w:r>
+    </w:p>
+    <w:p>
+      <w:pPr>
+        <w:rPr>
+          <w:sz w:val="24"/>
+          <w:szCs w:val="24"/>
+        </w:rPr>
+      </w:pPr>
+      <w:r>
+        <w:rPr>
+          <w:sz w:val="24"/>
+          <w:szCs w:val="24"/>
+        </w:rPr>
         <w:br w:type="page"/>
       </w:r>
     </w:p>
@@ -2270,9 +2475,107 @@
       <w:pPr>
         <w:pStyle w:val="Graphlet-normal"/>
       </w:pPr>
-      <w:r>
-        <w:t>normal text looks like this lorem32dioéfjg mkjblfkdmb boődn aodfőmboőiareúm adifoőúb nmieropőú bfiobőa bfoőiba ndofaiőáb mortőaű inm</w:t>
-      </w:r>
+      <w:proofErr w:type="spellStart"/>
+      <w:r>
+        <w:t>normal</w:t>
+      </w:r>
+      <w:proofErr w:type="spellEnd"/>
+      <w:r>
+        <w:t xml:space="preserve"> text </w:t>
+      </w:r>
+      <w:proofErr w:type="spellStart"/>
+      <w:r>
+        <w:t>looks</w:t>
+      </w:r>
+      <w:proofErr w:type="spellEnd"/>
+      <w:r>
+        <w:t xml:space="preserve"> like </w:t>
+      </w:r>
+      <w:proofErr w:type="spellStart"/>
+      <w:r>
+        <w:t>this</w:t>
+      </w:r>
+      <w:proofErr w:type="spellEnd"/>
+      <w:r>
+        <w:t xml:space="preserve"> lorem32dioéfjg </w:t>
+      </w:r>
+      <w:proofErr w:type="spellStart"/>
+      <w:r>
+        <w:t>mkjblfkdmb</w:t>
+      </w:r>
+      <w:proofErr w:type="spellEnd"/>
+      <w:r>
+        <w:t xml:space="preserve"> </w:t>
+      </w:r>
+      <w:proofErr w:type="spellStart"/>
+      <w:r>
+        <w:t>boődn</w:t>
+      </w:r>
+      <w:proofErr w:type="spellEnd"/>
+      <w:r>
+        <w:t xml:space="preserve"> </w:t>
+      </w:r>
+      <w:proofErr w:type="spellStart"/>
+      <w:r>
+        <w:t>aodfőmboőiareúm</w:t>
+      </w:r>
+      <w:proofErr w:type="spellEnd"/>
+      <w:r>
+        <w:t xml:space="preserve"> </w:t>
+      </w:r>
+      <w:proofErr w:type="spellStart"/>
+      <w:r>
+        <w:t>adifoőúb</w:t>
+      </w:r>
+      <w:proofErr w:type="spellEnd"/>
+      <w:r>
+        <w:t xml:space="preserve"> </w:t>
+      </w:r>
+      <w:proofErr w:type="spellStart"/>
+      <w:r>
+        <w:t>nmieropőú</w:t>
+      </w:r>
+      <w:proofErr w:type="spellEnd"/>
+      <w:r>
+        <w:t xml:space="preserve"> </w:t>
+      </w:r>
+      <w:proofErr w:type="spellStart"/>
+      <w:r>
+        <w:t>bfiobőa</w:t>
+      </w:r>
+      <w:proofErr w:type="spellEnd"/>
+      <w:r>
+        <w:t xml:space="preserve"> </w:t>
+      </w:r>
+      <w:proofErr w:type="spellStart"/>
+      <w:r>
+        <w:t>bfoőiba</w:t>
+      </w:r>
+      <w:proofErr w:type="spellEnd"/>
+      <w:r>
+        <w:t xml:space="preserve"> </w:t>
+      </w:r>
+      <w:proofErr w:type="spellStart"/>
+      <w:r>
+        <w:t>ndofaiőáb</w:t>
+      </w:r>
+      <w:proofErr w:type="spellEnd"/>
+      <w:r>
+        <w:t xml:space="preserve"> </w:t>
+      </w:r>
+      <w:proofErr w:type="spellStart"/>
+      <w:r>
+        <w:t>mortőaű</w:t>
+      </w:r>
+      <w:proofErr w:type="spellEnd"/>
+      <w:r>
+        <w:t xml:space="preserve"> </w:t>
+      </w:r>
+      <w:proofErr w:type="spellStart"/>
+      <w:r>
+        <w:t>inm</w:t>
+      </w:r>
+      <w:proofErr w:type="spellEnd"/>
     </w:p>
     <w:p>
       <w:pPr>
@@ -2324,24 +2627,14 @@
         <w:t xml:space="preserve">A Graphlet felhasználó felülete JavaScript nyelven íródott. Azon belül a </w:t>
       </w:r>
       <w:hyperlink r:id="rId8" w:history="1">
+        <w:proofErr w:type="spellStart"/>
         <w:r>
           <w:rPr>
             <w:rStyle w:val="Hiperhivatkozs"/>
           </w:rPr>
-          <w:t>Re</w:t>
-        </w:r>
-        <w:r>
-          <w:rPr>
-            <w:rStyle w:val="Hiperhivatkozs"/>
-          </w:rPr>
-          <w:t>a</w:t>
-        </w:r>
-        <w:r>
-          <w:rPr>
-            <w:rStyle w:val="Hiperhivatkozs"/>
-          </w:rPr>
-          <w:t>ct</w:t>
-        </w:r>
+          <w:t>React</w:t>
+        </w:r>
+        <w:proofErr w:type="spellEnd"/>
       </w:hyperlink>
       <w:r>
         <w:t xml:space="preserve"> könyvtár segítségével.</w:t>
@@ -2402,7 +2695,21 @@
         <w:rPr>
           <w:color w:val="C45911" w:themeColor="accent2" w:themeShade="BF"/>
         </w:rPr>
-        <w:t xml:space="preserve">„src” </w:t>
+        <w:t>„</w:t>
+      </w:r>
+      <w:proofErr w:type="spellStart"/>
+      <w:r>
+        <w:rPr>
+          <w:color w:val="C45911" w:themeColor="accent2" w:themeShade="BF"/>
+        </w:rPr>
+        <w:t>src</w:t>
+      </w:r>
+      <w:proofErr w:type="spellEnd"/>
+      <w:r>
+        <w:rPr>
+          <w:color w:val="C45911" w:themeColor="accent2" w:themeShade="BF"/>
+        </w:rPr>
+        <w:t xml:space="preserve">” </w:t>
       </w:r>
       <w:r>
         <w:t xml:space="preserve">mappában vannak a főbb oldalak a </w:t>
@@ -2410,12 +2717,14 @@
       <w:r>
         <w:t>„</w:t>
       </w:r>
+      <w:proofErr w:type="spellStart"/>
       <w:r>
         <w:rPr>
           <w:color w:val="C45911" w:themeColor="accent2" w:themeShade="BF"/>
         </w:rPr>
         <w:t>pages</w:t>
       </w:r>
+      <w:proofErr w:type="spellEnd"/>
       <w:r>
         <w:rPr>
           <w:color w:val="C45911" w:themeColor="accent2" w:themeShade="BF"/>
@@ -2429,17 +2738,27 @@
         <w:t xml:space="preserve"> </w:t>
       </w:r>
       <w:r>
-        <w:t xml:space="preserve">mappában, React komponensek a </w:t>
+        <w:t xml:space="preserve">mappában, </w:t>
+      </w:r>
+      <w:proofErr w:type="spellStart"/>
+      <w:r>
+        <w:t>React</w:t>
+      </w:r>
+      <w:proofErr w:type="spellEnd"/>
+      <w:r>
+        <w:t xml:space="preserve"> komponensek a </w:t>
       </w:r>
       <w:r>
         <w:t>„</w:t>
       </w:r>
+      <w:proofErr w:type="spellStart"/>
       <w:r>
         <w:rPr>
           <w:color w:val="C45911" w:themeColor="accent2" w:themeShade="BF"/>
         </w:rPr>
         <w:t>components</w:t>
       </w:r>
+      <w:proofErr w:type="spellEnd"/>
       <w:r>
         <w:rPr>
           <w:color w:val="C45911" w:themeColor="accent2" w:themeShade="BF"/>
@@ -2458,12 +2777,14 @@
       <w:r>
         <w:t>„</w:t>
       </w:r>
+      <w:proofErr w:type="spellStart"/>
       <w:r>
         <w:rPr>
           <w:color w:val="C45911" w:themeColor="accent2" w:themeShade="BF"/>
         </w:rPr>
         <w:t>assets</w:t>
       </w:r>
+      <w:proofErr w:type="spellEnd"/>
       <w:r>
         <w:rPr>
           <w:color w:val="C45911" w:themeColor="accent2" w:themeShade="BF"/>
@@ -2495,8 +2816,13 @@
         <w:pStyle w:val="Graphlet-lvl4"/>
       </w:pPr>
       <w:bookmarkStart w:id="14" w:name="_Toc223367909"/>
-      <w:r>
-        <w:t xml:space="preserve">App.tsx és </w:t>
+      <w:proofErr w:type="spellStart"/>
+      <w:r>
+        <w:t>App.tsx</w:t>
+      </w:r>
+      <w:proofErr w:type="spellEnd"/>
+      <w:r>
+        <w:t xml:space="preserve"> és </w:t>
       </w:r>
       <w:r>
         <w:t>bejelentkezés</w:t>
@@ -2508,7 +2834,23 @@
         <w:pStyle w:val="Graphlet-normal"/>
       </w:pPr>
       <w:r>
-        <w:t>A frontend fő oldala az App.tsx, ami csak egy RouterProvider-t tartalmaz</w:t>
+        <w:t xml:space="preserve">A frontend fő oldala az </w:t>
+      </w:r>
+      <w:proofErr w:type="spellStart"/>
+      <w:r>
+        <w:t>App.tsx</w:t>
+      </w:r>
+      <w:proofErr w:type="spellEnd"/>
+      <w:r>
+        <w:t xml:space="preserve">, ami csak egy </w:t>
+      </w:r>
+      <w:proofErr w:type="spellStart"/>
+      <w:r>
+        <w:t>RouterProvider</w:t>
+      </w:r>
+      <w:proofErr w:type="spellEnd"/>
+      <w:r>
+        <w:t>-t tartalmaz</w:t>
       </w:r>
       <w:r>
         <w:t xml:space="preserve"> semmi mást</w:t>
@@ -2519,13 +2861,86 @@
       <w:r>
         <w:t xml:space="preserve"> csak az alap útvonalakat tartalmazza, és az alapján lehet navigálni.</w:t>
       </w:r>
+      <w:r>
+        <w:t xml:space="preserve"> Az útvonalak a </w:t>
+      </w:r>
+      <w:r>
+        <w:rPr>
+          <w:color w:val="C45911" w:themeColor="accent2" w:themeShade="BF"/>
+        </w:rPr>
+        <w:t>„</w:t>
+      </w:r>
+      <w:proofErr w:type="spellStart"/>
+      <w:r>
+        <w:rPr>
+          <w:color w:val="C45911" w:themeColor="accent2" w:themeShade="BF"/>
+        </w:rPr>
+        <w:t>components</w:t>
+      </w:r>
+      <w:proofErr w:type="spellEnd"/>
+      <w:r>
+        <w:rPr>
+          <w:color w:val="C45911" w:themeColor="accent2" w:themeShade="BF"/>
+        </w:rPr>
+        <w:t>/router/</w:t>
+      </w:r>
+      <w:proofErr w:type="spellStart"/>
+      <w:r>
+        <w:rPr>
+          <w:color w:val="C45911" w:themeColor="accent2" w:themeShade="BF"/>
+        </w:rPr>
+        <w:t>router.tsx</w:t>
+      </w:r>
+      <w:proofErr w:type="spellEnd"/>
+      <w:r>
+        <w:rPr>
+          <w:color w:val="C45911" w:themeColor="accent2" w:themeShade="BF"/>
+        </w:rPr>
+        <w:t xml:space="preserve">” </w:t>
+      </w:r>
+      <w:r>
+        <w:t>fájlban találhatóak. Ebbe be vannak importálva a különböző oldalak komponensei, és mindnek megva a maga elérési útvonala. Az alapútvonalra való navigáláskor automatikusan a loginra kerülünk. A beállításoknak pedig vannak leszármazott elemei</w:t>
+      </w:r>
+      <w:r>
+        <w:t>,</w:t>
+      </w:r>
+      <w:r>
+        <w:t xml:space="preserve"> amik a különböző beállítások saját oldalai. </w:t>
+      </w:r>
+      <w:r>
+        <w:t xml:space="preserve">A navigáláshoz a </w:t>
+      </w:r>
+      <w:proofErr w:type="spellStart"/>
+      <w:r>
+        <w:t>React</w:t>
+      </w:r>
+      <w:proofErr w:type="spellEnd"/>
+      <w:r>
+        <w:t xml:space="preserve"> által behozott </w:t>
+      </w:r>
+      <w:proofErr w:type="spellStart"/>
+      <w:r>
+        <w:t>Navigate</w:t>
+      </w:r>
+      <w:proofErr w:type="spellEnd"/>
+      <w:r>
+        <w:t xml:space="preserve"> elemeket használjuk. </w:t>
+      </w:r>
     </w:p>
     <w:p>
       <w:pPr>
         <w:pStyle w:val="Graphlet-normal"/>
       </w:pPr>
       <w:r>
-        <w:t xml:space="preserve">Az alap elérési útvonal „/” a login oldalra navigál. Ez a pages mappában van. Ezen az oldalon lehet bejelentkezni. </w:t>
+        <w:t xml:space="preserve">Az alap elérési útvonal „/” a login oldalra navigál. Ez a </w:t>
+      </w:r>
+      <w:proofErr w:type="spellStart"/>
+      <w:r>
+        <w:t>pages</w:t>
+      </w:r>
+      <w:proofErr w:type="spellEnd"/>
+      <w:r>
+        <w:t xml:space="preserve"> mappában van. Ezen az oldalon lehet bejelentkezni. </w:t>
       </w:r>
     </w:p>
     <w:p>
@@ -2539,7 +2954,15 @@
         <w:t>Importálás után definiálva van egy szabály az e-mail cím felépítésére. Létre vannak hozva változók, amik tárolják a bejelentkezési folyamat állapotát</w:t>
       </w:r>
       <w:r>
-        <w:t xml:space="preserve"> egy useState-ben</w:t>
+        <w:t xml:space="preserve"> egy </w:t>
+      </w:r>
+      <w:proofErr w:type="spellStart"/>
+      <w:r>
+        <w:t>useState</w:t>
+      </w:r>
+      <w:proofErr w:type="spellEnd"/>
+      <w:r>
+        <w:t>-ben</w:t>
       </w:r>
       <w:r>
         <w:t>.</w:t>
@@ -2553,8 +2976,22 @@
         <w:pStyle w:val="Graphlet-normal"/>
       </w:pPr>
       <w:r>
-        <w:t>A login funckció -nem összetévesztendő a Login-nal</w:t>
-      </w:r>
+        <w:lastRenderedPageBreak/>
+        <w:t xml:space="preserve">A login </w:t>
+      </w:r>
+      <w:proofErr w:type="spellStart"/>
+      <w:r>
+        <w:t>funckció</w:t>
+      </w:r>
+      <w:proofErr w:type="spellEnd"/>
+      <w:r>
+        <w:t xml:space="preserve"> -nem összetévesztendő a Login-</w:t>
+      </w:r>
+      <w:proofErr w:type="spellStart"/>
+      <w:r>
+        <w:t>nal</w:t>
+      </w:r>
+      <w:proofErr w:type="spellEnd"/>
       <w:r>
         <w:t>, mert az a komplett komponens</w:t>
       </w:r>
@@ -2565,7 +3002,15 @@
         <w:t>. Először megszerzi az adatokat a megfelelő helyről</w:t>
       </w:r>
       <w:r>
-        <w:t xml:space="preserve"> a css osztálynév alapján</w:t>
+        <w:t xml:space="preserve"> a </w:t>
+      </w:r>
+      <w:proofErr w:type="spellStart"/>
+      <w:r>
+        <w:t>css</w:t>
+      </w:r>
+      <w:proofErr w:type="spellEnd"/>
+      <w:r>
+        <w:t xml:space="preserve"> osztálynév alapján</w:t>
       </w:r>
       <w:r>
         <w:t>, majd ellenőrzi azokat. Utána kérést indít a backend felé</w:t>
@@ -2580,7 +3025,15 @@
         <w:t xml:space="preserve"> és a választ pedig elmenti</w:t>
       </w:r>
       <w:r>
-        <w:t>, később json formátumba ko</w:t>
+        <w:t xml:space="preserve">, később </w:t>
+      </w:r>
+      <w:proofErr w:type="spellStart"/>
+      <w:r>
+        <w:t>json</w:t>
+      </w:r>
+      <w:proofErr w:type="spellEnd"/>
+      <w:r>
+        <w:t xml:space="preserve"> formátumba ko</w:t>
       </w:r>
       <w:r>
         <w:t>n</w:t>
@@ -2600,15 +3053,27 @@
       <w:r>
         <w:t xml:space="preserve"> Amennyiben a válasz kódja 200, akkor a visszaküldött </w:t>
       </w:r>
-      <w:r>
-        <w:lastRenderedPageBreak/>
-        <w:t>tokent elmenti a böngészőbe</w:t>
+      <w:proofErr w:type="spellStart"/>
+      <w:r>
+        <w:t>tokent</w:t>
+      </w:r>
+      <w:proofErr w:type="spellEnd"/>
+      <w:r>
+        <w:t xml:space="preserve"> elmenti a böngészőbe</w:t>
       </w:r>
       <w:r>
         <w:t xml:space="preserve">, </w:t>
       </w:r>
       <w:r>
-        <w:t>és sikeresen bejelentkezünk és átkerülünk a Workspaces oldalra</w:t>
+        <w:t xml:space="preserve">és sikeresen bejelentkezünk és átkerülünk a </w:t>
+      </w:r>
+      <w:proofErr w:type="spellStart"/>
+      <w:r>
+        <w:t>Workspaces</w:t>
+      </w:r>
+      <w:proofErr w:type="spellEnd"/>
+      <w:r>
+        <w:t xml:space="preserve"> oldalra</w:t>
       </w:r>
       <w:r>
         <w:t xml:space="preserve">. </w:t>
@@ -2643,7 +3108,23 @@
         <w:t xml:space="preserve">A Login oldalról lehet idejutni. Itt lehet új felhasználói fiókot létrehozni. Kell egy e-mail cím, egy felhasználónév, és egy jelszó. </w:t>
       </w:r>
       <w:r>
-        <w:t>Itt is van e-mail cím formai ellenőrzés, hibaüzenet, amik a komponens elején beállításra kerülnek. A registerUser funkcióban a loginhoz képest még egy username is van. A bevitt értékek létezése, és formai követelményeknek való megfelelése itt is ellenőrizve van</w:t>
+        <w:t xml:space="preserve">Itt is van e-mail cím formai ellenőrzés, hibaüzenet, amik a komponens elején beállításra kerülnek. A </w:t>
+      </w:r>
+      <w:proofErr w:type="spellStart"/>
+      <w:r>
+        <w:t>registerUser</w:t>
+      </w:r>
+      <w:proofErr w:type="spellEnd"/>
+      <w:r>
+        <w:t xml:space="preserve"> funkcióban a loginhoz képest még egy </w:t>
+      </w:r>
+      <w:proofErr w:type="spellStart"/>
+      <w:r>
+        <w:t>username</w:t>
+      </w:r>
+      <w:proofErr w:type="spellEnd"/>
+      <w:r>
+        <w:t xml:space="preserve"> is van. A bevitt értékek létezése, és formai követelményeknek való megfelelése itt is ellenőrizve van</w:t>
       </w:r>
       <w:r>
         <w:t xml:space="preserve"> hasonlóképp, mint a bejelentkezésnél</w:t>
@@ -2678,8 +3159,13 @@
         <w:pStyle w:val="Graphlet-lvl4"/>
       </w:pPr>
       <w:bookmarkStart w:id="16" w:name="_Toc223367911"/>
-      <w:r>
-        <w:t>Workspaces oldal</w:t>
+      <w:proofErr w:type="spellStart"/>
+      <w:r>
+        <w:t>Workspaces</w:t>
+      </w:r>
+      <w:proofErr w:type="spellEnd"/>
+      <w:r>
+        <w:t xml:space="preserve"> oldal</w:t>
       </w:r>
       <w:bookmarkEnd w:id="16"/>
     </w:p>
@@ -2709,20 +3195,58 @@
       <w:r>
         <w:t xml:space="preserve">Az első funkció, a </w:t>
       </w:r>
+      <w:proofErr w:type="spellStart"/>
       <w:r>
         <w:t>getWorkspaces</w:t>
       </w:r>
+      <w:proofErr w:type="spellEnd"/>
       <w:r>
         <w:t xml:space="preserve"> felel azért, hogy amikor a felhasználó megnyitja az oldalt, akkor a szerverről betöltse a már létrehozott workspace-eket. </w:t>
       </w:r>
       <w:r>
-        <w:t>Egy promise-szal tér vissza, amiben egy Worspaceket tartalmazó tömb van. Kérés indul a szerverhez, és már a korábban elmentett authentikációs tokent is használja, egyrészről, hogy megbizonyosodjon a program arról, hogy a felhasználónak van-e jogosultsága, másrészről pedig, hogy azonosítani tudja a felhasználót, és a megfelelő workspace-eket adja oda neki.</w:t>
-      </w:r>
+        <w:t xml:space="preserve">Egy </w:t>
+      </w:r>
+      <w:proofErr w:type="spellStart"/>
+      <w:r>
+        <w:t>promise-szal</w:t>
+      </w:r>
+      <w:proofErr w:type="spellEnd"/>
+      <w:r>
+        <w:t xml:space="preserve"> tér vissza, amiben egy </w:t>
+      </w:r>
+      <w:proofErr w:type="spellStart"/>
+      <w:r>
+        <w:t>Worspaceket</w:t>
+      </w:r>
+      <w:proofErr w:type="spellEnd"/>
+      <w:r>
+        <w:t xml:space="preserve"> tartalmazó tömb van. Kérés indul a szerverhez, és már a korábban elmentett </w:t>
+      </w:r>
+      <w:proofErr w:type="spellStart"/>
+      <w:r>
+        <w:t>authentikációs</w:t>
+      </w:r>
+      <w:proofErr w:type="spellEnd"/>
       <w:r>
         <w:t xml:space="preserve"> </w:t>
       </w:r>
-      <w:r>
-        <w:t xml:space="preserve">Ha sikerrel tér vissza a szerver, akkor átalakítja a választ, és visszaadja a tömböt. Ha üres a tömb, akkor megjelenik egy szöveg, hogy nincs még létrehozott workspace. Hiba esetén hibaüzenet jelenik meg. </w:t>
+      <w:proofErr w:type="spellStart"/>
+      <w:r>
+        <w:t>tokent</w:t>
+      </w:r>
+      <w:proofErr w:type="spellEnd"/>
+      <w:r>
+        <w:t xml:space="preserve"> is használja, egyrészről, hogy megbizonyosodjon a program arról, hogy a felhasználónak van-e jogosultsága, másrészről pedig, hogy azonosítani tudja a felhasználót, és a megfelelő workspace-eket adja oda neki.</w:t>
+      </w:r>
+      <w:r>
+        <w:t xml:space="preserve"> </w:t>
+      </w:r>
+      <w:r>
+        <w:t xml:space="preserve">Ha sikerrel tér vissza a szerver, akkor átalakítja a választ, és </w:t>
+      </w:r>
+      <w:r>
+        <w:lastRenderedPageBreak/>
+        <w:t xml:space="preserve">visszaadja a tömböt. Ha üres a tömb, akkor megjelenik egy szöveg, hogy nincs még létrehozott workspace. Hiba esetén hibaüzenet jelenik meg. </w:t>
       </w:r>
     </w:p>
     <w:p>
@@ -2730,17 +3254,29 @@
         <w:pStyle w:val="Graphlet-normal"/>
       </w:pPr>
       <w:r>
-        <w:t xml:space="preserve">A komponens fő részében definiálva vannak értékek: maguk a workspace-k, a betöltés állapota, az aktuális hiba, az egyéb opciók megjelenési állapota, az új </w:t>
-      </w:r>
-      <w:r>
-        <w:lastRenderedPageBreak/>
-        <w:t>workspace létrehozása ablak megjelenéi állapota, a keresőmező tartalma, megnyitandó workspace url-je,</w:t>
+        <w:t xml:space="preserve">A komponens fő részében definiálva vannak értékek: maguk a workspace-k, a betöltés állapota, az aktuális hiba, az egyéb opciók megjelenési állapota, az új workspace létrehozása ablak megjelenéi állapota, a keresőmező tartalma, megnyitandó workspace </w:t>
+      </w:r>
+      <w:proofErr w:type="spellStart"/>
+      <w:r>
+        <w:t>url</w:t>
+      </w:r>
+      <w:proofErr w:type="spellEnd"/>
+      <w:r>
+        <w:t>-je,</w:t>
       </w:r>
       <w:r>
         <w:t xml:space="preserve"> </w:t>
       </w:r>
       <w:r>
-        <w:t xml:space="preserve">és az url-ben lévő beállítások, amik később kellenek. </w:t>
+        <w:t xml:space="preserve">és az </w:t>
+      </w:r>
+      <w:proofErr w:type="spellStart"/>
+      <w:r>
+        <w:t>url-ben</w:t>
+      </w:r>
+      <w:proofErr w:type="spellEnd"/>
+      <w:r>
+        <w:t xml:space="preserve"> lévő beállítások, amik később kellenek. </w:t>
       </w:r>
     </w:p>
     <w:p>
@@ -2750,14 +3286,225 @@
       <w:r>
         <w:t xml:space="preserve">A </w:t>
       </w:r>
+      <w:proofErr w:type="spellStart"/>
       <w:r>
         <w:t>loadWorkspaces</w:t>
       </w:r>
+      <w:proofErr w:type="spellEnd"/>
       <w:r>
         <w:t xml:space="preserve"> metódus betölti a szerverről lekért workspace-eket a változóba, aminek a tartalma dinamikusan jelenik meg</w:t>
       </w:r>
       <w:r>
         <w:t>.</w:t>
+      </w:r>
+      <w:r>
+        <w:t xml:space="preserve"> </w:t>
+      </w:r>
+      <w:r>
+        <w:t xml:space="preserve">A következő kisebb szekció, a </w:t>
+      </w:r>
+      <w:proofErr w:type="spellStart"/>
+      <w:r>
+        <w:t>useEffect</w:t>
+      </w:r>
+      <w:proofErr w:type="spellEnd"/>
+      <w:r>
+        <w:t xml:space="preserve"> azt a célt szolgálja, hogy amikor betölt az oldal, akkor egyből betöltse a workspace-eket. Ezután következik néhány eseménykezelő függvény</w:t>
+      </w:r>
+      <w:r>
+        <w:t>:</w:t>
+      </w:r>
+    </w:p>
+    <w:p>
+      <w:pPr>
+        <w:pStyle w:val="Graphlet-normal"/>
+      </w:pPr>
+      <w:proofErr w:type="spellStart"/>
+      <w:r>
+        <w:t>handleOtherOptionsClick</w:t>
+      </w:r>
+      <w:proofErr w:type="spellEnd"/>
+      <w:r>
+        <w:t xml:space="preserve">: </w:t>
+      </w:r>
+      <w:r>
+        <w:t>az egyéb opciók menü megjelentéséért szolgál.</w:t>
+      </w:r>
+    </w:p>
+    <w:p>
+      <w:pPr>
+        <w:pStyle w:val="Graphlet-normal"/>
+      </w:pPr>
+      <w:proofErr w:type="spellStart"/>
+      <w:r>
+        <w:t>handleCreateNewClick</w:t>
+      </w:r>
+      <w:proofErr w:type="spellEnd"/>
+      <w:r>
+        <w:t xml:space="preserve">: </w:t>
+      </w:r>
+      <w:r>
+        <w:t>a</w:t>
+      </w:r>
+      <w:r>
+        <w:t xml:space="preserve">z új workspace létrehozása </w:t>
+      </w:r>
+      <w:r>
+        <w:t>menü megjelentéséért szolgál.</w:t>
+      </w:r>
+    </w:p>
+    <w:p>
+      <w:pPr>
+        <w:pStyle w:val="Graphlet-normal"/>
+      </w:pPr>
+      <w:proofErr w:type="spellStart"/>
+      <w:r>
+        <w:t>handleCloseCreatingNew</w:t>
+      </w:r>
+      <w:proofErr w:type="spellEnd"/>
+      <w:r>
+        <w:t>:</w:t>
+      </w:r>
+      <w:r>
+        <w:t xml:space="preserve"> </w:t>
+      </w:r>
+      <w:r>
+        <w:t xml:space="preserve">az új workspace létrehozása menü </w:t>
+      </w:r>
+      <w:r>
+        <w:t>bezárásáért</w:t>
+      </w:r>
+      <w:r>
+        <w:t xml:space="preserve"> szolgál.</w:t>
+      </w:r>
+    </w:p>
+    <w:p>
+      <w:pPr>
+        <w:pStyle w:val="Graphlet-normal"/>
+      </w:pPr>
+      <w:proofErr w:type="spellStart"/>
+      <w:r>
+        <w:t>handleRename</w:t>
+      </w:r>
+      <w:proofErr w:type="spellEnd"/>
+      <w:r>
+        <w:t>: a workspace átnevezése opció megjelenítése</w:t>
+      </w:r>
+    </w:p>
+    <w:p>
+      <w:pPr>
+        <w:pStyle w:val="Graphlet-normal"/>
+      </w:pPr>
+      <w:proofErr w:type="spellStart"/>
+      <w:r>
+        <w:t>handleDelete</w:t>
+      </w:r>
+      <w:proofErr w:type="spellEnd"/>
+      <w:r>
+        <w:t>: workspace törlése opció</w:t>
+      </w:r>
+    </w:p>
+    <w:p>
+      <w:pPr>
+        <w:pStyle w:val="Graphlet-normal"/>
+      </w:pPr>
+      <w:proofErr w:type="spellStart"/>
+      <w:r>
+        <w:t>filteredWorkspaces</w:t>
+      </w:r>
+      <w:proofErr w:type="spellEnd"/>
+      <w:r>
+        <w:t xml:space="preserve">: ez egy változó, amiben a keresés </w:t>
+      </w:r>
+      <w:r>
+        <w:t xml:space="preserve">eredményi találhatóak. Ha üres, akkor szimplán nem jelenik nem semmi. </w:t>
+      </w:r>
+    </w:p>
+    <w:p>
+      <w:pPr>
+        <w:pStyle w:val="Graphlet-normal"/>
+      </w:pPr>
+      <w:proofErr w:type="spellStart"/>
+      <w:r>
+        <w:t>openWorkspaceInNewTab</w:t>
+      </w:r>
+      <w:proofErr w:type="spellEnd"/>
+      <w:r>
+        <w:t>: ha rákattintunk egy workspace-re, hogy megnyissuk, akkor ez az a függvény, ami a jó linkre visz minket, és új oldalon nyitja meg.</w:t>
+      </w:r>
+    </w:p>
+    <w:p>
+      <w:pPr>
+        <w:pStyle w:val="Graphlet-normal"/>
+      </w:pPr>
+      <w:r>
+        <w:t>Az oldalon vannak statikus részek: a felső sávban, de a workspace-ek megjelenítése és elrendezése teljesen dinamikus</w:t>
+      </w:r>
+      <w:r>
+        <w:t>, mert mindegyiknek egyedi azonosítója van</w:t>
+      </w:r>
+      <w:r>
+        <w:t xml:space="preserve">. </w:t>
+      </w:r>
+    </w:p>
+    <w:p>
+      <w:pPr>
+        <w:pStyle w:val="Graphlet-lvl4"/>
+      </w:pPr>
+      <w:proofErr w:type="spellStart"/>
+      <w:r>
+        <w:t>Other</w:t>
+      </w:r>
+      <w:proofErr w:type="spellEnd"/>
+      <w:r>
+        <w:t xml:space="preserve"> </w:t>
+      </w:r>
+      <w:proofErr w:type="spellStart"/>
+      <w:r>
+        <w:t>options</w:t>
+      </w:r>
+      <w:proofErr w:type="spellEnd"/>
+    </w:p>
+    <w:p>
+      <w:pPr>
+        <w:pStyle w:val="Graphlet-normal"/>
+      </w:pPr>
+      <w:r>
+        <w:t xml:space="preserve">Ez a komponens a </w:t>
+      </w:r>
+      <w:proofErr w:type="spellStart"/>
+      <w:r>
+        <w:t>Workspaces</w:t>
+      </w:r>
+      <w:proofErr w:type="spellEnd"/>
+      <w:r>
+        <w:t xml:space="preserve"> oldal jobb felső sarkában foglal helyet, amennyiben meg</w:t>
+      </w:r>
+      <w:r>
+        <w:t>n</w:t>
+      </w:r>
+      <w:r>
+        <w:t>yomjuk a há</w:t>
+      </w:r>
+      <w:r>
+        <w:t>r</w:t>
+      </w:r>
+      <w:r>
+        <w:t>om pontot.</w:t>
+      </w:r>
+      <w:r>
+        <w:t xml:space="preserve"> </w:t>
+      </w:r>
+      <w:r>
+        <w:t xml:space="preserve">Ez egy kicsi felugró ablak, ahonnan elérhetőek egyéb funkciók, például a kijelentkezés. A kijelentkezés gombra kattintva a program eltávolítja a böngészőből az egyedi </w:t>
+      </w:r>
+      <w:proofErr w:type="spellStart"/>
+      <w:r>
+        <w:t>tokent</w:t>
+      </w:r>
+      <w:proofErr w:type="spellEnd"/>
+      <w:r>
+        <w:t xml:space="preserve">, és visszairányít bennünket a bejelentkezés oldalra. </w:t>
       </w:r>
     </w:p>
     <w:p>
@@ -2777,6 +3524,7 @@
           <w:sz w:val="24"/>
           <w:szCs w:val="24"/>
         </w:rPr>
+        <w:lastRenderedPageBreak/>
         <w:br w:type="page"/>
       </w:r>
     </w:p>
@@ -2818,8 +3566,13 @@
       <w:pPr>
         <w:pStyle w:val="Graphlet-normal"/>
       </w:pPr>
-      <w:r>
-        <w:t>normal text</w:t>
+      <w:proofErr w:type="spellStart"/>
+      <w:r>
+        <w:t>normal</w:t>
+      </w:r>
+      <w:proofErr w:type="spellEnd"/>
+      <w:r>
+        <w:t xml:space="preserve"> text</w:t>
       </w:r>
     </w:p>
     <w:p>
@@ -2896,7 +3649,39 @@
         <w:pStyle w:val="Graphlet-normal"/>
       </w:pPr>
       <w:r>
-        <w:t>projekt célja, milyen problémára dott mergoldást, techológia, megoldáaok, sikerült-e, működik-e, követelmények teljesülte-e? tapasztalatok…</w:t>
+        <w:t xml:space="preserve">projekt célja, milyen problémára </w:t>
+      </w:r>
+      <w:proofErr w:type="spellStart"/>
+      <w:r>
+        <w:t>dott</w:t>
+      </w:r>
+      <w:proofErr w:type="spellEnd"/>
+      <w:r>
+        <w:t xml:space="preserve"> </w:t>
+      </w:r>
+      <w:proofErr w:type="spellStart"/>
+      <w:r>
+        <w:t>mergoldást</w:t>
+      </w:r>
+      <w:proofErr w:type="spellEnd"/>
+      <w:r>
+        <w:t xml:space="preserve">, </w:t>
+      </w:r>
+      <w:proofErr w:type="spellStart"/>
+      <w:r>
+        <w:t>techológia</w:t>
+      </w:r>
+      <w:proofErr w:type="spellEnd"/>
+      <w:r>
+        <w:t xml:space="preserve">, </w:t>
+      </w:r>
+      <w:proofErr w:type="spellStart"/>
+      <w:r>
+        <w:t>megoldáaok</w:t>
+      </w:r>
+      <w:proofErr w:type="spellEnd"/>
+      <w:r>
+        <w:t>, sikerült-e, működik-e, követelmények teljesülte-e? tapasztalatok…</w:t>
       </w:r>
     </w:p>
     <w:p>
